--- a/Java_new/Docs/Lab_4.docx
+++ b/Java_new/Docs/Lab_4.docx
@@ -355,7 +355,6 @@
         </w:rPr>
         <w:t>Руководитель: _</w:t>
       </w:r>
-      <w:proofErr w:type="spellStart"/>
       <w:r>
         <w:rPr>
           <w:rFonts w:ascii="Times New Roman" w:hAnsi="Times New Roman" w:cs="Times New Roman"/>
@@ -363,17 +362,7 @@
           <w:szCs w:val="28"/>
           <w:u w:val="single"/>
         </w:rPr>
-        <w:t>Мосева</w:t>
-      </w:r>
-      <w:proofErr w:type="spellEnd"/>
-      <w:r>
-        <w:rPr>
-          <w:rFonts w:ascii="Times New Roman" w:hAnsi="Times New Roman" w:cs="Times New Roman"/>
-          <w:sz w:val="28"/>
-          <w:szCs w:val="28"/>
-          <w:u w:val="single"/>
-        </w:rPr>
-        <w:t xml:space="preserve"> Марина Сергеевна</w:t>
+        <w:t>Мосева Марина Сергеевна</w:t>
       </w:r>
       <w:r>
         <w:rPr>
@@ -524,39 +513,7 @@
           <w:rFonts w:ascii="Times New Roman" w:hAnsi="Times New Roman"/>
           <w:sz w:val="28"/>
         </w:rPr>
-        <w:t xml:space="preserve">Научиться работать с данными в Spring Boot-приложении с использованием Spring Data JPA и </w:t>
-      </w:r>
-      <w:proofErr w:type="spellStart"/>
-      <w:r>
-        <w:rPr>
-          <w:rFonts w:ascii="Times New Roman" w:hAnsi="Times New Roman"/>
-          <w:sz w:val="28"/>
-        </w:rPr>
-        <w:t>Hibernate</w:t>
-      </w:r>
-      <w:proofErr w:type="spellEnd"/>
-      <w:r>
-        <w:rPr>
-          <w:rFonts w:ascii="Times New Roman" w:hAnsi="Times New Roman"/>
-          <w:sz w:val="28"/>
-        </w:rPr>
-        <w:t xml:space="preserve">: подключать приложение к базе данных </w:t>
-      </w:r>
-      <w:proofErr w:type="spellStart"/>
-      <w:r>
-        <w:rPr>
-          <w:rFonts w:ascii="Times New Roman" w:hAnsi="Times New Roman"/>
-          <w:sz w:val="28"/>
-        </w:rPr>
-        <w:t>PostgreSQL</w:t>
-      </w:r>
-      <w:proofErr w:type="spellEnd"/>
-      <w:r>
-        <w:rPr>
-          <w:rFonts w:ascii="Times New Roman" w:hAnsi="Times New Roman"/>
-          <w:sz w:val="28"/>
-        </w:rPr>
-        <w:t>, создавать JPA-сущности и репозитории, реализовывать базовые CRUD-операции, настраивать связи между таблицами, использовать транзакции, валидировать входные данные и обрабатывать ошибки</w:t>
+        <w:t>Научиться работать с данными в Spring Boot-приложении с использованием Spring Data JPA и Hibernate: подключать приложение к базе данных PostgreSQL, создавать JPA-сущности и репозитории, реализовывать базовые CRUD-операции, настраивать связи между таблицами, использовать транзакции, валидировать входные данные и обрабатывать ошибки</w:t>
       </w:r>
       <w:r>
         <w:rPr>
@@ -589,135 +546,7 @@
           <w:rFonts w:ascii="Times New Roman" w:hAnsi="Times New Roman"/>
           <w:sz w:val="28"/>
         </w:rPr>
-        <w:t xml:space="preserve">На основе выполненной лабораторной работы разработайте систему управления уведомлениями с полноценной поддержкой базы данных </w:t>
-      </w:r>
-      <w:proofErr w:type="spellStart"/>
-      <w:r>
-        <w:rPr>
-          <w:rFonts w:ascii="Times New Roman" w:hAnsi="Times New Roman"/>
-          <w:sz w:val="28"/>
-        </w:rPr>
-        <w:t>PostgreSQL</w:t>
-      </w:r>
-      <w:proofErr w:type="spellEnd"/>
-      <w:r>
-        <w:rPr>
-          <w:rFonts w:ascii="Times New Roman" w:hAnsi="Times New Roman"/>
-          <w:sz w:val="28"/>
-        </w:rPr>
-        <w:t xml:space="preserve"> и расширенной бизнес-логикой. Реализуйте сущности User и </w:t>
-      </w:r>
-      <w:proofErr w:type="spellStart"/>
-      <w:r>
-        <w:rPr>
-          <w:rFonts w:ascii="Times New Roman" w:hAnsi="Times New Roman"/>
-          <w:sz w:val="28"/>
-        </w:rPr>
-        <w:t>Notification</w:t>
-      </w:r>
-      <w:proofErr w:type="spellEnd"/>
-      <w:r>
-        <w:rPr>
-          <w:rFonts w:ascii="Times New Roman" w:hAnsi="Times New Roman"/>
-          <w:sz w:val="28"/>
-        </w:rPr>
-        <w:t xml:space="preserve"> с заданными связями (один-ко-многим). Создайте REST API для выполнения CRUD-операций над обеими сущностями. Добавьте кастомные методы поиска в репозиториях с использованием производных имен методов, JPQL и </w:t>
-      </w:r>
-      <w:proofErr w:type="spellStart"/>
-      <w:r>
-        <w:rPr>
-          <w:rFonts w:ascii="Times New Roman" w:hAnsi="Times New Roman"/>
-          <w:sz w:val="28"/>
-        </w:rPr>
-        <w:t>native</w:t>
-      </w:r>
-      <w:proofErr w:type="spellEnd"/>
-      <w:r>
-        <w:rPr>
-          <w:rFonts w:ascii="Times New Roman" w:hAnsi="Times New Roman"/>
-          <w:sz w:val="28"/>
-        </w:rPr>
-        <w:t xml:space="preserve"> SQL. Обеспечьте валидацию входных DTO с помощью аннотаций (@NotBlank, @Email, @Pattern и др.). Реализуйте </w:t>
-      </w:r>
-      <w:proofErr w:type="spellStart"/>
-      <w:r>
-        <w:rPr>
-          <w:rFonts w:ascii="Times New Roman" w:hAnsi="Times New Roman"/>
-          <w:sz w:val="28"/>
-        </w:rPr>
-        <w:t>транзакционность</w:t>
-      </w:r>
-      <w:proofErr w:type="spellEnd"/>
-      <w:r>
-        <w:rPr>
-          <w:rFonts w:ascii="Times New Roman" w:hAnsi="Times New Roman"/>
-          <w:sz w:val="28"/>
-        </w:rPr>
-        <w:t xml:space="preserve"> на уровне сервисов с помощью @Transactional. Дополнительно добавьте логику автоматической установки </w:t>
-      </w:r>
-      <w:proofErr w:type="spellStart"/>
-      <w:r>
-        <w:rPr>
-          <w:rFonts w:ascii="Times New Roman" w:hAnsi="Times New Roman"/>
-          <w:sz w:val="28"/>
-        </w:rPr>
-        <w:t>sentAt</w:t>
-      </w:r>
-      <w:proofErr w:type="spellEnd"/>
-      <w:r>
-        <w:rPr>
-          <w:rFonts w:ascii="Times New Roman" w:hAnsi="Times New Roman"/>
-          <w:sz w:val="28"/>
-        </w:rPr>
-        <w:t xml:space="preserve"> при изменении статуса уведомления на SENT. Убедитесь, что при попытке создать уведомление для несуществующего пользователя возникает корректная ошибка с соответствующим HTTP-статусом. Продемонстрируйте работу всех </w:t>
-      </w:r>
-      <w:proofErr w:type="spellStart"/>
-      <w:r>
-        <w:rPr>
-          <w:rFonts w:ascii="Times New Roman" w:hAnsi="Times New Roman"/>
-          <w:sz w:val="28"/>
-        </w:rPr>
-        <w:t>эндпоинтов</w:t>
-      </w:r>
-      <w:proofErr w:type="spellEnd"/>
-      <w:r>
-        <w:rPr>
-          <w:rFonts w:ascii="Times New Roman" w:hAnsi="Times New Roman"/>
-          <w:sz w:val="28"/>
-        </w:rPr>
-        <w:t xml:space="preserve"> через </w:t>
-      </w:r>
-      <w:proofErr w:type="spellStart"/>
-      <w:r>
-        <w:rPr>
-          <w:rFonts w:ascii="Times New Roman" w:hAnsi="Times New Roman"/>
-          <w:sz w:val="28"/>
-        </w:rPr>
-        <w:t>Postman</w:t>
-      </w:r>
-      <w:proofErr w:type="spellEnd"/>
-      <w:r>
-        <w:rPr>
-          <w:rFonts w:ascii="Times New Roman" w:hAnsi="Times New Roman"/>
-          <w:sz w:val="28"/>
-        </w:rPr>
-        <w:t xml:space="preserve">, а также автоматическое создание таблиц </w:t>
-      </w:r>
-      <w:proofErr w:type="spellStart"/>
-      <w:r>
-        <w:rPr>
-          <w:rFonts w:ascii="Times New Roman" w:hAnsi="Times New Roman"/>
-          <w:sz w:val="28"/>
-        </w:rPr>
-        <w:t>Hibernate</w:t>
-      </w:r>
-      <w:proofErr w:type="spellEnd"/>
-      <w:r>
-        <w:rPr>
-          <w:rFonts w:ascii="Times New Roman" w:hAnsi="Times New Roman"/>
-          <w:sz w:val="28"/>
-        </w:rPr>
-        <w:t>. При добавлении нового поля в сущность или нового метода поиска не требуется изменять существующие контроллеры и сервисы, что демонстрирует соблюдение принципа открытости-закрытости.</w:t>
+        <w:t>На основе выполненной лабораторной работы разработайте систему управления уведомлениями с полноценной поддержкой базы данных PostgreSQL и расширенной бизнес-логикой. Реализуйте сущности User и Notification с заданными связями (один-ко-многим). Создайте REST API для выполнения CRUD-операций над обеими сущностями. Добавьте кастомные методы поиска в репозиториях с использованием производных имен методов, JPQL и native SQL. Обеспечьте валидацию входных DTO с помощью аннотаций (@NotBlank, @Email, @Pattern и др.). Реализуйте транзакционность на уровне сервисов с помощью @Transactional. Дополнительно добавьте логику автоматической установки sentAt при изменении статуса уведомления на SENT. Убедитесь, что при попытке создать уведомление для несуществующего пользователя возникает корректная ошибка с соответствующим HTTP-статусом. Продемонстрируйте работу всех эндпоинтов через Postman, а также автоматическое создание таблиц Hibernate. При добавлении нового поля в сущность или нового метода поиска не требуется изменять существующие контроллеры и сервисы, что демонстрирует соблюдение принципа открытости-закрытости.</w:t>
       </w:r>
     </w:p>
     <w:p>
@@ -735,23 +564,7 @@
         <w:pStyle w:val="ac"/>
       </w:pPr>
       <w:r>
-        <w:t xml:space="preserve">В ходе выполнения лабораторной работы были последовательно реализованы все этапы для изучения работы с данными в Spring Boot с использованием Spring Data JPA, </w:t>
-      </w:r>
-      <w:proofErr w:type="spellStart"/>
-      <w:r>
-        <w:t>Hibernate</w:t>
-      </w:r>
-      <w:proofErr w:type="spellEnd"/>
-      <w:r>
-        <w:t xml:space="preserve"> и </w:t>
-      </w:r>
-      <w:proofErr w:type="spellStart"/>
-      <w:r>
-        <w:t>PostgreSQL</w:t>
-      </w:r>
-      <w:proofErr w:type="spellEnd"/>
-      <w:r>
-        <w:t>.</w:t>
+        <w:t>В ходе выполнения лабораторной работы были последовательно реализованы все этапы для изучения работы с данными в Spring Boot с использованием Spring Data JPA, Hibernate и PostgreSQL.</w:t>
       </w:r>
     </w:p>
     <w:p>
@@ -759,39 +572,7 @@
         <w:pStyle w:val="ac"/>
       </w:pPr>
       <w:r>
-        <w:t xml:space="preserve">Первым шагом была установка и настройка </w:t>
-      </w:r>
-      <w:proofErr w:type="spellStart"/>
-      <w:r>
-        <w:t>PostgreSQL</w:t>
-      </w:r>
-      <w:proofErr w:type="spellEnd"/>
-      <w:r>
-        <w:t xml:space="preserve">. После запуска сервера базы данных через утилиту </w:t>
-      </w:r>
-      <w:proofErr w:type="spellStart"/>
-      <w:r>
-        <w:t>pgAdmin</w:t>
-      </w:r>
-      <w:proofErr w:type="spellEnd"/>
-      <w:r>
-        <w:t xml:space="preserve"> была создана новая база данных с именем spring_lab4_notifications. Для проверки корректности подключения и возможности управления базой данных был использован </w:t>
-      </w:r>
-      <w:proofErr w:type="spellStart"/>
-      <w:r>
-        <w:t>DBeaver</w:t>
-      </w:r>
-      <w:proofErr w:type="spellEnd"/>
-      <w:r>
-        <w:t xml:space="preserve">. На изображении 1 показан успешный запуск и подключение к базе данных </w:t>
-      </w:r>
-      <w:proofErr w:type="spellStart"/>
-      <w:r>
-        <w:t>PostgreSQL</w:t>
-      </w:r>
-      <w:proofErr w:type="spellEnd"/>
-      <w:r>
-        <w:t>. Видно, что сервер базы данных активен, подключение установлено, и база данных готова к приёму соединений от Spring-приложения.</w:t>
+        <w:t>Первым шагом была установка и настройка PostgreSQL. После запуска сервера базы данных через утилиту pgAdmin была создана новая база данных с именем spring_lab4_notifications. Для проверки корректности подключения и возможности управления базой данных был использован DBeaver. На изображении 1 показан успешный запуск и подключение к базе данных PostgreSQL. Видно, что сервер базы данных активен, подключение установлено, и база данных готова к приёму соединений от Spring-приложения.</w:t>
       </w:r>
     </w:p>
     <w:p>
@@ -799,71 +580,7 @@
         <w:pStyle w:val="ac"/>
       </w:pPr>
       <w:r>
-        <w:t xml:space="preserve">После настройки подключения к базе данных и добавления необходимых зависимостей в pom.xml были созданы JPA-сущности User и </w:t>
-      </w:r>
-      <w:proofErr w:type="spellStart"/>
-      <w:r>
-        <w:t>Notification</w:t>
-      </w:r>
-      <w:proofErr w:type="spellEnd"/>
-      <w:r>
-        <w:t xml:space="preserve">. Для связи между ними использованы аннотации </w:t>
-      </w:r>
-      <w:proofErr w:type="spellStart"/>
-      <w:r>
-        <w:t>OneToMany</w:t>
-      </w:r>
-      <w:proofErr w:type="spellEnd"/>
-      <w:r>
-        <w:t xml:space="preserve"> на стороне пользователя и </w:t>
-      </w:r>
-      <w:proofErr w:type="spellStart"/>
-      <w:r>
-        <w:t>ManyToOne</w:t>
-      </w:r>
-      <w:proofErr w:type="spellEnd"/>
-      <w:r>
-        <w:t xml:space="preserve"> на стороне уведомления. При первом запуске приложения </w:t>
-      </w:r>
-      <w:proofErr w:type="spellStart"/>
-      <w:r>
-        <w:t>Hibernate</w:t>
-      </w:r>
-      <w:proofErr w:type="spellEnd"/>
-      <w:r>
-        <w:t xml:space="preserve"> автоматически создал таблицы </w:t>
-      </w:r>
-      <w:proofErr w:type="spellStart"/>
-      <w:r>
-        <w:t>users</w:t>
-      </w:r>
-      <w:proofErr w:type="spellEnd"/>
-      <w:r>
-        <w:t xml:space="preserve"> и </w:t>
-      </w:r>
-      <w:proofErr w:type="spellStart"/>
-      <w:r>
-        <w:t>notifications</w:t>
-      </w:r>
-      <w:proofErr w:type="spellEnd"/>
-      <w:r>
-        <w:t xml:space="preserve"> благодаря настройке </w:t>
-      </w:r>
-      <w:proofErr w:type="spellStart"/>
-      <w:r>
-        <w:t>spring.jpa.hibernate.ddl-auto</w:t>
-      </w:r>
-      <w:proofErr w:type="spellEnd"/>
-      <w:r>
-        <w:t>=</w:t>
-      </w:r>
-      <w:proofErr w:type="spellStart"/>
-      <w:r>
-        <w:t>update</w:t>
-      </w:r>
-      <w:proofErr w:type="spellEnd"/>
-      <w:r>
-        <w:t>. Это позволяет разработчику не писать SQL-скрипты для создания схемы вручную.</w:t>
+        <w:t>После настройки подключения к базе данных и добавления необходимых зависимостей в pom.xml были созданы JPA-сущности User и Notification. Для связи между ними использованы аннотации OneToMany на стороне пользователя и ManyToOne на стороне уведомления. При первом запуске приложения Hibernate автоматически создал таблицы users и notifications благодаря настройке spring.jpa.hibernate.ddl-auto=update. Это позволяет разработчику не писать SQL-скрипты для создания схемы вручную.</w:t>
       </w:r>
     </w:p>
     <w:p>
@@ -960,55 +677,7 @@
           <w:rFonts w:ascii="Times New Roman" w:hAnsi="Times New Roman"/>
           <w:sz w:val="28"/>
         </w:rPr>
-        <w:t xml:space="preserve">Далее был реализован слой репозиториев. Интерфейсы </w:t>
-      </w:r>
-      <w:proofErr w:type="spellStart"/>
-      <w:r>
-        <w:rPr>
-          <w:rFonts w:ascii="Times New Roman" w:hAnsi="Times New Roman"/>
-          <w:sz w:val="28"/>
-        </w:rPr>
-        <w:t>UserRepository</w:t>
-      </w:r>
-      <w:proofErr w:type="spellEnd"/>
-      <w:r>
-        <w:rPr>
-          <w:rFonts w:ascii="Times New Roman" w:hAnsi="Times New Roman"/>
-          <w:sz w:val="28"/>
-        </w:rPr>
-        <w:t xml:space="preserve"> и </w:t>
-      </w:r>
-      <w:proofErr w:type="spellStart"/>
-      <w:r>
-        <w:rPr>
-          <w:rFonts w:ascii="Times New Roman" w:hAnsi="Times New Roman"/>
-          <w:sz w:val="28"/>
-        </w:rPr>
-        <w:t>NotificationRepository</w:t>
-      </w:r>
-      <w:proofErr w:type="spellEnd"/>
-      <w:r>
-        <w:rPr>
-          <w:rFonts w:ascii="Times New Roman" w:hAnsi="Times New Roman"/>
-          <w:sz w:val="28"/>
-        </w:rPr>
-        <w:t xml:space="preserve"> были расширены от </w:t>
-      </w:r>
-      <w:proofErr w:type="spellStart"/>
-      <w:r>
-        <w:rPr>
-          <w:rFonts w:ascii="Times New Roman" w:hAnsi="Times New Roman"/>
-          <w:sz w:val="28"/>
-        </w:rPr>
-        <w:t>JpaRepository</w:t>
-      </w:r>
-      <w:proofErr w:type="spellEnd"/>
-      <w:r>
-        <w:rPr>
-          <w:rFonts w:ascii="Times New Roman" w:hAnsi="Times New Roman"/>
-          <w:sz w:val="28"/>
-        </w:rPr>
-        <w:t xml:space="preserve">, что дало готовую реализацию базовых CRUD-операций без написания кода. После этого был </w:t>
+        <w:t xml:space="preserve">Далее был реализован слой репозиториев. Интерфейсы UserRepository и NotificationRepository были расширены от JpaRepository, что дало готовую реализацию базовых CRUD-операций без написания кода. После этого был </w:t>
       </w:r>
       <w:r>
         <w:rPr>
@@ -1034,103 +703,7 @@
           <w:rFonts w:ascii="Times New Roman" w:hAnsi="Times New Roman"/>
           <w:sz w:val="28"/>
         </w:rPr>
-        <w:t xml:space="preserve">На изображении 2 показано успешное создание нового пользователя через POST-запрос на </w:t>
-      </w:r>
-      <w:proofErr w:type="spellStart"/>
-      <w:r>
-        <w:rPr>
-          <w:rFonts w:ascii="Times New Roman" w:hAnsi="Times New Roman"/>
-          <w:sz w:val="28"/>
-        </w:rPr>
-        <w:t>эндпоинт</w:t>
-      </w:r>
-      <w:proofErr w:type="spellEnd"/>
-      <w:r>
-        <w:rPr>
-          <w:rFonts w:ascii="Times New Roman" w:hAnsi="Times New Roman"/>
-          <w:sz w:val="28"/>
-        </w:rPr>
-        <w:t xml:space="preserve"> </w:t>
-      </w:r>
-      <w:proofErr w:type="spellStart"/>
-      <w:r>
-        <w:rPr>
-          <w:rFonts w:ascii="Times New Roman" w:hAnsi="Times New Roman"/>
-          <w:sz w:val="28"/>
-        </w:rPr>
-        <w:t>users</w:t>
-      </w:r>
-      <w:proofErr w:type="spellEnd"/>
-      <w:r>
-        <w:rPr>
-          <w:rFonts w:ascii="Times New Roman" w:hAnsi="Times New Roman"/>
-          <w:sz w:val="28"/>
-        </w:rPr>
-        <w:t>/</w:t>
-      </w:r>
-      <w:proofErr w:type="spellStart"/>
-      <w:r>
-        <w:rPr>
-          <w:rFonts w:ascii="Times New Roman" w:hAnsi="Times New Roman"/>
-          <w:sz w:val="28"/>
-        </w:rPr>
-        <w:t>add</w:t>
-      </w:r>
-      <w:proofErr w:type="spellEnd"/>
-      <w:r>
-        <w:rPr>
-          <w:rFonts w:ascii="Times New Roman" w:hAnsi="Times New Roman"/>
-          <w:sz w:val="28"/>
-        </w:rPr>
-        <w:t xml:space="preserve">. В теле запроса были переданы имя, </w:t>
-      </w:r>
-      <w:proofErr w:type="spellStart"/>
-      <w:r>
-        <w:rPr>
-          <w:rFonts w:ascii="Times New Roman" w:hAnsi="Times New Roman"/>
-          <w:sz w:val="28"/>
-        </w:rPr>
-        <w:t>email</w:t>
-      </w:r>
-      <w:proofErr w:type="spellEnd"/>
-      <w:r>
-        <w:rPr>
-          <w:rFonts w:ascii="Times New Roman" w:hAnsi="Times New Roman"/>
-          <w:sz w:val="28"/>
-        </w:rPr>
-        <w:t xml:space="preserve">, номер телефона и другие поля. В ответ пришёл созданный объект пользователя с автоматически сгенерированным идентификатором и проставленной датой создания. Это демонстрирует корректную работу метода </w:t>
-      </w:r>
-      <w:proofErr w:type="spellStart"/>
-      <w:r>
-        <w:rPr>
-          <w:rFonts w:ascii="Times New Roman" w:hAnsi="Times New Roman"/>
-          <w:sz w:val="28"/>
-        </w:rPr>
-        <w:t>save</w:t>
-      </w:r>
-      <w:proofErr w:type="spellEnd"/>
-      <w:r>
-        <w:rPr>
-          <w:rFonts w:ascii="Times New Roman" w:hAnsi="Times New Roman"/>
-          <w:sz w:val="28"/>
-        </w:rPr>
-        <w:t xml:space="preserve"> репозитория и автоматическую генерацию идентификатора стратегией </w:t>
-      </w:r>
-      <w:proofErr w:type="spellStart"/>
-      <w:r>
-        <w:rPr>
-          <w:rFonts w:ascii="Times New Roman" w:hAnsi="Times New Roman"/>
-          <w:sz w:val="28"/>
-        </w:rPr>
-        <w:t>GenerationType.IDENTITY</w:t>
-      </w:r>
-      <w:proofErr w:type="spellEnd"/>
-      <w:r>
-        <w:rPr>
-          <w:rFonts w:ascii="Times New Roman" w:hAnsi="Times New Roman"/>
-          <w:sz w:val="28"/>
-        </w:rPr>
-        <w:t>.</w:t>
+        <w:t>На изображении 2 показано успешное создание нового пользователя через POST-запрос на эндпоинт users/add. В теле запроса были переданы имя, email, номер телефона и другие поля. В ответ пришёл созданный объект пользователя с автоматически сгенерированным идентификатором и проставленной датой создания. Это демонстрирует корректную работу метода save репозитория и автоматическую генерацию идентификатора стратегией GenerationType.IDENTITY.</w:t>
       </w:r>
     </w:p>
     <w:p>
@@ -1213,28 +786,7 @@
           <w:rFonts w:ascii="Times New Roman" w:hAnsi="Times New Roman"/>
           <w:sz w:val="28"/>
         </w:rPr>
-        <w:t xml:space="preserve">Изображение </w:t>
-      </w:r>
-      <w:r>
-        <w:rPr>
-          <w:rFonts w:ascii="Times New Roman" w:hAnsi="Times New Roman"/>
-          <w:sz w:val="28"/>
-        </w:rPr>
-        <w:t>2</w:t>
-      </w:r>
-      <w:r>
-        <w:rPr>
-          <w:rFonts w:ascii="Times New Roman" w:hAnsi="Times New Roman"/>
-          <w:sz w:val="28"/>
-        </w:rPr>
-        <w:t xml:space="preserve"> ― успешн</w:t>
-      </w:r>
-      <w:r>
-        <w:rPr>
-          <w:rFonts w:ascii="Times New Roman" w:hAnsi="Times New Roman"/>
-          <w:sz w:val="28"/>
-        </w:rPr>
-        <w:t xml:space="preserve">ое создание нового </w:t>
+        <w:t xml:space="preserve">Изображение 2 ― успешное создание нового </w:t>
       </w:r>
       <w:r>
         <w:rPr>
@@ -1276,71 +828,7 @@
           <w:sz w:val="28"/>
         </w:rPr>
         <w:lastRenderedPageBreak/>
-        <w:t xml:space="preserve">На изображении 3 представлен результат получения списка всех пользователей через GET-запрос на </w:t>
-      </w:r>
-      <w:proofErr w:type="spellStart"/>
-      <w:r>
-        <w:rPr>
-          <w:rFonts w:ascii="Times New Roman" w:hAnsi="Times New Roman"/>
-          <w:sz w:val="28"/>
-        </w:rPr>
-        <w:t>эндпоинт</w:t>
-      </w:r>
-      <w:proofErr w:type="spellEnd"/>
-      <w:r>
-        <w:rPr>
-          <w:rFonts w:ascii="Times New Roman" w:hAnsi="Times New Roman"/>
-          <w:sz w:val="28"/>
-        </w:rPr>
-        <w:t xml:space="preserve"> </w:t>
-      </w:r>
-      <w:proofErr w:type="spellStart"/>
-      <w:r>
-        <w:rPr>
-          <w:rFonts w:ascii="Times New Roman" w:hAnsi="Times New Roman"/>
-          <w:sz w:val="28"/>
-        </w:rPr>
-        <w:t>users</w:t>
-      </w:r>
-      <w:proofErr w:type="spellEnd"/>
-      <w:r>
-        <w:rPr>
-          <w:rFonts w:ascii="Times New Roman" w:hAnsi="Times New Roman"/>
-          <w:sz w:val="28"/>
-        </w:rPr>
-        <w:t>/</w:t>
-      </w:r>
-      <w:proofErr w:type="spellStart"/>
-      <w:r>
-        <w:rPr>
-          <w:rFonts w:ascii="Times New Roman" w:hAnsi="Times New Roman"/>
-          <w:sz w:val="28"/>
-        </w:rPr>
-        <w:t>all</w:t>
-      </w:r>
-      <w:proofErr w:type="spellEnd"/>
-      <w:r>
-        <w:rPr>
-          <w:rFonts w:ascii="Times New Roman" w:hAnsi="Times New Roman"/>
-          <w:sz w:val="28"/>
-        </w:rPr>
-        <w:t xml:space="preserve">. Видно, что сервер возвращает массив всех ранее созданных пользователей в формате JSON. Это подтверждает корректную работу метода </w:t>
-      </w:r>
-      <w:proofErr w:type="spellStart"/>
-      <w:r>
-        <w:rPr>
-          <w:rFonts w:ascii="Times New Roman" w:hAnsi="Times New Roman"/>
-          <w:sz w:val="28"/>
-        </w:rPr>
-        <w:t>findAll</w:t>
-      </w:r>
-      <w:proofErr w:type="spellEnd"/>
-      <w:r>
-        <w:rPr>
-          <w:rFonts w:ascii="Times New Roman" w:hAnsi="Times New Roman"/>
-          <w:sz w:val="28"/>
-        </w:rPr>
-        <w:t xml:space="preserve"> репозитория.</w:t>
+        <w:t>На изображении 3 представлен результат получения списка всех пользователей через GET-запрос на эндпоинт users/all. Видно, что сервер возвращает массив всех ранее созданных пользователей в формате JSON. Это подтверждает корректную работу метода findAll репозитория.</w:t>
       </w:r>
     </w:p>
     <w:p>
@@ -1427,35 +915,7 @@
           <w:rFonts w:ascii="Times New Roman" w:hAnsi="Times New Roman"/>
           <w:sz w:val="28"/>
         </w:rPr>
-        <w:t xml:space="preserve"> ― успешное </w:t>
-      </w:r>
-      <w:r>
-        <w:rPr>
-          <w:rFonts w:ascii="Times New Roman" w:hAnsi="Times New Roman"/>
-          <w:sz w:val="28"/>
-        </w:rPr>
-        <w:t>получение</w:t>
-      </w:r>
-      <w:r>
-        <w:rPr>
-          <w:rFonts w:ascii="Times New Roman" w:hAnsi="Times New Roman"/>
-          <w:sz w:val="28"/>
-        </w:rPr>
-        <w:t xml:space="preserve"> </w:t>
-      </w:r>
-      <w:r>
-        <w:rPr>
-          <w:rFonts w:ascii="Times New Roman" w:hAnsi="Times New Roman"/>
-          <w:sz w:val="28"/>
-        </w:rPr>
-        <w:t>всех</w:t>
-      </w:r>
-      <w:r>
-        <w:rPr>
-          <w:rFonts w:ascii="Times New Roman" w:hAnsi="Times New Roman"/>
-          <w:sz w:val="28"/>
-        </w:rPr>
-        <w:t xml:space="preserve"> </w:t>
+        <w:t xml:space="preserve"> ― успешное получение всех </w:t>
       </w:r>
       <w:r>
         <w:rPr>
@@ -1470,23 +930,7 @@
           <w:rFonts w:ascii="Times New Roman" w:hAnsi="Times New Roman"/>
           <w:sz w:val="28"/>
         </w:rPr>
-        <w:t>-</w:t>
-      </w:r>
-      <w:proofErr w:type="spellStart"/>
-      <w:r>
-        <w:rPr>
-          <w:rFonts w:ascii="Times New Roman" w:hAnsi="Times New Roman"/>
-          <w:sz w:val="28"/>
-        </w:rPr>
-        <w:t>ов</w:t>
-      </w:r>
-      <w:proofErr w:type="spellEnd"/>
-      <w:r>
-        <w:rPr>
-          <w:rFonts w:ascii="Times New Roman" w:hAnsi="Times New Roman"/>
-          <w:sz w:val="28"/>
-        </w:rPr>
-        <w:t xml:space="preserve"> через </w:t>
+        <w:t xml:space="preserve">-ов через </w:t>
       </w:r>
       <w:r>
         <w:rPr>
@@ -1512,71 +956,7 @@
           <w:rFonts w:ascii="Times New Roman" w:hAnsi="Times New Roman"/>
           <w:sz w:val="28"/>
         </w:rPr>
-        <w:t xml:space="preserve">На изображении 4 показано успешное получение конкретного пользователя по его идентификатору через GET-запрос на </w:t>
-      </w:r>
-      <w:proofErr w:type="spellStart"/>
-      <w:r>
-        <w:rPr>
-          <w:rFonts w:ascii="Times New Roman" w:hAnsi="Times New Roman"/>
-          <w:sz w:val="28"/>
-        </w:rPr>
-        <w:t>эндпоинт</w:t>
-      </w:r>
-      <w:proofErr w:type="spellEnd"/>
-      <w:r>
-        <w:rPr>
-          <w:rFonts w:ascii="Times New Roman" w:hAnsi="Times New Roman"/>
-          <w:sz w:val="28"/>
-        </w:rPr>
-        <w:t xml:space="preserve"> </w:t>
-      </w:r>
-      <w:proofErr w:type="spellStart"/>
-      <w:r>
-        <w:rPr>
-          <w:rFonts w:ascii="Times New Roman" w:hAnsi="Times New Roman"/>
-          <w:sz w:val="28"/>
-        </w:rPr>
-        <w:t>users</w:t>
-      </w:r>
-      <w:proofErr w:type="spellEnd"/>
-      <w:r>
-        <w:rPr>
-          <w:rFonts w:ascii="Times New Roman" w:hAnsi="Times New Roman"/>
-          <w:sz w:val="28"/>
-        </w:rPr>
-        <w:t>/</w:t>
-      </w:r>
-      <w:proofErr w:type="spellStart"/>
-      <w:r>
-        <w:rPr>
-          <w:rFonts w:ascii="Times New Roman" w:hAnsi="Times New Roman"/>
-          <w:sz w:val="28"/>
-        </w:rPr>
-        <w:t>id</w:t>
-      </w:r>
-      <w:proofErr w:type="spellEnd"/>
-      <w:r>
-        <w:rPr>
-          <w:rFonts w:ascii="Times New Roman" w:hAnsi="Times New Roman"/>
-          <w:sz w:val="28"/>
-        </w:rPr>
-        <w:t xml:space="preserve">. При передаче существующего идентификатора сервер возвращает полную информацию о пользователе. Если идентификатор не существует, метод </w:t>
-      </w:r>
-      <w:proofErr w:type="spellStart"/>
-      <w:r>
-        <w:rPr>
-          <w:rFonts w:ascii="Times New Roman" w:hAnsi="Times New Roman"/>
-          <w:sz w:val="28"/>
-        </w:rPr>
-        <w:t>orElseThrow</w:t>
-      </w:r>
-      <w:proofErr w:type="spellEnd"/>
-      <w:r>
-        <w:rPr>
-          <w:rFonts w:ascii="Times New Roman" w:hAnsi="Times New Roman"/>
-          <w:sz w:val="28"/>
-        </w:rPr>
-        <w:t xml:space="preserve"> генерирует исключение.</w:t>
+        <w:t>На изображении 4 показано успешное получение конкретного пользователя по его идентификатору через GET-запрос на эндпоинт users/id. При передаче существующего идентификатора сервер возвращает полную информацию о пользователе. Если идентификатор не существует, метод orElseThrow генерирует исключение.</w:t>
       </w:r>
     </w:p>
     <w:p>
@@ -1664,35 +1044,7 @@
           <w:rFonts w:ascii="Times New Roman" w:hAnsi="Times New Roman"/>
           <w:sz w:val="28"/>
         </w:rPr>
-        <w:t xml:space="preserve"> ― успешное </w:t>
-      </w:r>
-      <w:r>
-        <w:rPr>
-          <w:rFonts w:ascii="Times New Roman" w:hAnsi="Times New Roman"/>
-          <w:sz w:val="28"/>
-        </w:rPr>
-        <w:t>получение</w:t>
-      </w:r>
-      <w:r>
-        <w:rPr>
-          <w:rFonts w:ascii="Times New Roman" w:hAnsi="Times New Roman"/>
-          <w:sz w:val="28"/>
-        </w:rPr>
-        <w:t xml:space="preserve"> </w:t>
-      </w:r>
-      <w:r>
-        <w:rPr>
-          <w:rFonts w:ascii="Times New Roman" w:hAnsi="Times New Roman"/>
-          <w:sz w:val="28"/>
-        </w:rPr>
-        <w:t>определённого</w:t>
-      </w:r>
-      <w:r>
-        <w:rPr>
-          <w:rFonts w:ascii="Times New Roman" w:hAnsi="Times New Roman"/>
-          <w:sz w:val="28"/>
-        </w:rPr>
-        <w:t xml:space="preserve"> </w:t>
+        <w:t xml:space="preserve"> ― успешное получение определённого </w:t>
       </w:r>
       <w:r>
         <w:rPr>
@@ -1733,55 +1085,7 @@
           <w:rFonts w:ascii="Times New Roman" w:hAnsi="Times New Roman"/>
           <w:sz w:val="28"/>
         </w:rPr>
-        <w:t xml:space="preserve">На изображении 5 представлен результат удаления пользователя через DELETE-запрос на </w:t>
-      </w:r>
-      <w:proofErr w:type="spellStart"/>
-      <w:r>
-        <w:rPr>
-          <w:rFonts w:ascii="Times New Roman" w:hAnsi="Times New Roman"/>
-          <w:sz w:val="28"/>
-        </w:rPr>
-        <w:t>эндпоинт</w:t>
-      </w:r>
-      <w:proofErr w:type="spellEnd"/>
-      <w:r>
-        <w:rPr>
-          <w:rFonts w:ascii="Times New Roman" w:hAnsi="Times New Roman"/>
-          <w:sz w:val="28"/>
-        </w:rPr>
-        <w:t xml:space="preserve"> </w:t>
-      </w:r>
-      <w:proofErr w:type="spellStart"/>
-      <w:r>
-        <w:rPr>
-          <w:rFonts w:ascii="Times New Roman" w:hAnsi="Times New Roman"/>
-          <w:sz w:val="28"/>
-        </w:rPr>
-        <w:t>users</w:t>
-      </w:r>
-      <w:proofErr w:type="spellEnd"/>
-      <w:r>
-        <w:rPr>
-          <w:rFonts w:ascii="Times New Roman" w:hAnsi="Times New Roman"/>
-          <w:sz w:val="28"/>
-        </w:rPr>
-        <w:t>/</w:t>
-      </w:r>
-      <w:proofErr w:type="spellStart"/>
-      <w:r>
-        <w:rPr>
-          <w:rFonts w:ascii="Times New Roman" w:hAnsi="Times New Roman"/>
-          <w:sz w:val="28"/>
-        </w:rPr>
-        <w:t>id</w:t>
-      </w:r>
-      <w:proofErr w:type="spellEnd"/>
-      <w:r>
-        <w:rPr>
-          <w:rFonts w:ascii="Times New Roman" w:hAnsi="Times New Roman"/>
-          <w:sz w:val="28"/>
-        </w:rPr>
-        <w:t>. Сервер возвращает сообщение об успешном удалении. При повторном запросе этого пользователя возвращается ошибка, что подтверждает фактическое удаление записи из базы данных.</w:t>
+        <w:t>На изображении 5 представлен результат удаления пользователя через DELETE-запрос на эндпоинт users/id. Сервер возвращает сообщение об успешном удалении. При повторном запросе этого пользователя возвращается ошибка, что подтверждает фактическое удаление записи из базы данных.</w:t>
       </w:r>
     </w:p>
     <w:p>
@@ -1868,21 +1172,7 @@
           <w:rFonts w:ascii="Times New Roman" w:hAnsi="Times New Roman"/>
           <w:sz w:val="28"/>
         </w:rPr>
-        <w:t xml:space="preserve"> ― успешное </w:t>
-      </w:r>
-      <w:r>
-        <w:rPr>
-          <w:rFonts w:ascii="Times New Roman" w:hAnsi="Times New Roman"/>
-          <w:sz w:val="28"/>
-        </w:rPr>
-        <w:t>удаление</w:t>
-      </w:r>
-      <w:r>
-        <w:rPr>
-          <w:rFonts w:ascii="Times New Roman" w:hAnsi="Times New Roman"/>
-          <w:sz w:val="28"/>
-        </w:rPr>
-        <w:t xml:space="preserve"> определённого </w:t>
+        <w:t xml:space="preserve"> ― успешное удаление определённого </w:t>
       </w:r>
       <w:r>
         <w:rPr>
@@ -1924,48 +1214,7 @@
           <w:sz w:val="28"/>
         </w:rPr>
         <w:lastRenderedPageBreak/>
-        <w:t xml:space="preserve">На изображении 6 показано успешное добавление пользователя без явного указания поля </w:t>
-      </w:r>
-      <w:proofErr w:type="spellStart"/>
-      <w:r>
-        <w:rPr>
-          <w:rFonts w:ascii="Times New Roman" w:hAnsi="Times New Roman"/>
-          <w:sz w:val="28"/>
-        </w:rPr>
-        <w:t>createdAt</w:t>
-      </w:r>
-      <w:proofErr w:type="spellEnd"/>
-      <w:r>
-        <w:rPr>
-          <w:rFonts w:ascii="Times New Roman" w:hAnsi="Times New Roman"/>
-          <w:sz w:val="28"/>
-        </w:rPr>
-        <w:t xml:space="preserve">. Видно, что сервер автоматически проставил текущую дату и время создания. Это было реализовано в сервисе с помощью </w:t>
-      </w:r>
-      <w:proofErr w:type="spellStart"/>
-      <w:proofErr w:type="gramStart"/>
-      <w:r>
-        <w:rPr>
-          <w:rFonts w:ascii="Times New Roman" w:hAnsi="Times New Roman"/>
-          <w:sz w:val="28"/>
-        </w:rPr>
-        <w:t>LocalDateTime.now</w:t>
-      </w:r>
-      <w:proofErr w:type="spellEnd"/>
-      <w:r>
-        <w:rPr>
-          <w:rFonts w:ascii="Times New Roman" w:hAnsi="Times New Roman"/>
-          <w:sz w:val="28"/>
-        </w:rPr>
-        <w:t>(</w:t>
-      </w:r>
-      <w:proofErr w:type="gramEnd"/>
-      <w:r>
-        <w:rPr>
-          <w:rFonts w:ascii="Times New Roman" w:hAnsi="Times New Roman"/>
-          <w:sz w:val="28"/>
-        </w:rPr>
-        <w:t>) перед сохранением сущности.</w:t>
+        <w:t>На изображении 6 показано успешное добавление пользователя без явного указания поля createdAt. Видно, что сервер автоматически проставил текущую дату и время создания. Это было реализовано в сервисе с помощью LocalDateTime.now() перед сохранением сущности.</w:t>
       </w:r>
     </w:p>
     <w:p>
@@ -2037,35 +1286,7 @@
           <w:rFonts w:ascii="Times New Roman" w:hAnsi="Times New Roman"/>
           <w:sz w:val="28"/>
         </w:rPr>
-        <w:t xml:space="preserve">Изображение </w:t>
-      </w:r>
-      <w:r>
-        <w:rPr>
-          <w:rFonts w:ascii="Times New Roman" w:hAnsi="Times New Roman"/>
-          <w:sz w:val="28"/>
-        </w:rPr>
-        <w:t>6</w:t>
-      </w:r>
-      <w:r>
-        <w:rPr>
-          <w:rFonts w:ascii="Times New Roman" w:hAnsi="Times New Roman"/>
-          <w:sz w:val="28"/>
-        </w:rPr>
-        <w:t xml:space="preserve"> ― успешное </w:t>
-      </w:r>
-      <w:r>
-        <w:rPr>
-          <w:rFonts w:ascii="Times New Roman" w:hAnsi="Times New Roman"/>
-          <w:sz w:val="28"/>
-        </w:rPr>
-        <w:t>добавление</w:t>
-      </w:r>
-      <w:r>
-        <w:rPr>
-          <w:rFonts w:ascii="Times New Roman" w:hAnsi="Times New Roman"/>
-          <w:sz w:val="28"/>
-        </w:rPr>
-        <w:t xml:space="preserve"> </w:t>
+        <w:t xml:space="preserve">Изображение 6 ― успешное добавление </w:t>
       </w:r>
       <w:r>
         <w:rPr>
@@ -2080,16 +1301,8 @@
           <w:rFonts w:ascii="Times New Roman" w:hAnsi="Times New Roman"/>
           <w:sz w:val="28"/>
         </w:rPr>
-        <w:t xml:space="preserve">-а </w:t>
-      </w:r>
-      <w:r>
-        <w:rPr>
-          <w:rFonts w:ascii="Times New Roman" w:hAnsi="Times New Roman"/>
-          <w:sz w:val="28"/>
-        </w:rPr>
-        <w:t xml:space="preserve">без </w:t>
-      </w:r>
-      <w:proofErr w:type="spellStart"/>
+        <w:t xml:space="preserve">-а без </w:t>
+      </w:r>
       <w:r>
         <w:rPr>
           <w:rFonts w:ascii="Times New Roman" w:hAnsi="Times New Roman"/>
@@ -2098,7 +1311,6 @@
         </w:rPr>
         <w:t>createdAt</w:t>
       </w:r>
-      <w:proofErr w:type="spellEnd"/>
     </w:p>
     <w:p>
       <w:pPr>
@@ -2115,55 +1327,7 @@
           <w:rFonts w:ascii="Times New Roman" w:hAnsi="Times New Roman"/>
           <w:sz w:val="28"/>
         </w:rPr>
-        <w:t xml:space="preserve">После завершения работы с пользователями была реализована функциональность для уведомлений. На изображении 7 показано успешное добавление нового уведомления через POST-запрос на </w:t>
-      </w:r>
-      <w:proofErr w:type="spellStart"/>
-      <w:r>
-        <w:rPr>
-          <w:rFonts w:ascii="Times New Roman" w:hAnsi="Times New Roman"/>
-          <w:sz w:val="28"/>
-        </w:rPr>
-        <w:t>эндпоинт</w:t>
-      </w:r>
-      <w:proofErr w:type="spellEnd"/>
-      <w:r>
-        <w:rPr>
-          <w:rFonts w:ascii="Times New Roman" w:hAnsi="Times New Roman"/>
-          <w:sz w:val="28"/>
-        </w:rPr>
-        <w:t xml:space="preserve"> </w:t>
-      </w:r>
-      <w:proofErr w:type="spellStart"/>
-      <w:r>
-        <w:rPr>
-          <w:rFonts w:ascii="Times New Roman" w:hAnsi="Times New Roman"/>
-          <w:sz w:val="28"/>
-        </w:rPr>
-        <w:t>notifications</w:t>
-      </w:r>
-      <w:proofErr w:type="spellEnd"/>
-      <w:r>
-        <w:rPr>
-          <w:rFonts w:ascii="Times New Roman" w:hAnsi="Times New Roman"/>
-          <w:sz w:val="28"/>
-        </w:rPr>
-        <w:t>/</w:t>
-      </w:r>
-      <w:proofErr w:type="spellStart"/>
-      <w:r>
-        <w:rPr>
-          <w:rFonts w:ascii="Times New Roman" w:hAnsi="Times New Roman"/>
-          <w:sz w:val="28"/>
-        </w:rPr>
-        <w:t>add</w:t>
-      </w:r>
-      <w:proofErr w:type="spellEnd"/>
-      <w:r>
-        <w:rPr>
-          <w:rFonts w:ascii="Times New Roman" w:hAnsi="Times New Roman"/>
-          <w:sz w:val="28"/>
-        </w:rPr>
-        <w:t>. В теле запроса передаются заголовок, сообщение, канал доставки и идентификатор получателя. Сервер создаёт уведомление со статусом CREATED и проставляет дату создания.</w:t>
+        <w:t>После завершения работы с пользователями была реализована функциональность для уведомлений. На изображении 7 показано успешное добавление нового уведомления через POST-запрос на эндпоинт notifications/add. В теле запроса передаются заголовок, сообщение, канал доставки и идентификатор получателя. Сервер создаёт уведомление со статусом CREATED и проставляет дату создания.</w:t>
       </w:r>
     </w:p>
     <w:p>
@@ -2251,14 +1415,7 @@
           <w:rFonts w:ascii="Times New Roman" w:hAnsi="Times New Roman"/>
           <w:sz w:val="28"/>
         </w:rPr>
-        <w:t xml:space="preserve"> ― успешное </w:t>
-      </w:r>
-      <w:r>
-        <w:rPr>
-          <w:rFonts w:ascii="Times New Roman" w:hAnsi="Times New Roman"/>
-          <w:sz w:val="28"/>
-        </w:rPr>
-        <w:t>добавление нового уведомления</w:t>
+        <w:t xml:space="preserve"> ― успешное добавление нового уведомления</w:t>
       </w:r>
     </w:p>
     <w:p>
@@ -2276,71 +1433,7 @@
           <w:rFonts w:ascii="Times New Roman" w:hAnsi="Times New Roman"/>
           <w:sz w:val="28"/>
         </w:rPr>
-        <w:t xml:space="preserve">На изображении 8 представлен результат получения всех уведомлений через GET-запрос на </w:t>
-      </w:r>
-      <w:proofErr w:type="spellStart"/>
-      <w:r>
-        <w:rPr>
-          <w:rFonts w:ascii="Times New Roman" w:hAnsi="Times New Roman"/>
-          <w:sz w:val="28"/>
-        </w:rPr>
-        <w:t>эндпоинт</w:t>
-      </w:r>
-      <w:proofErr w:type="spellEnd"/>
-      <w:r>
-        <w:rPr>
-          <w:rFonts w:ascii="Times New Roman" w:hAnsi="Times New Roman"/>
-          <w:sz w:val="28"/>
-        </w:rPr>
-        <w:t xml:space="preserve"> </w:t>
-      </w:r>
-      <w:proofErr w:type="spellStart"/>
-      <w:r>
-        <w:rPr>
-          <w:rFonts w:ascii="Times New Roman" w:hAnsi="Times New Roman"/>
-          <w:sz w:val="28"/>
-        </w:rPr>
-        <w:t>notifications</w:t>
-      </w:r>
-      <w:proofErr w:type="spellEnd"/>
-      <w:r>
-        <w:rPr>
-          <w:rFonts w:ascii="Times New Roman" w:hAnsi="Times New Roman"/>
-          <w:sz w:val="28"/>
-        </w:rPr>
-        <w:t>/</w:t>
-      </w:r>
-      <w:proofErr w:type="spellStart"/>
-      <w:r>
-        <w:rPr>
-          <w:rFonts w:ascii="Times New Roman" w:hAnsi="Times New Roman"/>
-          <w:sz w:val="28"/>
-        </w:rPr>
-        <w:t>all</w:t>
-      </w:r>
-      <w:proofErr w:type="spellEnd"/>
-      <w:r>
-        <w:rPr>
-          <w:rFonts w:ascii="Times New Roman" w:hAnsi="Times New Roman"/>
-          <w:sz w:val="28"/>
-        </w:rPr>
-        <w:t xml:space="preserve">. Возвращается список всех уведомлений с полной информацией, включая идентификатор получателя. Это демонстрирует работу метода </w:t>
-      </w:r>
-      <w:proofErr w:type="spellStart"/>
-      <w:r>
-        <w:rPr>
-          <w:rFonts w:ascii="Times New Roman" w:hAnsi="Times New Roman"/>
-          <w:sz w:val="28"/>
-        </w:rPr>
-        <w:t>findAll</w:t>
-      </w:r>
-      <w:proofErr w:type="spellEnd"/>
-      <w:r>
-        <w:rPr>
-          <w:rFonts w:ascii="Times New Roman" w:hAnsi="Times New Roman"/>
-          <w:sz w:val="28"/>
-        </w:rPr>
-        <w:t xml:space="preserve"> и преобразование сущностей в DTO.</w:t>
+        <w:t>На изображении 8 представлен результат получения всех уведомлений через GET-запрос на эндпоинт notifications/all. Возвращается список всех уведомлений с полной информацией, включая идентификатор получателя. Это демонстрирует работу метода findAll и преобразование сущностей в DTO.</w:t>
       </w:r>
     </w:p>
     <w:p>
@@ -2424,28 +1517,7 @@
           <w:rFonts w:ascii="Times New Roman" w:hAnsi="Times New Roman"/>
           <w:sz w:val="28"/>
         </w:rPr>
-        <w:t xml:space="preserve">Изображение </w:t>
-      </w:r>
-      <w:r>
-        <w:rPr>
-          <w:rFonts w:ascii="Times New Roman" w:hAnsi="Times New Roman"/>
-          <w:sz w:val="28"/>
-        </w:rPr>
-        <w:t>8</w:t>
-      </w:r>
-      <w:r>
-        <w:rPr>
-          <w:rFonts w:ascii="Times New Roman" w:hAnsi="Times New Roman"/>
-          <w:sz w:val="28"/>
-        </w:rPr>
-        <w:t xml:space="preserve"> ― успешное </w:t>
-      </w:r>
-      <w:r>
-        <w:rPr>
-          <w:rFonts w:ascii="Times New Roman" w:hAnsi="Times New Roman"/>
-          <w:sz w:val="28"/>
-        </w:rPr>
-        <w:t>получение всех уведомлений</w:t>
+        <w:t>Изображение 8 ― успешное получение всех уведомлений</w:t>
       </w:r>
     </w:p>
     <w:p>
@@ -2463,71 +1535,7 @@
           <w:rFonts w:ascii="Times New Roman" w:hAnsi="Times New Roman"/>
           <w:sz w:val="28"/>
         </w:rPr>
-        <w:t xml:space="preserve">На изображении 9 показано успешное получение всех уведомлений по статусу через GET-запрос на </w:t>
-      </w:r>
-      <w:proofErr w:type="spellStart"/>
-      <w:r>
-        <w:rPr>
-          <w:rFonts w:ascii="Times New Roman" w:hAnsi="Times New Roman"/>
-          <w:sz w:val="28"/>
-        </w:rPr>
-        <w:t>эндпоинт</w:t>
-      </w:r>
-      <w:proofErr w:type="spellEnd"/>
-      <w:r>
-        <w:rPr>
-          <w:rFonts w:ascii="Times New Roman" w:hAnsi="Times New Roman"/>
-          <w:sz w:val="28"/>
-        </w:rPr>
-        <w:t xml:space="preserve"> </w:t>
-      </w:r>
-      <w:proofErr w:type="spellStart"/>
-      <w:r>
-        <w:rPr>
-          <w:rFonts w:ascii="Times New Roman" w:hAnsi="Times New Roman"/>
-          <w:sz w:val="28"/>
-        </w:rPr>
-        <w:t>notifications</w:t>
-      </w:r>
-      <w:proofErr w:type="spellEnd"/>
-      <w:r>
-        <w:rPr>
-          <w:rFonts w:ascii="Times New Roman" w:hAnsi="Times New Roman"/>
-          <w:sz w:val="28"/>
-        </w:rPr>
-        <w:t>/</w:t>
-      </w:r>
-      <w:proofErr w:type="spellStart"/>
-      <w:r>
-        <w:rPr>
-          <w:rFonts w:ascii="Times New Roman" w:hAnsi="Times New Roman"/>
-          <w:sz w:val="28"/>
-        </w:rPr>
-        <w:t>status</w:t>
-      </w:r>
-      <w:proofErr w:type="spellEnd"/>
-      <w:r>
-        <w:rPr>
-          <w:rFonts w:ascii="Times New Roman" w:hAnsi="Times New Roman"/>
-          <w:sz w:val="28"/>
-        </w:rPr>
-        <w:t xml:space="preserve">/CREATED. Сервер возвращает только те уведомления, которые имеют указанный статус. Этот метод репозитория был реализован через производное имя метода </w:t>
-      </w:r>
-      <w:proofErr w:type="spellStart"/>
-      <w:r>
-        <w:rPr>
-          <w:rFonts w:ascii="Times New Roman" w:hAnsi="Times New Roman"/>
-          <w:sz w:val="28"/>
-        </w:rPr>
-        <w:t>findByStatus</w:t>
-      </w:r>
-      <w:proofErr w:type="spellEnd"/>
-      <w:r>
-        <w:rPr>
-          <w:rFonts w:ascii="Times New Roman" w:hAnsi="Times New Roman"/>
-          <w:sz w:val="28"/>
-        </w:rPr>
-        <w:t>.</w:t>
+        <w:t>На изображении 9 показано успешное получение всех уведомлений по статусу через GET-запрос на эндпоинт notifications/status/CREATED. Сервер возвращает только те уведомления, которые имеют указанный статус. Этот метод репозитория был реализован через производное имя метода findByStatus.</w:t>
       </w:r>
     </w:p>
     <w:p>
@@ -2600,28 +1608,7 @@
           <w:rFonts w:ascii="Times New Roman" w:hAnsi="Times New Roman"/>
           <w:sz w:val="28"/>
         </w:rPr>
-        <w:t xml:space="preserve">Изображение </w:t>
-      </w:r>
-      <w:r>
-        <w:rPr>
-          <w:rFonts w:ascii="Times New Roman" w:hAnsi="Times New Roman"/>
-          <w:sz w:val="28"/>
-        </w:rPr>
-        <w:t>9</w:t>
-      </w:r>
-      <w:r>
-        <w:rPr>
-          <w:rFonts w:ascii="Times New Roman" w:hAnsi="Times New Roman"/>
-          <w:sz w:val="28"/>
-        </w:rPr>
-        <w:t xml:space="preserve"> ― успешное </w:t>
-      </w:r>
-      <w:r>
-        <w:rPr>
-          <w:rFonts w:ascii="Times New Roman" w:hAnsi="Times New Roman"/>
-          <w:sz w:val="28"/>
-        </w:rPr>
-        <w:t xml:space="preserve">получение </w:t>
+        <w:t xml:space="preserve">Изображение 9 ― успешное получение </w:t>
       </w:r>
       <w:r>
         <w:rPr>
@@ -2646,55 +1633,7 @@
           <w:rFonts w:ascii="Times New Roman" w:hAnsi="Times New Roman"/>
           <w:sz w:val="28"/>
         </w:rPr>
-        <w:t xml:space="preserve">В листинге под номером 10 представлен код контроллера уведомлений, в котором повторяющийся код преобразования сущности </w:t>
-      </w:r>
-      <w:proofErr w:type="spellStart"/>
-      <w:r>
-        <w:rPr>
-          <w:rFonts w:ascii="Times New Roman" w:hAnsi="Times New Roman"/>
-          <w:sz w:val="28"/>
-        </w:rPr>
-        <w:t>Notification</w:t>
-      </w:r>
-      <w:proofErr w:type="spellEnd"/>
-      <w:r>
-        <w:rPr>
-          <w:rFonts w:ascii="Times New Roman" w:hAnsi="Times New Roman"/>
-          <w:sz w:val="28"/>
-        </w:rPr>
-        <w:t xml:space="preserve"> в </w:t>
-      </w:r>
-      <w:proofErr w:type="spellStart"/>
-      <w:r>
-        <w:rPr>
-          <w:rFonts w:ascii="Times New Roman" w:hAnsi="Times New Roman"/>
-          <w:sz w:val="28"/>
-        </w:rPr>
-        <w:t>NotificationDto</w:t>
-      </w:r>
-      <w:proofErr w:type="spellEnd"/>
-      <w:r>
-        <w:rPr>
-          <w:rFonts w:ascii="Times New Roman" w:hAnsi="Times New Roman"/>
-          <w:sz w:val="28"/>
-        </w:rPr>
-        <w:t xml:space="preserve"> вынесен в отдельный приватный метод </w:t>
-      </w:r>
-      <w:proofErr w:type="spellStart"/>
-      <w:r>
-        <w:rPr>
-          <w:rFonts w:ascii="Times New Roman" w:hAnsi="Times New Roman"/>
-          <w:sz w:val="28"/>
-        </w:rPr>
-        <w:t>mapToDto</w:t>
-      </w:r>
-      <w:proofErr w:type="spellEnd"/>
-      <w:r>
-        <w:rPr>
-          <w:rFonts w:ascii="Times New Roman" w:hAnsi="Times New Roman"/>
-          <w:sz w:val="28"/>
-        </w:rPr>
-        <w:t>. Это улучшило читаемость кода и устранило дублирование, которое было в первоначальной версии, где преобразование выполнялось в каждом методе контроллера вручную.</w:t>
+        <w:t>В листинге под номером 10 представлен код контроллера уведомлений, в котором повторяющийся код преобразования сущности Notification в NotificationDto вынесен в отдельный приватный метод mapToDto. Это улучшило читаемость кода и устранило дублирование, которое было в первоначальной версии, где преобразование выполнялось в каждом методе контроллера вручную.</w:t>
       </w:r>
     </w:p>
     <w:p>
@@ -2723,9 +1662,8 @@
           <w:szCs w:val="14"/>
           <w:lang w:val="en-US"/>
         </w:rPr>
-        <w:t xml:space="preserve">package </w:t>
-      </w:r>
-      <w:proofErr w:type="spellStart"/>
+        <w:t>package org.example.controller;</w:t>
+      </w:r>
       <w:r>
         <w:rPr>
           <w:rFonts w:ascii="Consolas" w:hAnsi="Consolas"/>
@@ -2733,9 +1671,9 @@
           <w:szCs w:val="14"/>
           <w:lang w:val="en-US"/>
         </w:rPr>
-        <w:t>org.example.controller</w:t>
-      </w:r>
-      <w:proofErr w:type="spellEnd"/>
+        <w:br/>
+        <w:t>import jakarta.validation.Valid;</w:t>
+      </w:r>
       <w:r>
         <w:rPr>
           <w:rFonts w:ascii="Consolas" w:hAnsi="Consolas"/>
@@ -2743,7 +1681,8 @@
           <w:szCs w:val="14"/>
           <w:lang w:val="en-US"/>
         </w:rPr>
-        <w:t>;</w:t>
+        <w:br/>
+        <w:t>import lombok.RequiredArgsConstructor;</w:t>
       </w:r>
       <w:r>
         <w:rPr>
@@ -2753,9 +1692,8 @@
           <w:lang w:val="en-US"/>
         </w:rPr>
         <w:br/>
-        <w:t xml:space="preserve">import </w:t>
-      </w:r>
-      <w:proofErr w:type="spellStart"/>
+        <w:t>import org.example.model.dto.NotificationDto;</w:t>
+      </w:r>
       <w:r>
         <w:rPr>
           <w:rFonts w:ascii="Consolas" w:hAnsi="Consolas"/>
@@ -2763,9 +1701,9 @@
           <w:szCs w:val="14"/>
           <w:lang w:val="en-US"/>
         </w:rPr>
-        <w:t>jakarta.validation.Valid</w:t>
-      </w:r>
-      <w:proofErr w:type="spellEnd"/>
+        <w:br/>
+        <w:t>import org.example.model.entity.Notification;</w:t>
+      </w:r>
       <w:r>
         <w:rPr>
           <w:rFonts w:ascii="Consolas" w:hAnsi="Consolas"/>
@@ -2773,7 +1711,8 @@
           <w:szCs w:val="14"/>
           <w:lang w:val="en-US"/>
         </w:rPr>
-        <w:t>;</w:t>
+        <w:br/>
+        <w:t>import org.example.model.enums.NotificationChannel;</w:t>
       </w:r>
       <w:r>
         <w:rPr>
@@ -2783,9 +1722,8 @@
           <w:lang w:val="en-US"/>
         </w:rPr>
         <w:br/>
-        <w:t xml:space="preserve">import </w:t>
-      </w:r>
-      <w:proofErr w:type="spellStart"/>
+        <w:t>import org.example.model.enums.NotificationStatus;</w:t>
+      </w:r>
       <w:r>
         <w:rPr>
           <w:rFonts w:ascii="Consolas" w:hAnsi="Consolas"/>
@@ -2793,9 +1731,9 @@
           <w:szCs w:val="14"/>
           <w:lang w:val="en-US"/>
         </w:rPr>
-        <w:t>lombok.RequiredArgsConstructor</w:t>
-      </w:r>
-      <w:proofErr w:type="spellEnd"/>
+        <w:br/>
+        <w:t>import org.example.service.NotificationService;</w:t>
+      </w:r>
       <w:r>
         <w:rPr>
           <w:rFonts w:ascii="Consolas" w:hAnsi="Consolas"/>
@@ -2803,7 +1741,8 @@
           <w:szCs w:val="14"/>
           <w:lang w:val="en-US"/>
         </w:rPr>
-        <w:t>;</w:t>
+        <w:br/>
+        <w:t>import org.springframework.web.bind.annotation.*;</w:t>
       </w:r>
       <w:r>
         <w:rPr>
@@ -2813,9 +1752,8 @@
           <w:lang w:val="en-US"/>
         </w:rPr>
         <w:br/>
-        <w:t xml:space="preserve">import </w:t>
-      </w:r>
-      <w:proofErr w:type="spellStart"/>
+        <w:t>import java.util.List;</w:t>
+      </w:r>
       <w:r>
         <w:rPr>
           <w:rFonts w:ascii="Consolas" w:hAnsi="Consolas"/>
@@ -2823,9 +1761,8 @@
           <w:szCs w:val="14"/>
           <w:lang w:val="en-US"/>
         </w:rPr>
-        <w:t>org.example.model.dto.NotificationDto</w:t>
-      </w:r>
-      <w:proofErr w:type="spellEnd"/>
+        <w:br/>
+      </w:r>
       <w:r>
         <w:rPr>
           <w:rFonts w:ascii="Consolas" w:hAnsi="Consolas"/>
@@ -2833,7 +1770,8 @@
           <w:szCs w:val="14"/>
           <w:lang w:val="en-US"/>
         </w:rPr>
-        <w:t>;</w:t>
+        <w:br/>
+        <w:t>@RestController</w:t>
       </w:r>
       <w:r>
         <w:rPr>
@@ -2843,9 +1781,8 @@
           <w:lang w:val="en-US"/>
         </w:rPr>
         <w:br/>
-        <w:t xml:space="preserve">import </w:t>
-      </w:r>
-      <w:proofErr w:type="spellStart"/>
+        <w:t>@RequestMapping("/notifications")</w:t>
+      </w:r>
       <w:r>
         <w:rPr>
           <w:rFonts w:ascii="Consolas" w:hAnsi="Consolas"/>
@@ -2853,9 +1790,9 @@
           <w:szCs w:val="14"/>
           <w:lang w:val="en-US"/>
         </w:rPr>
-        <w:t>org.example.model.entity.Notification</w:t>
-      </w:r>
-      <w:proofErr w:type="spellEnd"/>
+        <w:br/>
+        <w:t>@RequiredArgsConstructor</w:t>
+      </w:r>
       <w:r>
         <w:rPr>
           <w:rFonts w:ascii="Consolas" w:hAnsi="Consolas"/>
@@ -2863,7 +1800,8 @@
           <w:szCs w:val="14"/>
           <w:lang w:val="en-US"/>
         </w:rPr>
-        <w:t>;</w:t>
+        <w:br/>
+        <w:t>public class NotificationController {</w:t>
       </w:r>
       <w:r>
         <w:rPr>
@@ -2873,9 +1811,8 @@
           <w:lang w:val="en-US"/>
         </w:rPr>
         <w:br/>
-        <w:t xml:space="preserve">import </w:t>
-      </w:r>
-      <w:proofErr w:type="spellStart"/>
+        <w:t xml:space="preserve">    private final NotificationService notificationService;</w:t>
+      </w:r>
       <w:r>
         <w:rPr>
           <w:rFonts w:ascii="Consolas" w:hAnsi="Consolas"/>
@@ -2883,9 +1820,8 @@
           <w:szCs w:val="14"/>
           <w:lang w:val="en-US"/>
         </w:rPr>
-        <w:t>org.example.model.enums.NotificationChannel</w:t>
-      </w:r>
-      <w:proofErr w:type="spellEnd"/>
+        <w:br/>
+      </w:r>
       <w:r>
         <w:rPr>
           <w:rFonts w:ascii="Consolas" w:hAnsi="Consolas"/>
@@ -2893,7 +1829,8 @@
           <w:szCs w:val="14"/>
           <w:lang w:val="en-US"/>
         </w:rPr>
-        <w:t>;</w:t>
+        <w:br/>
+        <w:t xml:space="preserve">    @PostMapping("/add")</w:t>
       </w:r>
       <w:r>
         <w:rPr>
@@ -2903,9 +1840,8 @@
           <w:lang w:val="en-US"/>
         </w:rPr>
         <w:br/>
-        <w:t xml:space="preserve">import </w:t>
-      </w:r>
-      <w:proofErr w:type="spellStart"/>
+        <w:t xml:space="preserve">    public NotificationDto createNotification(@RequestBody @Valid</w:t>
+      </w:r>
       <w:r>
         <w:rPr>
           <w:rFonts w:ascii="Consolas" w:hAnsi="Consolas"/>
@@ -2913,9 +1849,8 @@
           <w:szCs w:val="14"/>
           <w:lang w:val="en-US"/>
         </w:rPr>
-        <w:t>org.example.model.enums.NotificationStatus</w:t>
-      </w:r>
-      <w:proofErr w:type="spellEnd"/>
+        <w:br/>
+      </w:r>
       <w:r>
         <w:rPr>
           <w:rFonts w:ascii="Consolas" w:hAnsi="Consolas"/>
@@ -2923,7 +1858,8 @@
           <w:szCs w:val="14"/>
           <w:lang w:val="en-US"/>
         </w:rPr>
-        <w:t>;</w:t>
+        <w:lastRenderedPageBreak/>
+        <w:t xml:space="preserve">                                              NotificationDto request) {</w:t>
       </w:r>
       <w:r>
         <w:rPr>
@@ -2933,9 +1869,8 @@
           <w:lang w:val="en-US"/>
         </w:rPr>
         <w:br/>
-        <w:t xml:space="preserve">import </w:t>
-      </w:r>
-      <w:proofErr w:type="spellStart"/>
+        <w:t xml:space="preserve">        Notification response =</w:t>
+      </w:r>
       <w:r>
         <w:rPr>
           <w:rFonts w:ascii="Consolas" w:hAnsi="Consolas"/>
@@ -2943,9 +1878,9 @@
           <w:szCs w:val="14"/>
           <w:lang w:val="en-US"/>
         </w:rPr>
-        <w:t>org.example.service.NotificationService</w:t>
-      </w:r>
-      <w:proofErr w:type="spellEnd"/>
+        <w:br/>
+        <w:t xml:space="preserve">                notificationService.createNotification(request);</w:t>
+      </w:r>
       <w:r>
         <w:rPr>
           <w:rFonts w:ascii="Consolas" w:hAnsi="Consolas"/>
@@ -2953,7 +1888,8 @@
           <w:szCs w:val="14"/>
           <w:lang w:val="en-US"/>
         </w:rPr>
-        <w:t>;</w:t>
+        <w:br/>
+        <w:t xml:space="preserve">        return mapToDto(response);</w:t>
       </w:r>
       <w:r>
         <w:rPr>
@@ -2963,9 +1899,8 @@
           <w:lang w:val="en-US"/>
         </w:rPr>
         <w:br/>
-        <w:t xml:space="preserve">import </w:t>
-      </w:r>
-      <w:proofErr w:type="spellStart"/>
+        <w:t xml:space="preserve">    }</w:t>
+      </w:r>
       <w:r>
         <w:rPr>
           <w:rFonts w:ascii="Consolas" w:hAnsi="Consolas"/>
@@ -2973,9 +1908,8 @@
           <w:szCs w:val="14"/>
           <w:lang w:val="en-US"/>
         </w:rPr>
-        <w:t>org.springframework.web.bind.annotation</w:t>
-      </w:r>
-      <w:proofErr w:type="spellEnd"/>
+        <w:br/>
+      </w:r>
       <w:r>
         <w:rPr>
           <w:rFonts w:ascii="Consolas" w:hAnsi="Consolas"/>
@@ -2983,7 +1917,8 @@
           <w:szCs w:val="14"/>
           <w:lang w:val="en-US"/>
         </w:rPr>
-        <w:t>.*;</w:t>
+        <w:br/>
+        <w:t xml:space="preserve">    @GetMapping("/all")</w:t>
       </w:r>
       <w:r>
         <w:rPr>
@@ -2993,9 +1928,8 @@
           <w:lang w:val="en-US"/>
         </w:rPr>
         <w:br/>
-        <w:t xml:space="preserve">import </w:t>
-      </w:r>
-      <w:proofErr w:type="spellStart"/>
+        <w:t xml:space="preserve">    public List&lt;NotificationDto&gt; getAllNotifications() {</w:t>
+      </w:r>
       <w:r>
         <w:rPr>
           <w:rFonts w:ascii="Consolas" w:hAnsi="Consolas"/>
@@ -3003,9 +1937,9 @@
           <w:szCs w:val="14"/>
           <w:lang w:val="en-US"/>
         </w:rPr>
-        <w:t>java.util.List</w:t>
-      </w:r>
-      <w:proofErr w:type="spellEnd"/>
+        <w:br/>
+        <w:t xml:space="preserve">        return notificationService.getAllNotifications().stream()</w:t>
+      </w:r>
       <w:r>
         <w:rPr>
           <w:rFonts w:ascii="Consolas" w:hAnsi="Consolas"/>
@@ -3013,7 +1947,8 @@
           <w:szCs w:val="14"/>
           <w:lang w:val="en-US"/>
         </w:rPr>
-        <w:t>;</w:t>
+        <w:br/>
+        <w:t xml:space="preserve">                .map(this::mapToDto)</w:t>
       </w:r>
       <w:r>
         <w:rPr>
@@ -3023,6 +1958,7 @@
           <w:lang w:val="en-US"/>
         </w:rPr>
         <w:br/>
+        <w:t xml:space="preserve">                .toList();</w:t>
       </w:r>
       <w:r>
         <w:rPr>
@@ -3032,7 +1968,7 @@
           <w:lang w:val="en-US"/>
         </w:rPr>
         <w:br/>
-        <w:t>@RestController</w:t>
+        <w:t xml:space="preserve">    }</w:t>
       </w:r>
       <w:r>
         <w:rPr>
@@ -3042,7 +1978,6 @@
           <w:lang w:val="en-US"/>
         </w:rPr>
         <w:br/>
-        <w:t>@RequestMapping("/notifications")</w:t>
       </w:r>
       <w:r>
         <w:rPr>
@@ -3052,7 +1987,7 @@
           <w:lang w:val="en-US"/>
         </w:rPr>
         <w:br/>
-        <w:t>@RequiredArgsConstructor</w:t>
+        <w:t xml:space="preserve">    @GetMapping("/{id}")</w:t>
       </w:r>
       <w:r>
         <w:rPr>
@@ -3062,9 +1997,8 @@
           <w:lang w:val="en-US"/>
         </w:rPr>
         <w:br/>
-        <w:t xml:space="preserve">public class </w:t>
-      </w:r>
-      <w:proofErr w:type="spellStart"/>
+        <w:t xml:space="preserve">    public NotificationDto getNotificationById(@PathVariable Long id) {</w:t>
+      </w:r>
       <w:r>
         <w:rPr>
           <w:rFonts w:ascii="Consolas" w:hAnsi="Consolas"/>
@@ -3072,9 +2006,9 @@
           <w:szCs w:val="14"/>
           <w:lang w:val="en-US"/>
         </w:rPr>
-        <w:t>NotificationController</w:t>
-      </w:r>
-      <w:proofErr w:type="spellEnd"/>
+        <w:br/>
+        <w:t xml:space="preserve">        Notification response = notificationService.getNotificationById(id);</w:t>
+      </w:r>
       <w:r>
         <w:rPr>
           <w:rFonts w:ascii="Consolas" w:hAnsi="Consolas"/>
@@ -3082,7 +2016,8 @@
           <w:szCs w:val="14"/>
           <w:lang w:val="en-US"/>
         </w:rPr>
-        <w:t xml:space="preserve"> {</w:t>
+        <w:br/>
+        <w:t xml:space="preserve">        return mapToDto(response);</w:t>
       </w:r>
       <w:r>
         <w:rPr>
@@ -3092,9 +2027,8 @@
           <w:lang w:val="en-US"/>
         </w:rPr>
         <w:br/>
-        <w:t xml:space="preserve">    private final </w:t>
-      </w:r>
-      <w:proofErr w:type="spellStart"/>
+        <w:t xml:space="preserve">    }</w:t>
+      </w:r>
       <w:r>
         <w:rPr>
           <w:rFonts w:ascii="Consolas" w:hAnsi="Consolas"/>
@@ -3102,9 +2036,8 @@
           <w:szCs w:val="14"/>
           <w:lang w:val="en-US"/>
         </w:rPr>
-        <w:t>NotificationService</w:t>
-      </w:r>
-      <w:proofErr w:type="spellEnd"/>
+        <w:br/>
+      </w:r>
       <w:r>
         <w:rPr>
           <w:rFonts w:ascii="Consolas" w:hAnsi="Consolas"/>
@@ -3112,9 +2045,9 @@
           <w:szCs w:val="14"/>
           <w:lang w:val="en-US"/>
         </w:rPr>
-        <w:t xml:space="preserve"> </w:t>
-      </w:r>
-      <w:proofErr w:type="spellStart"/>
+        <w:br/>
+        <w:t xml:space="preserve">    @PutMapping("/{id}")</w:t>
+      </w:r>
       <w:r>
         <w:rPr>
           <w:rFonts w:ascii="Consolas" w:hAnsi="Consolas"/>
@@ -3122,9 +2055,9 @@
           <w:szCs w:val="14"/>
           <w:lang w:val="en-US"/>
         </w:rPr>
-        <w:t>notificationService</w:t>
-      </w:r>
-      <w:proofErr w:type="spellEnd"/>
+        <w:br/>
+        <w:t xml:space="preserve">    public NotificationDto updateNotification(@PathVariable Long id,</w:t>
+      </w:r>
       <w:r>
         <w:rPr>
           <w:rFonts w:ascii="Consolas" w:hAnsi="Consolas"/>
@@ -3132,7 +2065,8 @@
           <w:szCs w:val="14"/>
           <w:lang w:val="en-US"/>
         </w:rPr>
-        <w:t>;</w:t>
+        <w:br/>
+        <w:t xml:space="preserve">                                              @RequestBody @Valid</w:t>
       </w:r>
       <w:r>
         <w:rPr>
@@ -3142,6 +2076,7 @@
           <w:lang w:val="en-US"/>
         </w:rPr>
         <w:br/>
+        <w:t xml:space="preserve">                                              NotificationDto request) {</w:t>
       </w:r>
       <w:r>
         <w:rPr>
@@ -3151,7 +2086,7 @@
           <w:lang w:val="en-US"/>
         </w:rPr>
         <w:br/>
-        <w:t xml:space="preserve">    @PostMapping("/add")</w:t>
+        <w:t xml:space="preserve">        Notification response = notificationService.updateNotification(id,</w:t>
       </w:r>
       <w:r>
         <w:rPr>
@@ -3161,9 +2096,8 @@
           <w:lang w:val="en-US"/>
         </w:rPr>
         <w:br/>
-        <w:t xml:space="preserve">    public </w:t>
-      </w:r>
-      <w:proofErr w:type="spellStart"/>
+        <w:t xml:space="preserve">                request);</w:t>
+      </w:r>
       <w:r>
         <w:rPr>
           <w:rFonts w:ascii="Consolas" w:hAnsi="Consolas"/>
@@ -3171,9 +2105,9 @@
           <w:szCs w:val="14"/>
           <w:lang w:val="en-US"/>
         </w:rPr>
-        <w:t>NotificationDto</w:t>
-      </w:r>
-      <w:proofErr w:type="spellEnd"/>
+        <w:br/>
+        <w:t xml:space="preserve">        return mapToDto(response);</w:t>
+      </w:r>
       <w:r>
         <w:rPr>
           <w:rFonts w:ascii="Consolas" w:hAnsi="Consolas"/>
@@ -3181,9 +2115,9 @@
           <w:szCs w:val="14"/>
           <w:lang w:val="en-US"/>
         </w:rPr>
-        <w:t xml:space="preserve"> </w:t>
-      </w:r>
-      <w:proofErr w:type="spellStart"/>
+        <w:br/>
+        <w:t xml:space="preserve">    }</w:t>
+      </w:r>
       <w:r>
         <w:rPr>
           <w:rFonts w:ascii="Consolas" w:hAnsi="Consolas"/>
@@ -3191,9 +2125,8 @@
           <w:szCs w:val="14"/>
           <w:lang w:val="en-US"/>
         </w:rPr>
-        <w:t>createNotification</w:t>
-      </w:r>
-      <w:proofErr w:type="spellEnd"/>
+        <w:br/>
+      </w:r>
       <w:r>
         <w:rPr>
           <w:rFonts w:ascii="Consolas" w:hAnsi="Consolas"/>
@@ -3201,7 +2134,8 @@
           <w:szCs w:val="14"/>
           <w:lang w:val="en-US"/>
         </w:rPr>
-        <w:t>(@RequestBody @Valid</w:t>
+        <w:br/>
+        <w:t xml:space="preserve">    @DeleteMapping("/{id}")</w:t>
       </w:r>
       <w:r>
         <w:rPr>
@@ -3211,6 +2145,7 @@
           <w:lang w:val="en-US"/>
         </w:rPr>
         <w:br/>
+        <w:t xml:space="preserve">    public String deleteNotification(@PathVariable Long id) {</w:t>
       </w:r>
       <w:r>
         <w:rPr>
@@ -3219,10 +2154,9 @@
           <w:szCs w:val="14"/>
           <w:lang w:val="en-US"/>
         </w:rPr>
-        <w:lastRenderedPageBreak/>
-        <w:t xml:space="preserve">                                              </w:t>
-      </w:r>
-      <w:proofErr w:type="spellStart"/>
+        <w:br/>
+        <w:t xml:space="preserve">        notificationService.deleteNotification(id);</w:t>
+      </w:r>
       <w:r>
         <w:rPr>
           <w:rFonts w:ascii="Consolas" w:hAnsi="Consolas"/>
@@ -3230,17 +2164,16 @@
           <w:szCs w:val="14"/>
           <w:lang w:val="en-US"/>
         </w:rPr>
-        <w:t>NotificationDto</w:t>
-      </w:r>
-      <w:proofErr w:type="spellEnd"/>
+        <w:br/>
+        <w:t xml:space="preserve">        return "</w:t>
+      </w:r>
       <w:r>
         <w:rPr>
           <w:rFonts w:ascii="Consolas" w:hAnsi="Consolas"/>
           <w:sz w:val="14"/>
           <w:szCs w:val="14"/>
-          <w:lang w:val="en-US"/>
-        </w:rPr>
-        <w:t xml:space="preserve"> request) {</w:t>
+        </w:rPr>
+        <w:t>Уведомление</w:t>
       </w:r>
       <w:r>
         <w:rPr>
@@ -3249,20 +2182,16 @@
           <w:szCs w:val="14"/>
           <w:lang w:val="en-US"/>
         </w:rPr>
-        <w:br/>
-        <w:t xml:space="preserve">        Notification response =</w:t>
+        <w:t xml:space="preserve"> </w:t>
       </w:r>
       <w:r>
         <w:rPr>
           <w:rFonts w:ascii="Consolas" w:hAnsi="Consolas"/>
           <w:sz w:val="14"/>
           <w:szCs w:val="14"/>
-          <w:lang w:val="en-US"/>
-        </w:rPr>
-        <w:br/>
-        <w:t xml:space="preserve">                </w:t>
-      </w:r>
-      <w:proofErr w:type="spellStart"/>
+        </w:rPr>
+        <w:t>удалено</w:t>
+      </w:r>
       <w:r>
         <w:rPr>
           <w:rFonts w:ascii="Consolas" w:hAnsi="Consolas"/>
@@ -3270,9 +2199,8 @@
           <w:szCs w:val="14"/>
           <w:lang w:val="en-US"/>
         </w:rPr>
-        <w:t>notificationService.createNotification</w:t>
-      </w:r>
-      <w:proofErr w:type="spellEnd"/>
+        <w:t>";</w:t>
+      </w:r>
       <w:r>
         <w:rPr>
           <w:rFonts w:ascii="Consolas" w:hAnsi="Consolas"/>
@@ -3280,7 +2208,8 @@
           <w:szCs w:val="14"/>
           <w:lang w:val="en-US"/>
         </w:rPr>
-        <w:t>(request);</w:t>
+        <w:br/>
+        <w:t xml:space="preserve">    }</w:t>
       </w:r>
       <w:r>
         <w:rPr>
@@ -3290,9 +2219,7 @@
           <w:lang w:val="en-US"/>
         </w:rPr>
         <w:br/>
-        <w:t xml:space="preserve">        return </w:t>
-      </w:r>
-      <w:proofErr w:type="spellStart"/>
+      </w:r>
       <w:r>
         <w:rPr>
           <w:rFonts w:ascii="Consolas" w:hAnsi="Consolas"/>
@@ -3300,9 +2227,9 @@
           <w:szCs w:val="14"/>
           <w:lang w:val="en-US"/>
         </w:rPr>
-        <w:t>mapToDto</w:t>
-      </w:r>
-      <w:proofErr w:type="spellEnd"/>
+        <w:br/>
+        <w:t xml:space="preserve">    @GetMapping("/status/{status}")</w:t>
+      </w:r>
       <w:r>
         <w:rPr>
           <w:rFonts w:ascii="Consolas" w:hAnsi="Consolas"/>
@@ -3310,7 +2237,8 @@
           <w:szCs w:val="14"/>
           <w:lang w:val="en-US"/>
         </w:rPr>
-        <w:t>(response);</w:t>
+        <w:br/>
+        <w:t xml:space="preserve">    public List&lt;NotificationDto&gt; getByStatus(@PathVariable</w:t>
       </w:r>
       <w:r>
         <w:rPr>
@@ -3320,7 +2248,7 @@
           <w:lang w:val="en-US"/>
         </w:rPr>
         <w:br/>
-        <w:t xml:space="preserve">    }</w:t>
+        <w:t xml:space="preserve">                                             NotificationStatus status) {</w:t>
       </w:r>
       <w:r>
         <w:rPr>
@@ -3330,6 +2258,7 @@
           <w:lang w:val="en-US"/>
         </w:rPr>
         <w:br/>
+        <w:t xml:space="preserve">        return notificationService.getNotificationsByStatus(status).stream()</w:t>
       </w:r>
       <w:r>
         <w:rPr>
@@ -3339,7 +2268,7 @@
           <w:lang w:val="en-US"/>
         </w:rPr>
         <w:br/>
-        <w:t xml:space="preserve">    @GetMapping("/all")</w:t>
+        <w:t xml:space="preserve">                .map(this::mapToDto)</w:t>
       </w:r>
       <w:r>
         <w:rPr>
@@ -3349,9 +2278,8 @@
           <w:lang w:val="en-US"/>
         </w:rPr>
         <w:br/>
-        <w:t xml:space="preserve">    public List&lt;</w:t>
-      </w:r>
-      <w:proofErr w:type="spellStart"/>
+        <w:t xml:space="preserve">                .toList();</w:t>
+      </w:r>
       <w:r>
         <w:rPr>
           <w:rFonts w:ascii="Consolas" w:hAnsi="Consolas"/>
@@ -3359,9 +2287,9 @@
           <w:szCs w:val="14"/>
           <w:lang w:val="en-US"/>
         </w:rPr>
-        <w:t>NotificationDto</w:t>
-      </w:r>
-      <w:proofErr w:type="spellEnd"/>
+        <w:br/>
+        <w:t xml:space="preserve">    }</w:t>
+      </w:r>
       <w:r>
         <w:rPr>
           <w:rFonts w:ascii="Consolas" w:hAnsi="Consolas"/>
@@ -3369,9 +2297,8 @@
           <w:szCs w:val="14"/>
           <w:lang w:val="en-US"/>
         </w:rPr>
-        <w:t xml:space="preserve">&gt; </w:t>
-      </w:r>
-      <w:proofErr w:type="spellStart"/>
+        <w:br/>
+      </w:r>
       <w:r>
         <w:rPr>
           <w:rFonts w:ascii="Consolas" w:hAnsi="Consolas"/>
@@ -3379,9 +2306,9 @@
           <w:szCs w:val="14"/>
           <w:lang w:val="en-US"/>
         </w:rPr>
-        <w:t>getAllNotifications</w:t>
-      </w:r>
-      <w:proofErr w:type="spellEnd"/>
+        <w:br/>
+        <w:t xml:space="preserve">    @GetMapping("/channel/{channel}")</w:t>
+      </w:r>
       <w:r>
         <w:rPr>
           <w:rFonts w:ascii="Consolas" w:hAnsi="Consolas"/>
@@ -3389,7 +2316,8 @@
           <w:szCs w:val="14"/>
           <w:lang w:val="en-US"/>
         </w:rPr>
-        <w:t>() {</w:t>
+        <w:br/>
+        <w:t xml:space="preserve">    public List&lt;NotificationDto&gt; getByChannel(@PathVariable</w:t>
       </w:r>
       <w:r>
         <w:rPr>
@@ -3399,9 +2327,8 @@
           <w:lang w:val="en-US"/>
         </w:rPr>
         <w:br/>
-        <w:t xml:space="preserve">        return </w:t>
-      </w:r>
-      <w:proofErr w:type="spellStart"/>
+        <w:t xml:space="preserve">                                              NotificationChannel channel) {</w:t>
+      </w:r>
       <w:r>
         <w:rPr>
           <w:rFonts w:ascii="Consolas" w:hAnsi="Consolas"/>
@@ -3409,9 +2336,9 @@
           <w:szCs w:val="14"/>
           <w:lang w:val="en-US"/>
         </w:rPr>
-        <w:t>notificationService.getAllNotifications</w:t>
-      </w:r>
-      <w:proofErr w:type="spellEnd"/>
+        <w:br/>
+        <w:t xml:space="preserve">        return</w:t>
+      </w:r>
       <w:r>
         <w:rPr>
           <w:rFonts w:ascii="Consolas" w:hAnsi="Consolas"/>
@@ -3419,7 +2346,8 @@
           <w:szCs w:val="14"/>
           <w:lang w:val="en-US"/>
         </w:rPr>
-        <w:t>().stream()</w:t>
+        <w:br/>
+        <w:t xml:space="preserve">                notificationService.getNotificationsByChannel(channel).stream()</w:t>
       </w:r>
       <w:r>
         <w:rPr>
@@ -3429,9 +2357,8 @@
           <w:lang w:val="en-US"/>
         </w:rPr>
         <w:br/>
-        <w:t xml:space="preserve">                .map(this::</w:t>
-      </w:r>
-      <w:proofErr w:type="spellStart"/>
+        <w:t xml:space="preserve">                        .map(this::mapToDto)</w:t>
+      </w:r>
       <w:r>
         <w:rPr>
           <w:rFonts w:ascii="Consolas" w:hAnsi="Consolas"/>
@@ -3439,9 +2366,9 @@
           <w:szCs w:val="14"/>
           <w:lang w:val="en-US"/>
         </w:rPr>
-        <w:t>mapToDto</w:t>
-      </w:r>
-      <w:proofErr w:type="spellEnd"/>
+        <w:br/>
+        <w:t xml:space="preserve">                        .toList();</w:t>
+      </w:r>
       <w:r>
         <w:rPr>
           <w:rFonts w:ascii="Consolas" w:hAnsi="Consolas"/>
@@ -3449,7 +2376,8 @@
           <w:szCs w:val="14"/>
           <w:lang w:val="en-US"/>
         </w:rPr>
-        <w:t>)</w:t>
+        <w:br/>
+        <w:t xml:space="preserve">    }</w:t>
       </w:r>
       <w:r>
         <w:rPr>
@@ -3459,9 +2387,7 @@
           <w:lang w:val="en-US"/>
         </w:rPr>
         <w:br/>
-        <w:t xml:space="preserve">                .</w:t>
-      </w:r>
-      <w:proofErr w:type="spellStart"/>
+      </w:r>
       <w:r>
         <w:rPr>
           <w:rFonts w:ascii="Consolas" w:hAnsi="Consolas"/>
@@ -3469,9 +2395,9 @@
           <w:szCs w:val="14"/>
           <w:lang w:val="en-US"/>
         </w:rPr>
-        <w:t>toList</w:t>
-      </w:r>
-      <w:proofErr w:type="spellEnd"/>
+        <w:br/>
+        <w:t xml:space="preserve">    @GetMapping("/recipient/{recipientId}")</w:t>
+      </w:r>
       <w:r>
         <w:rPr>
           <w:rFonts w:ascii="Consolas" w:hAnsi="Consolas"/>
@@ -3479,7 +2405,8 @@
           <w:szCs w:val="14"/>
           <w:lang w:val="en-US"/>
         </w:rPr>
-        <w:t>();</w:t>
+        <w:br/>
+        <w:t xml:space="preserve">    public List&lt;NotificationDto&gt; getByRecipientId(@PathVariable Long</w:t>
       </w:r>
       <w:r>
         <w:rPr>
@@ -3489,7 +2416,7 @@
           <w:lang w:val="en-US"/>
         </w:rPr>
         <w:br/>
-        <w:t xml:space="preserve">    }</w:t>
+        <w:t xml:space="preserve">                                                          recipientId) {</w:t>
       </w:r>
       <w:r>
         <w:rPr>
@@ -3499,6 +2426,7 @@
           <w:lang w:val="en-US"/>
         </w:rPr>
         <w:br/>
+        <w:t xml:space="preserve">        return</w:t>
       </w:r>
       <w:r>
         <w:rPr>
@@ -3508,7 +2436,7 @@
           <w:lang w:val="en-US"/>
         </w:rPr>
         <w:br/>
-        <w:t xml:space="preserve">    @GetMapping("/{id}")</w:t>
+        <w:t xml:space="preserve">                notificationService.getNotificationsByRecipientId(recipientId).stream()</w:t>
       </w:r>
       <w:r>
         <w:rPr>
@@ -3518,9 +2446,8 @@
           <w:lang w:val="en-US"/>
         </w:rPr>
         <w:br/>
-        <w:t xml:space="preserve">    public </w:t>
-      </w:r>
-      <w:proofErr w:type="spellStart"/>
+        <w:t xml:space="preserve">                        .map(this::mapToDto)</w:t>
+      </w:r>
       <w:r>
         <w:rPr>
           <w:rFonts w:ascii="Consolas" w:hAnsi="Consolas"/>
@@ -3528,9 +2455,9 @@
           <w:szCs w:val="14"/>
           <w:lang w:val="en-US"/>
         </w:rPr>
-        <w:t>NotificationDto</w:t>
-      </w:r>
-      <w:proofErr w:type="spellEnd"/>
+        <w:br/>
+        <w:t xml:space="preserve">                        .toList();</w:t>
+      </w:r>
       <w:r>
         <w:rPr>
           <w:rFonts w:ascii="Consolas" w:hAnsi="Consolas"/>
@@ -3538,9 +2465,9 @@
           <w:szCs w:val="14"/>
           <w:lang w:val="en-US"/>
         </w:rPr>
-        <w:t xml:space="preserve"> </w:t>
-      </w:r>
-      <w:proofErr w:type="spellStart"/>
+        <w:br/>
+        <w:t xml:space="preserve">    }</w:t>
+      </w:r>
       <w:r>
         <w:rPr>
           <w:rFonts w:ascii="Consolas" w:hAnsi="Consolas"/>
@@ -3548,9 +2475,8 @@
           <w:szCs w:val="14"/>
           <w:lang w:val="en-US"/>
         </w:rPr>
-        <w:t>getNotificationById</w:t>
-      </w:r>
-      <w:proofErr w:type="spellEnd"/>
+        <w:br/>
+      </w:r>
       <w:r>
         <w:rPr>
           <w:rFonts w:ascii="Consolas" w:hAnsi="Consolas"/>
@@ -3558,7 +2484,8 @@
           <w:szCs w:val="14"/>
           <w:lang w:val="en-US"/>
         </w:rPr>
-        <w:t>(@PathVariable Long id) {</w:t>
+        <w:br/>
+        <w:t xml:space="preserve">    @GetMapping("/statusandchannel/{status}/{channel}")</w:t>
       </w:r>
       <w:r>
         <w:rPr>
@@ -3568,9 +2495,8 @@
           <w:lang w:val="en-US"/>
         </w:rPr>
         <w:br/>
-        <w:t xml:space="preserve">        Notification response = </w:t>
-      </w:r>
-      <w:proofErr w:type="spellStart"/>
+        <w:t xml:space="preserve">    public List&lt;NotificationDto&gt;getByStatusAndChannel(@PathVariable NotificationStatus status,</w:t>
+      </w:r>
       <w:r>
         <w:rPr>
           <w:rFonts w:ascii="Consolas" w:hAnsi="Consolas"/>
@@ -3578,9 +2504,9 @@
           <w:szCs w:val="14"/>
           <w:lang w:val="en-US"/>
         </w:rPr>
-        <w:t>notificationService.getNotificationById</w:t>
-      </w:r>
-      <w:proofErr w:type="spellEnd"/>
+        <w:br/>
+        <w:t xml:space="preserve">                                                      @PathVariable NotificationChannel channel){</w:t>
+      </w:r>
       <w:r>
         <w:rPr>
           <w:rFonts w:ascii="Consolas" w:hAnsi="Consolas"/>
@@ -3588,7 +2514,8 @@
           <w:szCs w:val="14"/>
           <w:lang w:val="en-US"/>
         </w:rPr>
-        <w:t>(id);</w:t>
+        <w:br/>
+        <w:t xml:space="preserve">        return</w:t>
       </w:r>
       <w:r>
         <w:rPr>
@@ -3598,9 +2525,8 @@
           <w:lang w:val="en-US"/>
         </w:rPr>
         <w:br/>
-        <w:t xml:space="preserve">        return </w:t>
-      </w:r>
-      <w:proofErr w:type="spellStart"/>
+        <w:t xml:space="preserve">                notificationService.getNotificationsByStatusAndChannel(status, channel).stream().map(this::mapToDto).toList();</w:t>
+      </w:r>
       <w:r>
         <w:rPr>
           <w:rFonts w:ascii="Consolas" w:hAnsi="Consolas"/>
@@ -3608,9 +2534,8 @@
           <w:szCs w:val="14"/>
           <w:lang w:val="en-US"/>
         </w:rPr>
-        <w:t>mapToDto</w:t>
-      </w:r>
-      <w:proofErr w:type="spellEnd"/>
+        <w:br/>
+      </w:r>
       <w:r>
         <w:rPr>
           <w:rFonts w:ascii="Consolas" w:hAnsi="Consolas"/>
@@ -3618,7 +2543,8 @@
           <w:szCs w:val="14"/>
           <w:lang w:val="en-US"/>
         </w:rPr>
-        <w:t>(response);</w:t>
+        <w:br/>
+        <w:t xml:space="preserve">    }</w:t>
       </w:r>
       <w:r>
         <w:rPr>
@@ -3628,7 +2554,7 @@
           <w:lang w:val="en-US"/>
         </w:rPr>
         <w:br/>
-        <w:t xml:space="preserve">    }</w:t>
+        <w:t xml:space="preserve">    private NotificationDto mapToDto(Notification entity) {</w:t>
       </w:r>
       <w:r>
         <w:rPr>
@@ -3638,6 +2564,7 @@
           <w:lang w:val="en-US"/>
         </w:rPr>
         <w:br/>
+        <w:t xml:space="preserve">        return NotificationDto.builder()</w:t>
       </w:r>
       <w:r>
         <w:rPr>
@@ -3647,7 +2574,7 @@
           <w:lang w:val="en-US"/>
         </w:rPr>
         <w:br/>
-        <w:t xml:space="preserve">    @PutMapping("/{id}")</w:t>
+        <w:t xml:space="preserve">                .title(entity.getTitle())</w:t>
       </w:r>
       <w:r>
         <w:rPr>
@@ -3657,9 +2584,8 @@
           <w:lang w:val="en-US"/>
         </w:rPr>
         <w:br/>
-        <w:t xml:space="preserve">    public </w:t>
-      </w:r>
-      <w:proofErr w:type="spellStart"/>
+        <w:t xml:space="preserve">                .message(entity.getMessage())</w:t>
+      </w:r>
       <w:r>
         <w:rPr>
           <w:rFonts w:ascii="Consolas" w:hAnsi="Consolas"/>
@@ -3667,9 +2593,9 @@
           <w:szCs w:val="14"/>
           <w:lang w:val="en-US"/>
         </w:rPr>
-        <w:t>NotificationDto</w:t>
-      </w:r>
-      <w:proofErr w:type="spellEnd"/>
+        <w:br/>
+        <w:t xml:space="preserve">                .channel(entity.getChannel())</w:t>
+      </w:r>
       <w:r>
         <w:rPr>
           <w:rFonts w:ascii="Consolas" w:hAnsi="Consolas"/>
@@ -3677,9 +2603,9 @@
           <w:szCs w:val="14"/>
           <w:lang w:val="en-US"/>
         </w:rPr>
-        <w:t xml:space="preserve"> </w:t>
-      </w:r>
-      <w:proofErr w:type="spellStart"/>
+        <w:br/>
+        <w:t xml:space="preserve">                .status(entity.getStatus())</w:t>
+      </w:r>
       <w:r>
         <w:rPr>
           <w:rFonts w:ascii="Consolas" w:hAnsi="Consolas"/>
@@ -3687,9 +2613,9 @@
           <w:szCs w:val="14"/>
           <w:lang w:val="en-US"/>
         </w:rPr>
-        <w:t>updateNotification</w:t>
-      </w:r>
-      <w:proofErr w:type="spellEnd"/>
+        <w:br/>
+        <w:t xml:space="preserve">                .createdAt(entity.getCreatedAt())</w:t>
+      </w:r>
       <w:r>
         <w:rPr>
           <w:rFonts w:ascii="Consolas" w:hAnsi="Consolas"/>
@@ -3697,7 +2623,8 @@
           <w:szCs w:val="14"/>
           <w:lang w:val="en-US"/>
         </w:rPr>
-        <w:t>(@PathVariable Long id,</w:t>
+        <w:br/>
+        <w:t xml:space="preserve">                .sentAt(entity.getSentAt())</w:t>
       </w:r>
       <w:r>
         <w:rPr>
@@ -3707,1435 +2634,7 @@
           <w:lang w:val="en-US"/>
         </w:rPr>
         <w:br/>
-        <w:t xml:space="preserve">                                              @RequestBody @Valid</w:t>
-      </w:r>
-      <w:r>
-        <w:rPr>
-          <w:rFonts w:ascii="Consolas" w:hAnsi="Consolas"/>
-          <w:sz w:val="14"/>
-          <w:szCs w:val="14"/>
-          <w:lang w:val="en-US"/>
-        </w:rPr>
-        <w:br/>
-        <w:t xml:space="preserve">                                              </w:t>
-      </w:r>
-      <w:proofErr w:type="spellStart"/>
-      <w:r>
-        <w:rPr>
-          <w:rFonts w:ascii="Consolas" w:hAnsi="Consolas"/>
-          <w:sz w:val="14"/>
-          <w:szCs w:val="14"/>
-          <w:lang w:val="en-US"/>
-        </w:rPr>
-        <w:t>NotificationDto</w:t>
-      </w:r>
-      <w:proofErr w:type="spellEnd"/>
-      <w:r>
-        <w:rPr>
-          <w:rFonts w:ascii="Consolas" w:hAnsi="Consolas"/>
-          <w:sz w:val="14"/>
-          <w:szCs w:val="14"/>
-          <w:lang w:val="en-US"/>
-        </w:rPr>
-        <w:t xml:space="preserve"> request) {</w:t>
-      </w:r>
-      <w:r>
-        <w:rPr>
-          <w:rFonts w:ascii="Consolas" w:hAnsi="Consolas"/>
-          <w:sz w:val="14"/>
-          <w:szCs w:val="14"/>
-          <w:lang w:val="en-US"/>
-        </w:rPr>
-        <w:br/>
-        <w:t xml:space="preserve">        Notification response = </w:t>
-      </w:r>
-      <w:proofErr w:type="spellStart"/>
-      <w:r>
-        <w:rPr>
-          <w:rFonts w:ascii="Consolas" w:hAnsi="Consolas"/>
-          <w:sz w:val="14"/>
-          <w:szCs w:val="14"/>
-          <w:lang w:val="en-US"/>
-        </w:rPr>
-        <w:t>notificationService.updateNotification</w:t>
-      </w:r>
-      <w:proofErr w:type="spellEnd"/>
-      <w:r>
-        <w:rPr>
-          <w:rFonts w:ascii="Consolas" w:hAnsi="Consolas"/>
-          <w:sz w:val="14"/>
-          <w:szCs w:val="14"/>
-          <w:lang w:val="en-US"/>
-        </w:rPr>
-        <w:t>(id,</w:t>
-      </w:r>
-      <w:r>
-        <w:rPr>
-          <w:rFonts w:ascii="Consolas" w:hAnsi="Consolas"/>
-          <w:sz w:val="14"/>
-          <w:szCs w:val="14"/>
-          <w:lang w:val="en-US"/>
-        </w:rPr>
-        <w:br/>
-        <w:t xml:space="preserve">                request);</w:t>
-      </w:r>
-      <w:r>
-        <w:rPr>
-          <w:rFonts w:ascii="Consolas" w:hAnsi="Consolas"/>
-          <w:sz w:val="14"/>
-          <w:szCs w:val="14"/>
-          <w:lang w:val="en-US"/>
-        </w:rPr>
-        <w:br/>
-        <w:t xml:space="preserve">        return </w:t>
-      </w:r>
-      <w:proofErr w:type="spellStart"/>
-      <w:r>
-        <w:rPr>
-          <w:rFonts w:ascii="Consolas" w:hAnsi="Consolas"/>
-          <w:sz w:val="14"/>
-          <w:szCs w:val="14"/>
-          <w:lang w:val="en-US"/>
-        </w:rPr>
-        <w:t>mapToDto</w:t>
-      </w:r>
-      <w:proofErr w:type="spellEnd"/>
-      <w:r>
-        <w:rPr>
-          <w:rFonts w:ascii="Consolas" w:hAnsi="Consolas"/>
-          <w:sz w:val="14"/>
-          <w:szCs w:val="14"/>
-          <w:lang w:val="en-US"/>
-        </w:rPr>
-        <w:t>(response);</w:t>
-      </w:r>
-      <w:r>
-        <w:rPr>
-          <w:rFonts w:ascii="Consolas" w:hAnsi="Consolas"/>
-          <w:sz w:val="14"/>
-          <w:szCs w:val="14"/>
-          <w:lang w:val="en-US"/>
-        </w:rPr>
-        <w:br/>
-        <w:t xml:space="preserve">    }</w:t>
-      </w:r>
-      <w:r>
-        <w:rPr>
-          <w:rFonts w:ascii="Consolas" w:hAnsi="Consolas"/>
-          <w:sz w:val="14"/>
-          <w:szCs w:val="14"/>
-          <w:lang w:val="en-US"/>
-        </w:rPr>
-        <w:br/>
-      </w:r>
-      <w:r>
-        <w:rPr>
-          <w:rFonts w:ascii="Consolas" w:hAnsi="Consolas"/>
-          <w:sz w:val="14"/>
-          <w:szCs w:val="14"/>
-          <w:lang w:val="en-US"/>
-        </w:rPr>
-        <w:br/>
-        <w:t xml:space="preserve">    @DeleteMapping("/{id}")</w:t>
-      </w:r>
-      <w:r>
-        <w:rPr>
-          <w:rFonts w:ascii="Consolas" w:hAnsi="Consolas"/>
-          <w:sz w:val="14"/>
-          <w:szCs w:val="14"/>
-          <w:lang w:val="en-US"/>
-        </w:rPr>
-        <w:br/>
-        <w:t xml:space="preserve">    public String </w:t>
-      </w:r>
-      <w:proofErr w:type="spellStart"/>
-      <w:r>
-        <w:rPr>
-          <w:rFonts w:ascii="Consolas" w:hAnsi="Consolas"/>
-          <w:sz w:val="14"/>
-          <w:szCs w:val="14"/>
-          <w:lang w:val="en-US"/>
-        </w:rPr>
-        <w:t>deleteNotification</w:t>
-      </w:r>
-      <w:proofErr w:type="spellEnd"/>
-      <w:r>
-        <w:rPr>
-          <w:rFonts w:ascii="Consolas" w:hAnsi="Consolas"/>
-          <w:sz w:val="14"/>
-          <w:szCs w:val="14"/>
-          <w:lang w:val="en-US"/>
-        </w:rPr>
-        <w:t>(@PathVariable Long id) {</w:t>
-      </w:r>
-      <w:r>
-        <w:rPr>
-          <w:rFonts w:ascii="Consolas" w:hAnsi="Consolas"/>
-          <w:sz w:val="14"/>
-          <w:szCs w:val="14"/>
-          <w:lang w:val="en-US"/>
-        </w:rPr>
-        <w:br/>
-        <w:t xml:space="preserve">        </w:t>
-      </w:r>
-      <w:proofErr w:type="spellStart"/>
-      <w:r>
-        <w:rPr>
-          <w:rFonts w:ascii="Consolas" w:hAnsi="Consolas"/>
-          <w:sz w:val="14"/>
-          <w:szCs w:val="14"/>
-          <w:lang w:val="en-US"/>
-        </w:rPr>
-        <w:t>notificationService.deleteNotification</w:t>
-      </w:r>
-      <w:proofErr w:type="spellEnd"/>
-      <w:r>
-        <w:rPr>
-          <w:rFonts w:ascii="Consolas" w:hAnsi="Consolas"/>
-          <w:sz w:val="14"/>
-          <w:szCs w:val="14"/>
-          <w:lang w:val="en-US"/>
-        </w:rPr>
-        <w:t>(id);</w:t>
-      </w:r>
-      <w:r>
-        <w:rPr>
-          <w:rFonts w:ascii="Consolas" w:hAnsi="Consolas"/>
-          <w:sz w:val="14"/>
-          <w:szCs w:val="14"/>
-          <w:lang w:val="en-US"/>
-        </w:rPr>
-        <w:br/>
-        <w:t xml:space="preserve">        return "</w:t>
-      </w:r>
-      <w:r>
-        <w:rPr>
-          <w:rFonts w:ascii="Consolas" w:hAnsi="Consolas"/>
-          <w:sz w:val="14"/>
-          <w:szCs w:val="14"/>
-        </w:rPr>
-        <w:t>Уведомление</w:t>
-      </w:r>
-      <w:r>
-        <w:rPr>
-          <w:rFonts w:ascii="Consolas" w:hAnsi="Consolas"/>
-          <w:sz w:val="14"/>
-          <w:szCs w:val="14"/>
-          <w:lang w:val="en-US"/>
-        </w:rPr>
-        <w:t xml:space="preserve"> </w:t>
-      </w:r>
-      <w:r>
-        <w:rPr>
-          <w:rFonts w:ascii="Consolas" w:hAnsi="Consolas"/>
-          <w:sz w:val="14"/>
-          <w:szCs w:val="14"/>
-        </w:rPr>
-        <w:t>удалено</w:t>
-      </w:r>
-      <w:r>
-        <w:rPr>
-          <w:rFonts w:ascii="Consolas" w:hAnsi="Consolas"/>
-          <w:sz w:val="14"/>
-          <w:szCs w:val="14"/>
-          <w:lang w:val="en-US"/>
-        </w:rPr>
-        <w:t>";</w:t>
-      </w:r>
-      <w:r>
-        <w:rPr>
-          <w:rFonts w:ascii="Consolas" w:hAnsi="Consolas"/>
-          <w:sz w:val="14"/>
-          <w:szCs w:val="14"/>
-          <w:lang w:val="en-US"/>
-        </w:rPr>
-        <w:br/>
-        <w:t xml:space="preserve">    }</w:t>
-      </w:r>
-      <w:r>
-        <w:rPr>
-          <w:rFonts w:ascii="Consolas" w:hAnsi="Consolas"/>
-          <w:sz w:val="14"/>
-          <w:szCs w:val="14"/>
-          <w:lang w:val="en-US"/>
-        </w:rPr>
-        <w:br/>
-      </w:r>
-      <w:r>
-        <w:rPr>
-          <w:rFonts w:ascii="Consolas" w:hAnsi="Consolas"/>
-          <w:sz w:val="14"/>
-          <w:szCs w:val="14"/>
-          <w:lang w:val="en-US"/>
-        </w:rPr>
-        <w:br/>
-        <w:t xml:space="preserve">    @GetMapping("/status/{status}")</w:t>
-      </w:r>
-      <w:r>
-        <w:rPr>
-          <w:rFonts w:ascii="Consolas" w:hAnsi="Consolas"/>
-          <w:sz w:val="14"/>
-          <w:szCs w:val="14"/>
-          <w:lang w:val="en-US"/>
-        </w:rPr>
-        <w:br/>
-        <w:t xml:space="preserve">    public List&lt;</w:t>
-      </w:r>
-      <w:proofErr w:type="spellStart"/>
-      <w:r>
-        <w:rPr>
-          <w:rFonts w:ascii="Consolas" w:hAnsi="Consolas"/>
-          <w:sz w:val="14"/>
-          <w:szCs w:val="14"/>
-          <w:lang w:val="en-US"/>
-        </w:rPr>
-        <w:t>NotificationDto</w:t>
-      </w:r>
-      <w:proofErr w:type="spellEnd"/>
-      <w:r>
-        <w:rPr>
-          <w:rFonts w:ascii="Consolas" w:hAnsi="Consolas"/>
-          <w:sz w:val="14"/>
-          <w:szCs w:val="14"/>
-          <w:lang w:val="en-US"/>
-        </w:rPr>
-        <w:t xml:space="preserve">&gt; </w:t>
-      </w:r>
-      <w:proofErr w:type="spellStart"/>
-      <w:r>
-        <w:rPr>
-          <w:rFonts w:ascii="Consolas" w:hAnsi="Consolas"/>
-          <w:sz w:val="14"/>
-          <w:szCs w:val="14"/>
-          <w:lang w:val="en-US"/>
-        </w:rPr>
-        <w:t>getByStatus</w:t>
-      </w:r>
-      <w:proofErr w:type="spellEnd"/>
-      <w:r>
-        <w:rPr>
-          <w:rFonts w:ascii="Consolas" w:hAnsi="Consolas"/>
-          <w:sz w:val="14"/>
-          <w:szCs w:val="14"/>
-          <w:lang w:val="en-US"/>
-        </w:rPr>
-        <w:t>(@PathVariable</w:t>
-      </w:r>
-      <w:r>
-        <w:rPr>
-          <w:rFonts w:ascii="Consolas" w:hAnsi="Consolas"/>
-          <w:sz w:val="14"/>
-          <w:szCs w:val="14"/>
-          <w:lang w:val="en-US"/>
-        </w:rPr>
-        <w:br/>
-        <w:t xml:space="preserve">                                             </w:t>
-      </w:r>
-      <w:proofErr w:type="spellStart"/>
-      <w:r>
-        <w:rPr>
-          <w:rFonts w:ascii="Consolas" w:hAnsi="Consolas"/>
-          <w:sz w:val="14"/>
-          <w:szCs w:val="14"/>
-          <w:lang w:val="en-US"/>
-        </w:rPr>
-        <w:t>NotificationStatus</w:t>
-      </w:r>
-      <w:proofErr w:type="spellEnd"/>
-      <w:r>
-        <w:rPr>
-          <w:rFonts w:ascii="Consolas" w:hAnsi="Consolas"/>
-          <w:sz w:val="14"/>
-          <w:szCs w:val="14"/>
-          <w:lang w:val="en-US"/>
-        </w:rPr>
-        <w:t xml:space="preserve"> status) {</w:t>
-      </w:r>
-      <w:r>
-        <w:rPr>
-          <w:rFonts w:ascii="Consolas" w:hAnsi="Consolas"/>
-          <w:sz w:val="14"/>
-          <w:szCs w:val="14"/>
-          <w:lang w:val="en-US"/>
-        </w:rPr>
-        <w:br/>
-        <w:t xml:space="preserve">        return </w:t>
-      </w:r>
-      <w:proofErr w:type="spellStart"/>
-      <w:r>
-        <w:rPr>
-          <w:rFonts w:ascii="Consolas" w:hAnsi="Consolas"/>
-          <w:sz w:val="14"/>
-          <w:szCs w:val="14"/>
-          <w:lang w:val="en-US"/>
-        </w:rPr>
-        <w:t>notificationService.getNotificationsByStatus</w:t>
-      </w:r>
-      <w:proofErr w:type="spellEnd"/>
-      <w:r>
-        <w:rPr>
-          <w:rFonts w:ascii="Consolas" w:hAnsi="Consolas"/>
-          <w:sz w:val="14"/>
-          <w:szCs w:val="14"/>
-          <w:lang w:val="en-US"/>
-        </w:rPr>
-        <w:t>(status).stream()</w:t>
-      </w:r>
-      <w:r>
-        <w:rPr>
-          <w:rFonts w:ascii="Consolas" w:hAnsi="Consolas"/>
-          <w:sz w:val="14"/>
-          <w:szCs w:val="14"/>
-          <w:lang w:val="en-US"/>
-        </w:rPr>
-        <w:br/>
-        <w:t xml:space="preserve">                .map(this::</w:t>
-      </w:r>
-      <w:proofErr w:type="spellStart"/>
-      <w:r>
-        <w:rPr>
-          <w:rFonts w:ascii="Consolas" w:hAnsi="Consolas"/>
-          <w:sz w:val="14"/>
-          <w:szCs w:val="14"/>
-          <w:lang w:val="en-US"/>
-        </w:rPr>
-        <w:t>mapToDto</w:t>
-      </w:r>
-      <w:proofErr w:type="spellEnd"/>
-      <w:r>
-        <w:rPr>
-          <w:rFonts w:ascii="Consolas" w:hAnsi="Consolas"/>
-          <w:sz w:val="14"/>
-          <w:szCs w:val="14"/>
-          <w:lang w:val="en-US"/>
-        </w:rPr>
-        <w:t>)</w:t>
-      </w:r>
-      <w:r>
-        <w:rPr>
-          <w:rFonts w:ascii="Consolas" w:hAnsi="Consolas"/>
-          <w:sz w:val="14"/>
-          <w:szCs w:val="14"/>
-          <w:lang w:val="en-US"/>
-        </w:rPr>
-        <w:br/>
-        <w:t xml:space="preserve">                .</w:t>
-      </w:r>
-      <w:proofErr w:type="spellStart"/>
-      <w:r>
-        <w:rPr>
-          <w:rFonts w:ascii="Consolas" w:hAnsi="Consolas"/>
-          <w:sz w:val="14"/>
-          <w:szCs w:val="14"/>
-          <w:lang w:val="en-US"/>
-        </w:rPr>
-        <w:t>toList</w:t>
-      </w:r>
-      <w:proofErr w:type="spellEnd"/>
-      <w:r>
-        <w:rPr>
-          <w:rFonts w:ascii="Consolas" w:hAnsi="Consolas"/>
-          <w:sz w:val="14"/>
-          <w:szCs w:val="14"/>
-          <w:lang w:val="en-US"/>
-        </w:rPr>
-        <w:t>();</w:t>
-      </w:r>
-      <w:r>
-        <w:rPr>
-          <w:rFonts w:ascii="Consolas" w:hAnsi="Consolas"/>
-          <w:sz w:val="14"/>
-          <w:szCs w:val="14"/>
-          <w:lang w:val="en-US"/>
-        </w:rPr>
-        <w:br/>
-        <w:t xml:space="preserve">    }</w:t>
-      </w:r>
-      <w:r>
-        <w:rPr>
-          <w:rFonts w:ascii="Consolas" w:hAnsi="Consolas"/>
-          <w:sz w:val="14"/>
-          <w:szCs w:val="14"/>
-          <w:lang w:val="en-US"/>
-        </w:rPr>
-        <w:br/>
-      </w:r>
-      <w:r>
-        <w:rPr>
-          <w:rFonts w:ascii="Consolas" w:hAnsi="Consolas"/>
-          <w:sz w:val="14"/>
-          <w:szCs w:val="14"/>
-          <w:lang w:val="en-US"/>
-        </w:rPr>
-        <w:br/>
-        <w:t xml:space="preserve">    @GetMapping("/channel/{channel}")</w:t>
-      </w:r>
-      <w:r>
-        <w:rPr>
-          <w:rFonts w:ascii="Consolas" w:hAnsi="Consolas"/>
-          <w:sz w:val="14"/>
-          <w:szCs w:val="14"/>
-          <w:lang w:val="en-US"/>
-        </w:rPr>
-        <w:br/>
-        <w:t xml:space="preserve">    public List&lt;</w:t>
-      </w:r>
-      <w:proofErr w:type="spellStart"/>
-      <w:r>
-        <w:rPr>
-          <w:rFonts w:ascii="Consolas" w:hAnsi="Consolas"/>
-          <w:sz w:val="14"/>
-          <w:szCs w:val="14"/>
-          <w:lang w:val="en-US"/>
-        </w:rPr>
-        <w:t>NotificationDto</w:t>
-      </w:r>
-      <w:proofErr w:type="spellEnd"/>
-      <w:r>
-        <w:rPr>
-          <w:rFonts w:ascii="Consolas" w:hAnsi="Consolas"/>
-          <w:sz w:val="14"/>
-          <w:szCs w:val="14"/>
-          <w:lang w:val="en-US"/>
-        </w:rPr>
-        <w:t xml:space="preserve">&gt; </w:t>
-      </w:r>
-      <w:proofErr w:type="spellStart"/>
-      <w:r>
-        <w:rPr>
-          <w:rFonts w:ascii="Consolas" w:hAnsi="Consolas"/>
-          <w:sz w:val="14"/>
-          <w:szCs w:val="14"/>
-          <w:lang w:val="en-US"/>
-        </w:rPr>
-        <w:t>getByChannel</w:t>
-      </w:r>
-      <w:proofErr w:type="spellEnd"/>
-      <w:r>
-        <w:rPr>
-          <w:rFonts w:ascii="Consolas" w:hAnsi="Consolas"/>
-          <w:sz w:val="14"/>
-          <w:szCs w:val="14"/>
-          <w:lang w:val="en-US"/>
-        </w:rPr>
-        <w:t>(@PathVariable</w:t>
-      </w:r>
-      <w:r>
-        <w:rPr>
-          <w:rFonts w:ascii="Consolas" w:hAnsi="Consolas"/>
-          <w:sz w:val="14"/>
-          <w:szCs w:val="14"/>
-          <w:lang w:val="en-US"/>
-        </w:rPr>
-        <w:br/>
-        <w:t xml:space="preserve">                                              </w:t>
-      </w:r>
-      <w:proofErr w:type="spellStart"/>
-      <w:r>
-        <w:rPr>
-          <w:rFonts w:ascii="Consolas" w:hAnsi="Consolas"/>
-          <w:sz w:val="14"/>
-          <w:szCs w:val="14"/>
-          <w:lang w:val="en-US"/>
-        </w:rPr>
-        <w:t>NotificationChannel</w:t>
-      </w:r>
-      <w:proofErr w:type="spellEnd"/>
-      <w:r>
-        <w:rPr>
-          <w:rFonts w:ascii="Consolas" w:hAnsi="Consolas"/>
-          <w:sz w:val="14"/>
-          <w:szCs w:val="14"/>
-          <w:lang w:val="en-US"/>
-        </w:rPr>
-        <w:t xml:space="preserve"> channel) {</w:t>
-      </w:r>
-      <w:r>
-        <w:rPr>
-          <w:rFonts w:ascii="Consolas" w:hAnsi="Consolas"/>
-          <w:sz w:val="14"/>
-          <w:szCs w:val="14"/>
-          <w:lang w:val="en-US"/>
-        </w:rPr>
-        <w:br/>
-        <w:t xml:space="preserve">        return</w:t>
-      </w:r>
-      <w:r>
-        <w:rPr>
-          <w:rFonts w:ascii="Consolas" w:hAnsi="Consolas"/>
-          <w:sz w:val="14"/>
-          <w:szCs w:val="14"/>
-          <w:lang w:val="en-US"/>
-        </w:rPr>
-        <w:br/>
-        <w:t xml:space="preserve">                </w:t>
-      </w:r>
-      <w:proofErr w:type="spellStart"/>
-      <w:r>
-        <w:rPr>
-          <w:rFonts w:ascii="Consolas" w:hAnsi="Consolas"/>
-          <w:sz w:val="14"/>
-          <w:szCs w:val="14"/>
-          <w:lang w:val="en-US"/>
-        </w:rPr>
-        <w:t>notificationService.getNotificationsByChannel</w:t>
-      </w:r>
-      <w:proofErr w:type="spellEnd"/>
-      <w:r>
-        <w:rPr>
-          <w:rFonts w:ascii="Consolas" w:hAnsi="Consolas"/>
-          <w:sz w:val="14"/>
-          <w:szCs w:val="14"/>
-          <w:lang w:val="en-US"/>
-        </w:rPr>
-        <w:t>(channel).stream()</w:t>
-      </w:r>
-      <w:r>
-        <w:rPr>
-          <w:rFonts w:ascii="Consolas" w:hAnsi="Consolas"/>
-          <w:sz w:val="14"/>
-          <w:szCs w:val="14"/>
-          <w:lang w:val="en-US"/>
-        </w:rPr>
-        <w:br/>
-        <w:t xml:space="preserve">                        .map(this::</w:t>
-      </w:r>
-      <w:proofErr w:type="spellStart"/>
-      <w:r>
-        <w:rPr>
-          <w:rFonts w:ascii="Consolas" w:hAnsi="Consolas"/>
-          <w:sz w:val="14"/>
-          <w:szCs w:val="14"/>
-          <w:lang w:val="en-US"/>
-        </w:rPr>
-        <w:t>mapToDto</w:t>
-      </w:r>
-      <w:proofErr w:type="spellEnd"/>
-      <w:r>
-        <w:rPr>
-          <w:rFonts w:ascii="Consolas" w:hAnsi="Consolas"/>
-          <w:sz w:val="14"/>
-          <w:szCs w:val="14"/>
-          <w:lang w:val="en-US"/>
-        </w:rPr>
-        <w:t>)</w:t>
-      </w:r>
-      <w:r>
-        <w:rPr>
-          <w:rFonts w:ascii="Consolas" w:hAnsi="Consolas"/>
-          <w:sz w:val="14"/>
-          <w:szCs w:val="14"/>
-          <w:lang w:val="en-US"/>
-        </w:rPr>
-        <w:br/>
-        <w:t xml:space="preserve">                        .</w:t>
-      </w:r>
-      <w:proofErr w:type="spellStart"/>
-      <w:r>
-        <w:rPr>
-          <w:rFonts w:ascii="Consolas" w:hAnsi="Consolas"/>
-          <w:sz w:val="14"/>
-          <w:szCs w:val="14"/>
-          <w:lang w:val="en-US"/>
-        </w:rPr>
-        <w:t>toList</w:t>
-      </w:r>
-      <w:proofErr w:type="spellEnd"/>
-      <w:r>
-        <w:rPr>
-          <w:rFonts w:ascii="Consolas" w:hAnsi="Consolas"/>
-          <w:sz w:val="14"/>
-          <w:szCs w:val="14"/>
-          <w:lang w:val="en-US"/>
-        </w:rPr>
-        <w:t>();</w:t>
-      </w:r>
-      <w:r>
-        <w:rPr>
-          <w:rFonts w:ascii="Consolas" w:hAnsi="Consolas"/>
-          <w:sz w:val="14"/>
-          <w:szCs w:val="14"/>
-          <w:lang w:val="en-US"/>
-        </w:rPr>
-        <w:br/>
-        <w:t xml:space="preserve">    }</w:t>
-      </w:r>
-      <w:r>
-        <w:rPr>
-          <w:rFonts w:ascii="Consolas" w:hAnsi="Consolas"/>
-          <w:sz w:val="14"/>
-          <w:szCs w:val="14"/>
-          <w:lang w:val="en-US"/>
-        </w:rPr>
-        <w:br/>
-      </w:r>
-      <w:r>
-        <w:rPr>
-          <w:rFonts w:ascii="Consolas" w:hAnsi="Consolas"/>
-          <w:sz w:val="14"/>
-          <w:szCs w:val="14"/>
-          <w:lang w:val="en-US"/>
-        </w:rPr>
-        <w:br/>
-        <w:t xml:space="preserve">    @GetMapping("/recipient/{recipientId}")</w:t>
-      </w:r>
-      <w:r>
-        <w:rPr>
-          <w:rFonts w:ascii="Consolas" w:hAnsi="Consolas"/>
-          <w:sz w:val="14"/>
-          <w:szCs w:val="14"/>
-          <w:lang w:val="en-US"/>
-        </w:rPr>
-        <w:br/>
-        <w:t xml:space="preserve">    public List&lt;</w:t>
-      </w:r>
-      <w:proofErr w:type="spellStart"/>
-      <w:r>
-        <w:rPr>
-          <w:rFonts w:ascii="Consolas" w:hAnsi="Consolas"/>
-          <w:sz w:val="14"/>
-          <w:szCs w:val="14"/>
-          <w:lang w:val="en-US"/>
-        </w:rPr>
-        <w:t>NotificationDto</w:t>
-      </w:r>
-      <w:proofErr w:type="spellEnd"/>
-      <w:r>
-        <w:rPr>
-          <w:rFonts w:ascii="Consolas" w:hAnsi="Consolas"/>
-          <w:sz w:val="14"/>
-          <w:szCs w:val="14"/>
-          <w:lang w:val="en-US"/>
-        </w:rPr>
-        <w:t xml:space="preserve">&gt; </w:t>
-      </w:r>
-      <w:proofErr w:type="spellStart"/>
-      <w:r>
-        <w:rPr>
-          <w:rFonts w:ascii="Consolas" w:hAnsi="Consolas"/>
-          <w:sz w:val="14"/>
-          <w:szCs w:val="14"/>
-          <w:lang w:val="en-US"/>
-        </w:rPr>
-        <w:t>getByRecipientId</w:t>
-      </w:r>
-      <w:proofErr w:type="spellEnd"/>
-      <w:r>
-        <w:rPr>
-          <w:rFonts w:ascii="Consolas" w:hAnsi="Consolas"/>
-          <w:sz w:val="14"/>
-          <w:szCs w:val="14"/>
-          <w:lang w:val="en-US"/>
-        </w:rPr>
-        <w:t>(@PathVariable Long</w:t>
-      </w:r>
-      <w:r>
-        <w:rPr>
-          <w:rFonts w:ascii="Consolas" w:hAnsi="Consolas"/>
-          <w:sz w:val="14"/>
-          <w:szCs w:val="14"/>
-          <w:lang w:val="en-US"/>
-        </w:rPr>
-        <w:br/>
-        <w:t xml:space="preserve">                                                          </w:t>
-      </w:r>
-      <w:proofErr w:type="spellStart"/>
-      <w:r>
-        <w:rPr>
-          <w:rFonts w:ascii="Consolas" w:hAnsi="Consolas"/>
-          <w:sz w:val="14"/>
-          <w:szCs w:val="14"/>
-          <w:lang w:val="en-US"/>
-        </w:rPr>
-        <w:t>recipientId</w:t>
-      </w:r>
-      <w:proofErr w:type="spellEnd"/>
-      <w:r>
-        <w:rPr>
-          <w:rFonts w:ascii="Consolas" w:hAnsi="Consolas"/>
-          <w:sz w:val="14"/>
-          <w:szCs w:val="14"/>
-          <w:lang w:val="en-US"/>
-        </w:rPr>
-        <w:t>) {</w:t>
-      </w:r>
-      <w:r>
-        <w:rPr>
-          <w:rFonts w:ascii="Consolas" w:hAnsi="Consolas"/>
-          <w:sz w:val="14"/>
-          <w:szCs w:val="14"/>
-          <w:lang w:val="en-US"/>
-        </w:rPr>
-        <w:br/>
-        <w:t xml:space="preserve">        return</w:t>
-      </w:r>
-      <w:r>
-        <w:rPr>
-          <w:rFonts w:ascii="Consolas" w:hAnsi="Consolas"/>
-          <w:sz w:val="14"/>
-          <w:szCs w:val="14"/>
-          <w:lang w:val="en-US"/>
-        </w:rPr>
-        <w:br/>
-        <w:t xml:space="preserve">                notificationService.getNotificationsByRecipientId(recipientId).stream()</w:t>
-      </w:r>
-      <w:r>
-        <w:rPr>
-          <w:rFonts w:ascii="Consolas" w:hAnsi="Consolas"/>
-          <w:sz w:val="14"/>
-          <w:szCs w:val="14"/>
-          <w:lang w:val="en-US"/>
-        </w:rPr>
-        <w:br/>
-        <w:t xml:space="preserve">                        .map(this::</w:t>
-      </w:r>
-      <w:proofErr w:type="spellStart"/>
-      <w:r>
-        <w:rPr>
-          <w:rFonts w:ascii="Consolas" w:hAnsi="Consolas"/>
-          <w:sz w:val="14"/>
-          <w:szCs w:val="14"/>
-          <w:lang w:val="en-US"/>
-        </w:rPr>
-        <w:t>mapToDto</w:t>
-      </w:r>
-      <w:proofErr w:type="spellEnd"/>
-      <w:r>
-        <w:rPr>
-          <w:rFonts w:ascii="Consolas" w:hAnsi="Consolas"/>
-          <w:sz w:val="14"/>
-          <w:szCs w:val="14"/>
-          <w:lang w:val="en-US"/>
-        </w:rPr>
-        <w:t>)</w:t>
-      </w:r>
-      <w:r>
-        <w:rPr>
-          <w:rFonts w:ascii="Consolas" w:hAnsi="Consolas"/>
-          <w:sz w:val="14"/>
-          <w:szCs w:val="14"/>
-          <w:lang w:val="en-US"/>
-        </w:rPr>
-        <w:br/>
-        <w:t xml:space="preserve">                        .</w:t>
-      </w:r>
-      <w:proofErr w:type="spellStart"/>
-      <w:r>
-        <w:rPr>
-          <w:rFonts w:ascii="Consolas" w:hAnsi="Consolas"/>
-          <w:sz w:val="14"/>
-          <w:szCs w:val="14"/>
-          <w:lang w:val="en-US"/>
-        </w:rPr>
-        <w:t>toList</w:t>
-      </w:r>
-      <w:proofErr w:type="spellEnd"/>
-      <w:r>
-        <w:rPr>
-          <w:rFonts w:ascii="Consolas" w:hAnsi="Consolas"/>
-          <w:sz w:val="14"/>
-          <w:szCs w:val="14"/>
-          <w:lang w:val="en-US"/>
-        </w:rPr>
-        <w:t>();</w:t>
-      </w:r>
-      <w:r>
-        <w:rPr>
-          <w:rFonts w:ascii="Consolas" w:hAnsi="Consolas"/>
-          <w:sz w:val="14"/>
-          <w:szCs w:val="14"/>
-          <w:lang w:val="en-US"/>
-        </w:rPr>
-        <w:br/>
-        <w:t xml:space="preserve">    }</w:t>
-      </w:r>
-      <w:r>
-        <w:rPr>
-          <w:rFonts w:ascii="Consolas" w:hAnsi="Consolas"/>
-          <w:sz w:val="14"/>
-          <w:szCs w:val="14"/>
-          <w:lang w:val="en-US"/>
-        </w:rPr>
-        <w:br/>
-      </w:r>
-      <w:r>
-        <w:rPr>
-          <w:rFonts w:ascii="Consolas" w:hAnsi="Consolas"/>
-          <w:sz w:val="14"/>
-          <w:szCs w:val="14"/>
-          <w:lang w:val="en-US"/>
-        </w:rPr>
-        <w:br/>
-        <w:t xml:space="preserve">    @GetMapping("/statusandchannel/{status}/{channel}")</w:t>
-      </w:r>
-      <w:r>
-        <w:rPr>
-          <w:rFonts w:ascii="Consolas" w:hAnsi="Consolas"/>
-          <w:sz w:val="14"/>
-          <w:szCs w:val="14"/>
-          <w:lang w:val="en-US"/>
-        </w:rPr>
-        <w:br/>
-        <w:t xml:space="preserve">    public List&lt;</w:t>
-      </w:r>
-      <w:proofErr w:type="spellStart"/>
-      <w:r>
-        <w:rPr>
-          <w:rFonts w:ascii="Consolas" w:hAnsi="Consolas"/>
-          <w:sz w:val="14"/>
-          <w:szCs w:val="14"/>
-          <w:lang w:val="en-US"/>
-        </w:rPr>
-        <w:t>NotificationDto</w:t>
-      </w:r>
-      <w:proofErr w:type="spellEnd"/>
-      <w:r>
-        <w:rPr>
-          <w:rFonts w:ascii="Consolas" w:hAnsi="Consolas"/>
-          <w:sz w:val="14"/>
-          <w:szCs w:val="14"/>
-          <w:lang w:val="en-US"/>
-        </w:rPr>
-        <w:t>&gt;</w:t>
-      </w:r>
-      <w:proofErr w:type="spellStart"/>
-      <w:r>
-        <w:rPr>
-          <w:rFonts w:ascii="Consolas" w:hAnsi="Consolas"/>
-          <w:sz w:val="14"/>
-          <w:szCs w:val="14"/>
-          <w:lang w:val="en-US"/>
-        </w:rPr>
-        <w:t>getByStatusAndChannel</w:t>
-      </w:r>
-      <w:proofErr w:type="spellEnd"/>
-      <w:r>
-        <w:rPr>
-          <w:rFonts w:ascii="Consolas" w:hAnsi="Consolas"/>
-          <w:sz w:val="14"/>
-          <w:szCs w:val="14"/>
-          <w:lang w:val="en-US"/>
-        </w:rPr>
-        <w:t xml:space="preserve">(@PathVariable </w:t>
-      </w:r>
-      <w:proofErr w:type="spellStart"/>
-      <w:r>
-        <w:rPr>
-          <w:rFonts w:ascii="Consolas" w:hAnsi="Consolas"/>
-          <w:sz w:val="14"/>
-          <w:szCs w:val="14"/>
-          <w:lang w:val="en-US"/>
-        </w:rPr>
-        <w:t>NotificationStatus</w:t>
-      </w:r>
-      <w:proofErr w:type="spellEnd"/>
-      <w:r>
-        <w:rPr>
-          <w:rFonts w:ascii="Consolas" w:hAnsi="Consolas"/>
-          <w:sz w:val="14"/>
-          <w:szCs w:val="14"/>
-          <w:lang w:val="en-US"/>
-        </w:rPr>
-        <w:t xml:space="preserve"> status,</w:t>
-      </w:r>
-      <w:r>
-        <w:rPr>
-          <w:rFonts w:ascii="Consolas" w:hAnsi="Consolas"/>
-          <w:sz w:val="14"/>
-          <w:szCs w:val="14"/>
-          <w:lang w:val="en-US"/>
-        </w:rPr>
-        <w:br/>
-        <w:t xml:space="preserve">                                                      @PathVariable </w:t>
-      </w:r>
-      <w:proofErr w:type="spellStart"/>
-      <w:r>
-        <w:rPr>
-          <w:rFonts w:ascii="Consolas" w:hAnsi="Consolas"/>
-          <w:sz w:val="14"/>
-          <w:szCs w:val="14"/>
-          <w:lang w:val="en-US"/>
-        </w:rPr>
-        <w:t>NotificationChannel</w:t>
-      </w:r>
-      <w:proofErr w:type="spellEnd"/>
-      <w:r>
-        <w:rPr>
-          <w:rFonts w:ascii="Consolas" w:hAnsi="Consolas"/>
-          <w:sz w:val="14"/>
-          <w:szCs w:val="14"/>
-          <w:lang w:val="en-US"/>
-        </w:rPr>
-        <w:t xml:space="preserve"> channel){</w:t>
-      </w:r>
-      <w:r>
-        <w:rPr>
-          <w:rFonts w:ascii="Consolas" w:hAnsi="Consolas"/>
-          <w:sz w:val="14"/>
-          <w:szCs w:val="14"/>
-          <w:lang w:val="en-US"/>
-        </w:rPr>
-        <w:br/>
-        <w:t xml:space="preserve">        return</w:t>
-      </w:r>
-      <w:r>
-        <w:rPr>
-          <w:rFonts w:ascii="Consolas" w:hAnsi="Consolas"/>
-          <w:sz w:val="14"/>
-          <w:szCs w:val="14"/>
-          <w:lang w:val="en-US"/>
-        </w:rPr>
-        <w:br/>
-        <w:t xml:space="preserve">                </w:t>
-      </w:r>
-      <w:proofErr w:type="spellStart"/>
-      <w:r>
-        <w:rPr>
-          <w:rFonts w:ascii="Consolas" w:hAnsi="Consolas"/>
-          <w:sz w:val="14"/>
-          <w:szCs w:val="14"/>
-          <w:lang w:val="en-US"/>
-        </w:rPr>
-        <w:t>notificationService.getNotificationsByStatusAndChannel</w:t>
-      </w:r>
-      <w:proofErr w:type="spellEnd"/>
-      <w:r>
-        <w:rPr>
-          <w:rFonts w:ascii="Consolas" w:hAnsi="Consolas"/>
-          <w:sz w:val="14"/>
-          <w:szCs w:val="14"/>
-          <w:lang w:val="en-US"/>
-        </w:rPr>
-        <w:t>(status, channel).stream().map(this::</w:t>
-      </w:r>
-      <w:proofErr w:type="spellStart"/>
-      <w:r>
-        <w:rPr>
-          <w:rFonts w:ascii="Consolas" w:hAnsi="Consolas"/>
-          <w:sz w:val="14"/>
-          <w:szCs w:val="14"/>
-          <w:lang w:val="en-US"/>
-        </w:rPr>
-        <w:t>mapToDto</w:t>
-      </w:r>
-      <w:proofErr w:type="spellEnd"/>
-      <w:r>
-        <w:rPr>
-          <w:rFonts w:ascii="Consolas" w:hAnsi="Consolas"/>
-          <w:sz w:val="14"/>
-          <w:szCs w:val="14"/>
-          <w:lang w:val="en-US"/>
-        </w:rPr>
-        <w:t>).</w:t>
-      </w:r>
-      <w:proofErr w:type="spellStart"/>
-      <w:r>
-        <w:rPr>
-          <w:rFonts w:ascii="Consolas" w:hAnsi="Consolas"/>
-          <w:sz w:val="14"/>
-          <w:szCs w:val="14"/>
-          <w:lang w:val="en-US"/>
-        </w:rPr>
-        <w:t>toList</w:t>
-      </w:r>
-      <w:proofErr w:type="spellEnd"/>
-      <w:r>
-        <w:rPr>
-          <w:rFonts w:ascii="Consolas" w:hAnsi="Consolas"/>
-          <w:sz w:val="14"/>
-          <w:szCs w:val="14"/>
-          <w:lang w:val="en-US"/>
-        </w:rPr>
-        <w:t>();</w:t>
-      </w:r>
-      <w:r>
-        <w:rPr>
-          <w:rFonts w:ascii="Consolas" w:hAnsi="Consolas"/>
-          <w:sz w:val="14"/>
-          <w:szCs w:val="14"/>
-          <w:lang w:val="en-US"/>
-        </w:rPr>
-        <w:br/>
-      </w:r>
-      <w:r>
-        <w:rPr>
-          <w:rFonts w:ascii="Consolas" w:hAnsi="Consolas"/>
-          <w:sz w:val="14"/>
-          <w:szCs w:val="14"/>
-          <w:lang w:val="en-US"/>
-        </w:rPr>
-        <w:br/>
-        <w:t xml:space="preserve">    }</w:t>
-      </w:r>
-      <w:r>
-        <w:rPr>
-          <w:rFonts w:ascii="Consolas" w:hAnsi="Consolas"/>
-          <w:sz w:val="14"/>
-          <w:szCs w:val="14"/>
-          <w:lang w:val="en-US"/>
-        </w:rPr>
-        <w:br/>
-        <w:t xml:space="preserve">    private </w:t>
-      </w:r>
-      <w:proofErr w:type="spellStart"/>
-      <w:r>
-        <w:rPr>
-          <w:rFonts w:ascii="Consolas" w:hAnsi="Consolas"/>
-          <w:sz w:val="14"/>
-          <w:szCs w:val="14"/>
-          <w:lang w:val="en-US"/>
-        </w:rPr>
-        <w:t>NotificationDto</w:t>
-      </w:r>
-      <w:proofErr w:type="spellEnd"/>
-      <w:r>
-        <w:rPr>
-          <w:rFonts w:ascii="Consolas" w:hAnsi="Consolas"/>
-          <w:sz w:val="14"/>
-          <w:szCs w:val="14"/>
-          <w:lang w:val="en-US"/>
-        </w:rPr>
-        <w:t xml:space="preserve"> </w:t>
-      </w:r>
-      <w:proofErr w:type="spellStart"/>
-      <w:r>
-        <w:rPr>
-          <w:rFonts w:ascii="Consolas" w:hAnsi="Consolas"/>
-          <w:sz w:val="14"/>
-          <w:szCs w:val="14"/>
-          <w:lang w:val="en-US"/>
-        </w:rPr>
-        <w:t>mapToDto</w:t>
-      </w:r>
-      <w:proofErr w:type="spellEnd"/>
-      <w:r>
-        <w:rPr>
-          <w:rFonts w:ascii="Consolas" w:hAnsi="Consolas"/>
-          <w:sz w:val="14"/>
-          <w:szCs w:val="14"/>
-          <w:lang w:val="en-US"/>
-        </w:rPr>
-        <w:t>(Notification entity) {</w:t>
-      </w:r>
-      <w:r>
-        <w:rPr>
-          <w:rFonts w:ascii="Consolas" w:hAnsi="Consolas"/>
-          <w:sz w:val="14"/>
-          <w:szCs w:val="14"/>
-          <w:lang w:val="en-US"/>
-        </w:rPr>
-        <w:br/>
-        <w:t xml:space="preserve">        return </w:t>
-      </w:r>
-      <w:proofErr w:type="spellStart"/>
-      <w:r>
-        <w:rPr>
-          <w:rFonts w:ascii="Consolas" w:hAnsi="Consolas"/>
-          <w:sz w:val="14"/>
-          <w:szCs w:val="14"/>
-          <w:lang w:val="en-US"/>
-        </w:rPr>
-        <w:t>NotificationDto.builder</w:t>
-      </w:r>
-      <w:proofErr w:type="spellEnd"/>
-      <w:r>
-        <w:rPr>
-          <w:rFonts w:ascii="Consolas" w:hAnsi="Consolas"/>
-          <w:sz w:val="14"/>
-          <w:szCs w:val="14"/>
-          <w:lang w:val="en-US"/>
-        </w:rPr>
-        <w:t>()</w:t>
-      </w:r>
-      <w:r>
-        <w:rPr>
-          <w:rFonts w:ascii="Consolas" w:hAnsi="Consolas"/>
-          <w:sz w:val="14"/>
-          <w:szCs w:val="14"/>
-          <w:lang w:val="en-US"/>
-        </w:rPr>
-        <w:br/>
-        <w:t xml:space="preserve">                .title(</w:t>
-      </w:r>
-      <w:proofErr w:type="spellStart"/>
-      <w:r>
-        <w:rPr>
-          <w:rFonts w:ascii="Consolas" w:hAnsi="Consolas"/>
-          <w:sz w:val="14"/>
-          <w:szCs w:val="14"/>
-          <w:lang w:val="en-US"/>
-        </w:rPr>
-        <w:t>entity.getTitle</w:t>
-      </w:r>
-      <w:proofErr w:type="spellEnd"/>
-      <w:r>
-        <w:rPr>
-          <w:rFonts w:ascii="Consolas" w:hAnsi="Consolas"/>
-          <w:sz w:val="14"/>
-          <w:szCs w:val="14"/>
-          <w:lang w:val="en-US"/>
-        </w:rPr>
-        <w:t>())</w:t>
-      </w:r>
-      <w:r>
-        <w:rPr>
-          <w:rFonts w:ascii="Consolas" w:hAnsi="Consolas"/>
-          <w:sz w:val="14"/>
-          <w:szCs w:val="14"/>
-          <w:lang w:val="en-US"/>
-        </w:rPr>
-        <w:br/>
-        <w:t xml:space="preserve">                .message(</w:t>
-      </w:r>
-      <w:proofErr w:type="spellStart"/>
-      <w:r>
-        <w:rPr>
-          <w:rFonts w:ascii="Consolas" w:hAnsi="Consolas"/>
-          <w:sz w:val="14"/>
-          <w:szCs w:val="14"/>
-          <w:lang w:val="en-US"/>
-        </w:rPr>
-        <w:t>entity.getMessage</w:t>
-      </w:r>
-      <w:proofErr w:type="spellEnd"/>
-      <w:r>
-        <w:rPr>
-          <w:rFonts w:ascii="Consolas" w:hAnsi="Consolas"/>
-          <w:sz w:val="14"/>
-          <w:szCs w:val="14"/>
-          <w:lang w:val="en-US"/>
-        </w:rPr>
-        <w:t>())</w:t>
-      </w:r>
-      <w:r>
-        <w:rPr>
-          <w:rFonts w:ascii="Consolas" w:hAnsi="Consolas"/>
-          <w:sz w:val="14"/>
-          <w:szCs w:val="14"/>
-          <w:lang w:val="en-US"/>
-        </w:rPr>
-        <w:br/>
-        <w:t xml:space="preserve">                .channel(</w:t>
-      </w:r>
-      <w:proofErr w:type="spellStart"/>
-      <w:r>
-        <w:rPr>
-          <w:rFonts w:ascii="Consolas" w:hAnsi="Consolas"/>
-          <w:sz w:val="14"/>
-          <w:szCs w:val="14"/>
-          <w:lang w:val="en-US"/>
-        </w:rPr>
-        <w:t>entity.getChannel</w:t>
-      </w:r>
-      <w:proofErr w:type="spellEnd"/>
-      <w:r>
-        <w:rPr>
-          <w:rFonts w:ascii="Consolas" w:hAnsi="Consolas"/>
-          <w:sz w:val="14"/>
-          <w:szCs w:val="14"/>
-          <w:lang w:val="en-US"/>
-        </w:rPr>
-        <w:t>())</w:t>
-      </w:r>
-      <w:r>
-        <w:rPr>
-          <w:rFonts w:ascii="Consolas" w:hAnsi="Consolas"/>
-          <w:sz w:val="14"/>
-          <w:szCs w:val="14"/>
-          <w:lang w:val="en-US"/>
-        </w:rPr>
-        <w:br/>
-        <w:t xml:space="preserve">                .status(</w:t>
-      </w:r>
-      <w:proofErr w:type="spellStart"/>
-      <w:r>
-        <w:rPr>
-          <w:rFonts w:ascii="Consolas" w:hAnsi="Consolas"/>
-          <w:sz w:val="14"/>
-          <w:szCs w:val="14"/>
-          <w:lang w:val="en-US"/>
-        </w:rPr>
-        <w:t>entity.getStatus</w:t>
-      </w:r>
-      <w:proofErr w:type="spellEnd"/>
-      <w:r>
-        <w:rPr>
-          <w:rFonts w:ascii="Consolas" w:hAnsi="Consolas"/>
-          <w:sz w:val="14"/>
-          <w:szCs w:val="14"/>
-          <w:lang w:val="en-US"/>
-        </w:rPr>
-        <w:t>())</w:t>
-      </w:r>
-      <w:r>
-        <w:rPr>
-          <w:rFonts w:ascii="Consolas" w:hAnsi="Consolas"/>
-          <w:sz w:val="14"/>
-          <w:szCs w:val="14"/>
-          <w:lang w:val="en-US"/>
-        </w:rPr>
-        <w:br/>
-        <w:t xml:space="preserve">                .</w:t>
-      </w:r>
-      <w:proofErr w:type="spellStart"/>
-      <w:r>
-        <w:rPr>
-          <w:rFonts w:ascii="Consolas" w:hAnsi="Consolas"/>
-          <w:sz w:val="14"/>
-          <w:szCs w:val="14"/>
-          <w:lang w:val="en-US"/>
-        </w:rPr>
-        <w:t>createdAt</w:t>
-      </w:r>
-      <w:proofErr w:type="spellEnd"/>
-      <w:r>
-        <w:rPr>
-          <w:rFonts w:ascii="Consolas" w:hAnsi="Consolas"/>
-          <w:sz w:val="14"/>
-          <w:szCs w:val="14"/>
-          <w:lang w:val="en-US"/>
-        </w:rPr>
-        <w:t>(</w:t>
-      </w:r>
-      <w:proofErr w:type="spellStart"/>
-      <w:r>
-        <w:rPr>
-          <w:rFonts w:ascii="Consolas" w:hAnsi="Consolas"/>
-          <w:sz w:val="14"/>
-          <w:szCs w:val="14"/>
-          <w:lang w:val="en-US"/>
-        </w:rPr>
-        <w:t>entity.getCreatedAt</w:t>
-      </w:r>
-      <w:proofErr w:type="spellEnd"/>
-      <w:r>
-        <w:rPr>
-          <w:rFonts w:ascii="Consolas" w:hAnsi="Consolas"/>
-          <w:sz w:val="14"/>
-          <w:szCs w:val="14"/>
-          <w:lang w:val="en-US"/>
-        </w:rPr>
-        <w:t>())</w:t>
-      </w:r>
-      <w:r>
-        <w:rPr>
-          <w:rFonts w:ascii="Consolas" w:hAnsi="Consolas"/>
-          <w:sz w:val="14"/>
-          <w:szCs w:val="14"/>
-          <w:lang w:val="en-US"/>
-        </w:rPr>
-        <w:br/>
-        <w:t xml:space="preserve">                .</w:t>
-      </w:r>
-      <w:proofErr w:type="spellStart"/>
-      <w:r>
-        <w:rPr>
-          <w:rFonts w:ascii="Consolas" w:hAnsi="Consolas"/>
-          <w:sz w:val="14"/>
-          <w:szCs w:val="14"/>
-          <w:lang w:val="en-US"/>
-        </w:rPr>
-        <w:t>sentAt</w:t>
-      </w:r>
-      <w:proofErr w:type="spellEnd"/>
-      <w:r>
-        <w:rPr>
-          <w:rFonts w:ascii="Consolas" w:hAnsi="Consolas"/>
-          <w:sz w:val="14"/>
-          <w:szCs w:val="14"/>
-          <w:lang w:val="en-US"/>
-        </w:rPr>
-        <w:t>(</w:t>
-      </w:r>
-      <w:proofErr w:type="spellStart"/>
-      <w:r>
-        <w:rPr>
-          <w:rFonts w:ascii="Consolas" w:hAnsi="Consolas"/>
-          <w:sz w:val="14"/>
-          <w:szCs w:val="14"/>
-          <w:lang w:val="en-US"/>
-        </w:rPr>
-        <w:t>entity.getSentAt</w:t>
-      </w:r>
-      <w:proofErr w:type="spellEnd"/>
-      <w:r>
-        <w:rPr>
-          <w:rFonts w:ascii="Consolas" w:hAnsi="Consolas"/>
-          <w:sz w:val="14"/>
-          <w:szCs w:val="14"/>
-          <w:lang w:val="en-US"/>
-        </w:rPr>
-        <w:t>())</w:t>
-      </w:r>
-      <w:r>
-        <w:rPr>
-          <w:rFonts w:ascii="Consolas" w:hAnsi="Consolas"/>
-          <w:sz w:val="14"/>
-          <w:szCs w:val="14"/>
-          <w:lang w:val="en-US"/>
-        </w:rPr>
-        <w:br/>
-        <w:t xml:space="preserve">                .</w:t>
-      </w:r>
-      <w:proofErr w:type="spellStart"/>
-      <w:r>
-        <w:rPr>
-          <w:rFonts w:ascii="Consolas" w:hAnsi="Consolas"/>
-          <w:sz w:val="14"/>
-          <w:szCs w:val="14"/>
-          <w:lang w:val="en-US"/>
-        </w:rPr>
-        <w:t>recipientId</w:t>
-      </w:r>
-      <w:proofErr w:type="spellEnd"/>
-      <w:r>
-        <w:rPr>
-          <w:rFonts w:ascii="Consolas" w:hAnsi="Consolas"/>
-          <w:sz w:val="14"/>
-          <w:szCs w:val="14"/>
-          <w:lang w:val="en-US"/>
-        </w:rPr>
-        <w:t>(</w:t>
-      </w:r>
-      <w:proofErr w:type="spellStart"/>
-      <w:r>
-        <w:rPr>
-          <w:rFonts w:ascii="Consolas" w:hAnsi="Consolas"/>
-          <w:sz w:val="14"/>
-          <w:szCs w:val="14"/>
-          <w:lang w:val="en-US"/>
-        </w:rPr>
-        <w:t>entity.getRecipient</w:t>
-      </w:r>
-      <w:proofErr w:type="spellEnd"/>
-      <w:r>
-        <w:rPr>
-          <w:rFonts w:ascii="Consolas" w:hAnsi="Consolas"/>
-          <w:sz w:val="14"/>
-          <w:szCs w:val="14"/>
-          <w:lang w:val="en-US"/>
-        </w:rPr>
-        <w:t>().</w:t>
-      </w:r>
-      <w:proofErr w:type="spellStart"/>
-      <w:r>
-        <w:rPr>
-          <w:rFonts w:ascii="Consolas" w:hAnsi="Consolas"/>
-          <w:sz w:val="14"/>
-          <w:szCs w:val="14"/>
-          <w:lang w:val="en-US"/>
-        </w:rPr>
-        <w:t>getId</w:t>
-      </w:r>
-      <w:proofErr w:type="spellEnd"/>
-      <w:r>
-        <w:rPr>
-          <w:rFonts w:ascii="Consolas" w:hAnsi="Consolas"/>
-          <w:sz w:val="14"/>
-          <w:szCs w:val="14"/>
-          <w:lang w:val="en-US"/>
-        </w:rPr>
-        <w:t>())</w:t>
+        <w:t xml:space="preserve">                .recipientId(entity.getRecipient().getId())</w:t>
       </w:r>
       <w:r>
         <w:rPr>
@@ -5184,6 +2683,7 @@
         <w:rPr>
           <w:rFonts w:ascii="Times New Roman" w:hAnsi="Times New Roman"/>
           <w:sz w:val="28"/>
+          <w:lang w:val="en-US"/>
         </w:rPr>
       </w:pPr>
       <w:r>
@@ -5199,23 +2699,81 @@
           <w:sz w:val="28"/>
           <w:lang w:val="en-US"/>
         </w:rPr>
+        <w:t xml:space="preserve"> 10 ― </w:t>
+      </w:r>
+      <w:r>
+        <w:rPr>
+          <w:rFonts w:ascii="Times New Roman" w:hAnsi="Times New Roman"/>
+          <w:sz w:val="28"/>
+        </w:rPr>
+        <w:t>в</w:t>
+      </w:r>
+      <w:r>
+        <w:rPr>
+          <w:rFonts w:ascii="Times New Roman" w:hAnsi="Times New Roman"/>
+          <w:sz w:val="28"/>
+        </w:rPr>
+        <w:t>ынес</w:t>
+      </w:r>
+      <w:r>
+        <w:rPr>
+          <w:rFonts w:ascii="Times New Roman" w:hAnsi="Times New Roman"/>
+          <w:sz w:val="28"/>
+        </w:rPr>
+        <w:t>ен</w:t>
+      </w:r>
+      <w:r>
+        <w:rPr>
+          <w:rFonts w:ascii="Times New Roman" w:hAnsi="Times New Roman"/>
+          <w:sz w:val="28"/>
+          <w:lang w:val="en-US"/>
+        </w:rPr>
         <w:t xml:space="preserve"> </w:t>
       </w:r>
       <w:r>
         <w:rPr>
           <w:rFonts w:ascii="Times New Roman" w:hAnsi="Times New Roman"/>
           <w:sz w:val="28"/>
-          <w:lang w:val="en-US"/>
-        </w:rPr>
-        <w:t>10</w:t>
-      </w:r>
-      <w:r>
-        <w:rPr>
-          <w:rFonts w:ascii="Times New Roman" w:hAnsi="Times New Roman"/>
-          <w:sz w:val="28"/>
-          <w:lang w:val="en-US"/>
-        </w:rPr>
-        <w:t xml:space="preserve"> ― </w:t>
+        </w:rPr>
+        <w:t>повторяющийся</w:t>
+      </w:r>
+      <w:r>
+        <w:rPr>
+          <w:rFonts w:ascii="Times New Roman" w:hAnsi="Times New Roman"/>
+          <w:sz w:val="28"/>
+          <w:lang w:val="en-US"/>
+        </w:rPr>
+        <w:t xml:space="preserve"> </w:t>
+      </w:r>
+      <w:r>
+        <w:rPr>
+          <w:rFonts w:ascii="Times New Roman" w:hAnsi="Times New Roman"/>
+          <w:sz w:val="28"/>
+        </w:rPr>
+        <w:t>код</w:t>
+      </w:r>
+      <w:r>
+        <w:rPr>
+          <w:rFonts w:ascii="Times New Roman" w:hAnsi="Times New Roman"/>
+          <w:sz w:val="28"/>
+          <w:lang w:val="en-US"/>
+        </w:rPr>
+        <w:t xml:space="preserve"> </w:t>
+      </w:r>
+      <w:r>
+        <w:rPr>
+          <w:rFonts w:ascii="Times New Roman" w:hAnsi="Times New Roman"/>
+          <w:sz w:val="28"/>
+        </w:rPr>
+        <w:t>преобразования</w:t>
+      </w:r>
+      <w:r>
+        <w:rPr>
+          <w:rFonts w:ascii="Times New Roman" w:hAnsi="Times New Roman"/>
+          <w:sz w:val="28"/>
+          <w:lang w:val="en-US"/>
+        </w:rPr>
+        <w:t xml:space="preserve"> </w:t>
       </w:r>
       <w:r>
         <w:rPr>
@@ -5228,20 +2786,6 @@
         <w:rPr>
           <w:rFonts w:ascii="Times New Roman" w:hAnsi="Times New Roman"/>
           <w:sz w:val="28"/>
-        </w:rPr>
-        <w:t>ынес</w:t>
-      </w:r>
-      <w:r>
-        <w:rPr>
-          <w:rFonts w:ascii="Times New Roman" w:hAnsi="Times New Roman"/>
-          <w:sz w:val="28"/>
-        </w:rPr>
-        <w:t>ен</w:t>
-      </w:r>
-      <w:r>
-        <w:rPr>
-          <w:rFonts w:ascii="Times New Roman" w:hAnsi="Times New Roman"/>
-          <w:sz w:val="28"/>
           <w:lang w:val="en-US"/>
         </w:rPr>
         <w:t xml:space="preserve"> </w:t>
@@ -5251,7 +2795,7 @@
           <w:rFonts w:ascii="Times New Roman" w:hAnsi="Times New Roman"/>
           <w:sz w:val="28"/>
         </w:rPr>
-        <w:t>повторяющийся</w:t>
+        <w:t>отдельный</w:t>
       </w:r>
       <w:r>
         <w:rPr>
@@ -5266,66 +2810,6 @@
           <w:rFonts w:ascii="Times New Roman" w:hAnsi="Times New Roman"/>
           <w:sz w:val="28"/>
         </w:rPr>
-        <w:t>код</w:t>
-      </w:r>
-      <w:r>
-        <w:rPr>
-          <w:rFonts w:ascii="Times New Roman" w:hAnsi="Times New Roman"/>
-          <w:sz w:val="28"/>
-          <w:lang w:val="en-US"/>
-        </w:rPr>
-        <w:t xml:space="preserve"> </w:t>
-      </w:r>
-      <w:r>
-        <w:rPr>
-          <w:rFonts w:ascii="Times New Roman" w:hAnsi="Times New Roman"/>
-          <w:sz w:val="28"/>
-        </w:rPr>
-        <w:t>преобразования</w:t>
-      </w:r>
-      <w:r>
-        <w:rPr>
-          <w:rFonts w:ascii="Times New Roman" w:hAnsi="Times New Roman"/>
-          <w:sz w:val="28"/>
-          <w:lang w:val="en-US"/>
-        </w:rPr>
-        <w:t xml:space="preserve"> </w:t>
-      </w:r>
-      <w:r>
-        <w:rPr>
-          <w:rFonts w:ascii="Times New Roman" w:hAnsi="Times New Roman"/>
-          <w:sz w:val="28"/>
-        </w:rPr>
-        <w:t>в</w:t>
-      </w:r>
-      <w:r>
-        <w:rPr>
-          <w:rFonts w:ascii="Times New Roman" w:hAnsi="Times New Roman"/>
-          <w:sz w:val="28"/>
-          <w:lang w:val="en-US"/>
-        </w:rPr>
-        <w:t xml:space="preserve"> </w:t>
-      </w:r>
-      <w:r>
-        <w:rPr>
-          <w:rFonts w:ascii="Times New Roman" w:hAnsi="Times New Roman"/>
-          <w:sz w:val="28"/>
-        </w:rPr>
-        <w:t>отдельный</w:t>
-      </w:r>
-      <w:r>
-        <w:rPr>
-          <w:rFonts w:ascii="Times New Roman" w:hAnsi="Times New Roman"/>
-          <w:sz w:val="28"/>
-          <w:lang w:val="en-US"/>
-        </w:rPr>
-        <w:t xml:space="preserve"> </w:t>
-      </w:r>
-      <w:r>
-        <w:rPr>
-          <w:rFonts w:ascii="Times New Roman" w:hAnsi="Times New Roman"/>
-          <w:sz w:val="28"/>
-        </w:rPr>
         <w:t>метод</w:t>
       </w:r>
       <w:r>
@@ -5334,18 +2818,8 @@
           <w:sz w:val="28"/>
           <w:lang w:val="en-US"/>
         </w:rPr>
-        <w:t xml:space="preserve"> </w:t>
-      </w:r>
-      <w:proofErr w:type="spellStart"/>
-      <w:r>
-        <w:rPr>
-          <w:rFonts w:ascii="Times New Roman" w:hAnsi="Times New Roman"/>
-          <w:sz w:val="28"/>
-          <w:lang w:val="en-US"/>
-        </w:rPr>
-        <w:t>mapToDto</w:t>
-      </w:r>
-      <w:proofErr w:type="spellEnd"/>
+        <w:t xml:space="preserve"> mapToDto</w:t>
+      </w:r>
     </w:p>
     <w:p>
       <w:pPr>
@@ -5355,6 +2829,7 @@
         <w:rPr>
           <w:rFonts w:ascii="Times New Roman" w:hAnsi="Times New Roman"/>
           <w:sz w:val="28"/>
+          <w:lang w:val="en-US"/>
         </w:rPr>
       </w:pPr>
       <w:r>
@@ -5363,23 +2838,450 @@
           <w:sz w:val="28"/>
         </w:rPr>
         <w:lastRenderedPageBreak/>
-        <w:t xml:space="preserve">В элементе 11 показано добавление регулярного выражения для валидации номера телефона с помощью аннотации </w:t>
-      </w:r>
-      <w:proofErr w:type="spellStart"/>
-      <w:r>
-        <w:rPr>
-          <w:rFonts w:ascii="Times New Roman" w:hAnsi="Times New Roman"/>
-          <w:sz w:val="28"/>
-        </w:rPr>
-        <w:t>Pattern</w:t>
-      </w:r>
-      <w:proofErr w:type="spellEnd"/>
-      <w:r>
-        <w:rPr>
-          <w:rFonts w:ascii="Times New Roman" w:hAnsi="Times New Roman"/>
-          <w:sz w:val="28"/>
-        </w:rPr>
-        <w:t>. Регулярное выражение проверяет, что номер телефона соответствует формату с международным кодом, дефисами или пробелами в стандартных позициях.</w:t>
+        <w:t>В</w:t>
+      </w:r>
+      <w:r>
+        <w:rPr>
+          <w:rFonts w:ascii="Times New Roman" w:hAnsi="Times New Roman"/>
+          <w:sz w:val="28"/>
+          <w:lang w:val="en-US"/>
+        </w:rPr>
+        <w:t xml:space="preserve"> </w:t>
+      </w:r>
+      <w:r>
+        <w:rPr>
+          <w:rFonts w:ascii="Times New Roman" w:hAnsi="Times New Roman"/>
+          <w:sz w:val="28"/>
+        </w:rPr>
+        <w:t>элементе</w:t>
+      </w:r>
+      <w:r>
+        <w:rPr>
+          <w:rFonts w:ascii="Times New Roman" w:hAnsi="Times New Roman"/>
+          <w:sz w:val="28"/>
+          <w:lang w:val="en-US"/>
+        </w:rPr>
+        <w:t xml:space="preserve"> 11 </w:t>
+      </w:r>
+      <w:r>
+        <w:rPr>
+          <w:rFonts w:ascii="Times New Roman" w:hAnsi="Times New Roman"/>
+          <w:sz w:val="28"/>
+        </w:rPr>
+        <w:t>показано</w:t>
+      </w:r>
+      <w:r>
+        <w:rPr>
+          <w:rFonts w:ascii="Times New Roman" w:hAnsi="Times New Roman"/>
+          <w:sz w:val="28"/>
+          <w:lang w:val="en-US"/>
+        </w:rPr>
+        <w:t xml:space="preserve"> </w:t>
+      </w:r>
+      <w:r>
+        <w:rPr>
+          <w:rFonts w:ascii="Times New Roman" w:hAnsi="Times New Roman"/>
+          <w:sz w:val="28"/>
+        </w:rPr>
+        <w:t>добавление</w:t>
+      </w:r>
+      <w:r>
+        <w:rPr>
+          <w:rFonts w:ascii="Times New Roman" w:hAnsi="Times New Roman"/>
+          <w:sz w:val="28"/>
+          <w:lang w:val="en-US"/>
+        </w:rPr>
+        <w:t xml:space="preserve"> </w:t>
+      </w:r>
+      <w:r>
+        <w:rPr>
+          <w:rFonts w:ascii="Times New Roman" w:hAnsi="Times New Roman"/>
+          <w:sz w:val="28"/>
+        </w:rPr>
+        <w:t>регулярного</w:t>
+      </w:r>
+      <w:r>
+        <w:rPr>
+          <w:rFonts w:ascii="Times New Roman" w:hAnsi="Times New Roman"/>
+          <w:sz w:val="28"/>
+          <w:lang w:val="en-US"/>
+        </w:rPr>
+        <w:t xml:space="preserve"> </w:t>
+      </w:r>
+      <w:r>
+        <w:rPr>
+          <w:rFonts w:ascii="Times New Roman" w:hAnsi="Times New Roman"/>
+          <w:sz w:val="28"/>
+        </w:rPr>
+        <w:t>выражения</w:t>
+      </w:r>
+      <w:r>
+        <w:rPr>
+          <w:rFonts w:ascii="Times New Roman" w:hAnsi="Times New Roman"/>
+          <w:sz w:val="28"/>
+          <w:lang w:val="en-US"/>
+        </w:rPr>
+        <w:t xml:space="preserve"> </w:t>
+      </w:r>
+      <w:r>
+        <w:rPr>
+          <w:rFonts w:ascii="Times New Roman" w:hAnsi="Times New Roman"/>
+          <w:sz w:val="28"/>
+        </w:rPr>
+        <w:t>для</w:t>
+      </w:r>
+      <w:r>
+        <w:rPr>
+          <w:rFonts w:ascii="Times New Roman" w:hAnsi="Times New Roman"/>
+          <w:sz w:val="28"/>
+          <w:lang w:val="en-US"/>
+        </w:rPr>
+        <w:t xml:space="preserve"> </w:t>
+      </w:r>
+      <w:r>
+        <w:rPr>
+          <w:rFonts w:ascii="Times New Roman" w:hAnsi="Times New Roman"/>
+          <w:sz w:val="28"/>
+        </w:rPr>
+        <w:t>валидации</w:t>
+      </w:r>
+      <w:r>
+        <w:rPr>
+          <w:rFonts w:ascii="Times New Roman" w:hAnsi="Times New Roman"/>
+          <w:sz w:val="28"/>
+          <w:lang w:val="en-US"/>
+        </w:rPr>
+        <w:t xml:space="preserve"> </w:t>
+      </w:r>
+      <w:r>
+        <w:rPr>
+          <w:rFonts w:ascii="Times New Roman" w:hAnsi="Times New Roman"/>
+          <w:sz w:val="28"/>
+        </w:rPr>
+        <w:t>номера</w:t>
+      </w:r>
+      <w:r>
+        <w:rPr>
+          <w:rFonts w:ascii="Times New Roman" w:hAnsi="Times New Roman"/>
+          <w:sz w:val="28"/>
+          <w:lang w:val="en-US"/>
+        </w:rPr>
+        <w:t xml:space="preserve"> </w:t>
+      </w:r>
+      <w:r>
+        <w:rPr>
+          <w:rFonts w:ascii="Times New Roman" w:hAnsi="Times New Roman"/>
+          <w:sz w:val="28"/>
+        </w:rPr>
+        <w:t>телефона</w:t>
+      </w:r>
+      <w:r>
+        <w:rPr>
+          <w:rFonts w:ascii="Times New Roman" w:hAnsi="Times New Roman"/>
+          <w:sz w:val="28"/>
+          <w:lang w:val="en-US"/>
+        </w:rPr>
+        <w:t xml:space="preserve"> </w:t>
+      </w:r>
+      <w:r>
+        <w:rPr>
+          <w:rFonts w:ascii="Times New Roman" w:hAnsi="Times New Roman"/>
+          <w:sz w:val="28"/>
+        </w:rPr>
+        <w:t>с</w:t>
+      </w:r>
+      <w:r>
+        <w:rPr>
+          <w:rFonts w:ascii="Times New Roman" w:hAnsi="Times New Roman"/>
+          <w:sz w:val="28"/>
+          <w:lang w:val="en-US"/>
+        </w:rPr>
+        <w:t xml:space="preserve"> </w:t>
+      </w:r>
+      <w:r>
+        <w:rPr>
+          <w:rFonts w:ascii="Times New Roman" w:hAnsi="Times New Roman"/>
+          <w:sz w:val="28"/>
+        </w:rPr>
+        <w:t>помощью</w:t>
+      </w:r>
+      <w:r>
+        <w:rPr>
+          <w:rFonts w:ascii="Times New Roman" w:hAnsi="Times New Roman"/>
+          <w:sz w:val="28"/>
+          <w:lang w:val="en-US"/>
+        </w:rPr>
+        <w:t xml:space="preserve"> </w:t>
+      </w:r>
+      <w:r>
+        <w:rPr>
+          <w:rFonts w:ascii="Times New Roman" w:hAnsi="Times New Roman"/>
+          <w:sz w:val="28"/>
+        </w:rPr>
+        <w:t>аннотации</w:t>
+      </w:r>
+      <w:r>
+        <w:rPr>
+          <w:rFonts w:ascii="Times New Roman" w:hAnsi="Times New Roman"/>
+          <w:sz w:val="28"/>
+          <w:lang w:val="en-US"/>
+        </w:rPr>
+        <w:t xml:space="preserve"> Pattern. </w:t>
+      </w:r>
+      <w:r>
+        <w:rPr>
+          <w:rFonts w:ascii="Times New Roman" w:hAnsi="Times New Roman"/>
+          <w:sz w:val="28"/>
+        </w:rPr>
+        <w:t>Регулярное</w:t>
+      </w:r>
+      <w:r>
+        <w:rPr>
+          <w:rFonts w:ascii="Times New Roman" w:hAnsi="Times New Roman"/>
+          <w:sz w:val="28"/>
+          <w:lang w:val="en-US"/>
+        </w:rPr>
+        <w:t xml:space="preserve"> </w:t>
+      </w:r>
+      <w:r>
+        <w:rPr>
+          <w:rFonts w:ascii="Times New Roman" w:hAnsi="Times New Roman"/>
+          <w:sz w:val="28"/>
+        </w:rPr>
+        <w:t>выражение</w:t>
+      </w:r>
+      <w:r>
+        <w:rPr>
+          <w:rFonts w:ascii="Times New Roman" w:hAnsi="Times New Roman"/>
+          <w:sz w:val="28"/>
+          <w:lang w:val="en-US"/>
+        </w:rPr>
+        <w:t xml:space="preserve"> </w:t>
+      </w:r>
+      <w:r>
+        <w:rPr>
+          <w:rFonts w:ascii="Times New Roman" w:hAnsi="Times New Roman"/>
+          <w:sz w:val="28"/>
+        </w:rPr>
+        <w:t>проверяет</w:t>
+      </w:r>
+      <w:r>
+        <w:rPr>
+          <w:rFonts w:ascii="Times New Roman" w:hAnsi="Times New Roman"/>
+          <w:sz w:val="28"/>
+          <w:lang w:val="en-US"/>
+        </w:rPr>
+        <w:t xml:space="preserve">, </w:t>
+      </w:r>
+      <w:r>
+        <w:rPr>
+          <w:rFonts w:ascii="Times New Roman" w:hAnsi="Times New Roman"/>
+          <w:sz w:val="28"/>
+        </w:rPr>
+        <w:t>что</w:t>
+      </w:r>
+      <w:r>
+        <w:rPr>
+          <w:rFonts w:ascii="Times New Roman" w:hAnsi="Times New Roman"/>
+          <w:sz w:val="28"/>
+          <w:lang w:val="en-US"/>
+        </w:rPr>
+        <w:t xml:space="preserve"> </w:t>
+      </w:r>
+      <w:r>
+        <w:rPr>
+          <w:rFonts w:ascii="Times New Roman" w:hAnsi="Times New Roman"/>
+          <w:sz w:val="28"/>
+        </w:rPr>
+        <w:t>номер</w:t>
+      </w:r>
+      <w:r>
+        <w:rPr>
+          <w:rFonts w:ascii="Times New Roman" w:hAnsi="Times New Roman"/>
+          <w:sz w:val="28"/>
+          <w:lang w:val="en-US"/>
+        </w:rPr>
+        <w:t xml:space="preserve"> </w:t>
+      </w:r>
+      <w:r>
+        <w:rPr>
+          <w:rFonts w:ascii="Times New Roman" w:hAnsi="Times New Roman"/>
+          <w:sz w:val="28"/>
+        </w:rPr>
+        <w:t>телефона</w:t>
+      </w:r>
+      <w:r>
+        <w:rPr>
+          <w:rFonts w:ascii="Times New Roman" w:hAnsi="Times New Roman"/>
+          <w:sz w:val="28"/>
+          <w:lang w:val="en-US"/>
+        </w:rPr>
+        <w:t xml:space="preserve"> </w:t>
+      </w:r>
+      <w:r>
+        <w:rPr>
+          <w:rFonts w:ascii="Times New Roman" w:hAnsi="Times New Roman"/>
+          <w:sz w:val="28"/>
+        </w:rPr>
+        <w:t>соответствует</w:t>
+      </w:r>
+      <w:r>
+        <w:rPr>
+          <w:rFonts w:ascii="Times New Roman" w:hAnsi="Times New Roman"/>
+          <w:sz w:val="28"/>
+          <w:lang w:val="en-US"/>
+        </w:rPr>
+        <w:t xml:space="preserve"> </w:t>
+      </w:r>
+      <w:r>
+        <w:rPr>
+          <w:rFonts w:ascii="Times New Roman" w:hAnsi="Times New Roman"/>
+          <w:sz w:val="28"/>
+        </w:rPr>
+        <w:t>формату</w:t>
+      </w:r>
+      <w:r>
+        <w:rPr>
+          <w:rFonts w:ascii="Times New Roman" w:hAnsi="Times New Roman"/>
+          <w:sz w:val="28"/>
+          <w:lang w:val="en-US"/>
+        </w:rPr>
+        <w:t xml:space="preserve"> </w:t>
+      </w:r>
+      <w:r>
+        <w:rPr>
+          <w:rFonts w:ascii="Times New Roman" w:hAnsi="Times New Roman"/>
+          <w:sz w:val="28"/>
+        </w:rPr>
+        <w:t>с</w:t>
+      </w:r>
+      <w:r>
+        <w:rPr>
+          <w:rFonts w:ascii="Times New Roman" w:hAnsi="Times New Roman"/>
+          <w:sz w:val="28"/>
+          <w:lang w:val="en-US"/>
+        </w:rPr>
+        <w:t xml:space="preserve"> </w:t>
+      </w:r>
+      <w:r>
+        <w:rPr>
+          <w:rFonts w:ascii="Times New Roman" w:hAnsi="Times New Roman"/>
+          <w:sz w:val="28"/>
+        </w:rPr>
+        <w:t>международным</w:t>
+      </w:r>
+      <w:r>
+        <w:rPr>
+          <w:rFonts w:ascii="Times New Roman" w:hAnsi="Times New Roman"/>
+          <w:sz w:val="28"/>
+          <w:lang w:val="en-US"/>
+        </w:rPr>
+        <w:t xml:space="preserve"> </w:t>
+      </w:r>
+      <w:r>
+        <w:rPr>
+          <w:rFonts w:ascii="Times New Roman" w:hAnsi="Times New Roman"/>
+          <w:sz w:val="28"/>
+        </w:rPr>
+        <w:t>кодом</w:t>
+      </w:r>
+      <w:r>
+        <w:rPr>
+          <w:rFonts w:ascii="Times New Roman" w:hAnsi="Times New Roman"/>
+          <w:sz w:val="28"/>
+          <w:lang w:val="en-US"/>
+        </w:rPr>
+        <w:t xml:space="preserve">, </w:t>
+      </w:r>
+      <w:r>
+        <w:rPr>
+          <w:rFonts w:ascii="Times New Roman" w:hAnsi="Times New Roman"/>
+          <w:sz w:val="28"/>
+        </w:rPr>
+        <w:t>дефисами</w:t>
+      </w:r>
+      <w:r>
+        <w:rPr>
+          <w:rFonts w:ascii="Times New Roman" w:hAnsi="Times New Roman"/>
+          <w:sz w:val="28"/>
+          <w:lang w:val="en-US"/>
+        </w:rPr>
+        <w:t xml:space="preserve"> </w:t>
+      </w:r>
+      <w:r>
+        <w:rPr>
+          <w:rFonts w:ascii="Times New Roman" w:hAnsi="Times New Roman"/>
+          <w:sz w:val="28"/>
+        </w:rPr>
+        <w:t>или</w:t>
+      </w:r>
+      <w:r>
+        <w:rPr>
+          <w:rFonts w:ascii="Times New Roman" w:hAnsi="Times New Roman"/>
+          <w:sz w:val="28"/>
+          <w:lang w:val="en-US"/>
+        </w:rPr>
+        <w:t xml:space="preserve"> </w:t>
+      </w:r>
+      <w:r>
+        <w:rPr>
+          <w:rFonts w:ascii="Times New Roman" w:hAnsi="Times New Roman"/>
+          <w:sz w:val="28"/>
+        </w:rPr>
+        <w:t>пробелами</w:t>
+      </w:r>
+      <w:r>
+        <w:rPr>
+          <w:rFonts w:ascii="Times New Roman" w:hAnsi="Times New Roman"/>
+          <w:sz w:val="28"/>
+          <w:lang w:val="en-US"/>
+        </w:rPr>
+        <w:t xml:space="preserve"> </w:t>
+      </w:r>
+      <w:r>
+        <w:rPr>
+          <w:rFonts w:ascii="Times New Roman" w:hAnsi="Times New Roman"/>
+          <w:sz w:val="28"/>
+        </w:rPr>
+        <w:t>в</w:t>
+      </w:r>
+      <w:r>
+        <w:rPr>
+          <w:rFonts w:ascii="Times New Roman" w:hAnsi="Times New Roman"/>
+          <w:sz w:val="28"/>
+          <w:lang w:val="en-US"/>
+        </w:rPr>
+        <w:t xml:space="preserve"> </w:t>
+      </w:r>
+      <w:r>
+        <w:rPr>
+          <w:rFonts w:ascii="Times New Roman" w:hAnsi="Times New Roman"/>
+          <w:sz w:val="28"/>
+        </w:rPr>
+        <w:t>стандартных</w:t>
+      </w:r>
+      <w:r>
+        <w:rPr>
+          <w:rFonts w:ascii="Times New Roman" w:hAnsi="Times New Roman"/>
+          <w:sz w:val="28"/>
+          <w:lang w:val="en-US"/>
+        </w:rPr>
+        <w:t xml:space="preserve"> </w:t>
+      </w:r>
+      <w:r>
+        <w:rPr>
+          <w:rFonts w:ascii="Times New Roman" w:hAnsi="Times New Roman"/>
+          <w:sz w:val="28"/>
+        </w:rPr>
+        <w:t>позициях</w:t>
+      </w:r>
+      <w:r>
+        <w:rPr>
+          <w:rFonts w:ascii="Times New Roman" w:hAnsi="Times New Roman"/>
+          <w:sz w:val="28"/>
+          <w:lang w:val="en-US"/>
+        </w:rPr>
+        <w:t>.</w:t>
       </w:r>
     </w:p>
     <w:p>
@@ -5418,167 +3320,7 @@
           <w:lang w:val="en-US"/>
         </w:rPr>
         <w:br/>
-        <w:t xml:space="preserve">        </w:t>
-      </w:r>
-      <w:proofErr w:type="spellStart"/>
-      <w:r>
-        <w:rPr>
-          <w:rFonts w:ascii="Consolas" w:hAnsi="Consolas"/>
-          <w:sz w:val="14"/>
-          <w:szCs w:val="14"/>
-          <w:lang w:val="en-US"/>
-        </w:rPr>
-        <w:t>regexp</w:t>
-      </w:r>
-      <w:proofErr w:type="spellEnd"/>
-      <w:r>
-        <w:rPr>
-          <w:rFonts w:ascii="Consolas" w:hAnsi="Consolas"/>
-          <w:sz w:val="14"/>
-          <w:szCs w:val="14"/>
-          <w:lang w:val="en-US"/>
-        </w:rPr>
-        <w:t xml:space="preserve"> = "^[+]?[1-</w:t>
-      </w:r>
-      <w:proofErr w:type="gramStart"/>
-      <w:r>
-        <w:rPr>
-          <w:rFonts w:ascii="Consolas" w:hAnsi="Consolas"/>
-          <w:sz w:val="14"/>
-          <w:szCs w:val="14"/>
-          <w:lang w:val="en-US"/>
-        </w:rPr>
-        <w:t>9][</w:t>
-      </w:r>
-      <w:proofErr w:type="gramEnd"/>
-      <w:r>
-        <w:rPr>
-          <w:rFonts w:ascii="Consolas" w:hAnsi="Consolas"/>
-          <w:sz w:val="14"/>
-          <w:szCs w:val="14"/>
-          <w:lang w:val="en-US"/>
-        </w:rPr>
-        <w:t>-\\s</w:t>
-      </w:r>
-      <w:proofErr w:type="gramStart"/>
-      <w:r>
-        <w:rPr>
-          <w:rFonts w:ascii="Consolas" w:hAnsi="Consolas"/>
-          <w:sz w:val="14"/>
-          <w:szCs w:val="14"/>
-          <w:lang w:val="en-US"/>
-        </w:rPr>
-        <w:t>]?[</w:t>
-      </w:r>
-      <w:proofErr w:type="gramEnd"/>
-      <w:r>
-        <w:rPr>
-          <w:rFonts w:ascii="Consolas" w:hAnsi="Consolas"/>
-          <w:sz w:val="14"/>
-          <w:szCs w:val="14"/>
-          <w:lang w:val="en-US"/>
-        </w:rPr>
-        <w:t>0-9]{</w:t>
-      </w:r>
-      <w:proofErr w:type="gramStart"/>
-      <w:r>
-        <w:rPr>
-          <w:rFonts w:ascii="Consolas" w:hAnsi="Consolas"/>
-          <w:sz w:val="14"/>
-          <w:szCs w:val="14"/>
-          <w:lang w:val="en-US"/>
-        </w:rPr>
-        <w:t>3}[</w:t>
-      </w:r>
-      <w:proofErr w:type="gramEnd"/>
-      <w:r>
-        <w:rPr>
-          <w:rFonts w:ascii="Consolas" w:hAnsi="Consolas"/>
-          <w:sz w:val="14"/>
-          <w:szCs w:val="14"/>
-          <w:lang w:val="en-US"/>
-        </w:rPr>
-        <w:t>-\\s</w:t>
-      </w:r>
-      <w:proofErr w:type="gramStart"/>
-      <w:r>
-        <w:rPr>
-          <w:rFonts w:ascii="Consolas" w:hAnsi="Consolas"/>
-          <w:sz w:val="14"/>
-          <w:szCs w:val="14"/>
-          <w:lang w:val="en-US"/>
-        </w:rPr>
-        <w:t>]?[</w:t>
-      </w:r>
-      <w:proofErr w:type="gramEnd"/>
-      <w:r>
-        <w:rPr>
-          <w:rFonts w:ascii="Consolas" w:hAnsi="Consolas"/>
-          <w:sz w:val="14"/>
-          <w:szCs w:val="14"/>
-          <w:lang w:val="en-US"/>
-        </w:rPr>
-        <w:t>0-9]{</w:t>
-      </w:r>
-      <w:proofErr w:type="gramStart"/>
-      <w:r>
-        <w:rPr>
-          <w:rFonts w:ascii="Consolas" w:hAnsi="Consolas"/>
-          <w:sz w:val="14"/>
-          <w:szCs w:val="14"/>
-          <w:lang w:val="en-US"/>
-        </w:rPr>
-        <w:t>3}[</w:t>
-      </w:r>
-      <w:proofErr w:type="gramEnd"/>
-      <w:r>
-        <w:rPr>
-          <w:rFonts w:ascii="Consolas" w:hAnsi="Consolas"/>
-          <w:sz w:val="14"/>
-          <w:szCs w:val="14"/>
-          <w:lang w:val="en-US"/>
-        </w:rPr>
-        <w:t>-\\s</w:t>
-      </w:r>
-      <w:proofErr w:type="gramStart"/>
-      <w:r>
-        <w:rPr>
-          <w:rFonts w:ascii="Consolas" w:hAnsi="Consolas"/>
-          <w:sz w:val="14"/>
-          <w:szCs w:val="14"/>
-          <w:lang w:val="en-US"/>
-        </w:rPr>
-        <w:t>]?[</w:t>
-      </w:r>
-      <w:proofErr w:type="gramEnd"/>
-      <w:r>
-        <w:rPr>
-          <w:rFonts w:ascii="Consolas" w:hAnsi="Consolas"/>
-          <w:sz w:val="14"/>
-          <w:szCs w:val="14"/>
-          <w:lang w:val="en-US"/>
-        </w:rPr>
-        <w:t>0-9]{</w:t>
-      </w:r>
-      <w:proofErr w:type="gramStart"/>
-      <w:r>
-        <w:rPr>
-          <w:rFonts w:ascii="Consolas" w:hAnsi="Consolas"/>
-          <w:sz w:val="14"/>
-          <w:szCs w:val="14"/>
-          <w:lang w:val="en-US"/>
-        </w:rPr>
-        <w:t>4}$</w:t>
-      </w:r>
-      <w:proofErr w:type="gramEnd"/>
-      <w:r>
-        <w:rPr>
-          <w:rFonts w:ascii="Consolas" w:hAnsi="Consolas"/>
-          <w:sz w:val="14"/>
-          <w:szCs w:val="14"/>
-          <w:lang w:val="en-US"/>
-        </w:rPr>
-        <w:t>",</w:t>
+        <w:t xml:space="preserve">        regexp = "^[+]?[1-9][-\\s]?[0-9]{3}[-\\s]?[0-9]{3}[-\\s]?[0-9]{4}$",</w:t>
       </w:r>
       <w:r>
         <w:rPr>
@@ -5678,6 +3420,7 @@
         <w:rPr>
           <w:rFonts w:ascii="Times New Roman" w:hAnsi="Times New Roman"/>
           <w:sz w:val="28"/>
+          <w:lang w:val="en-US"/>
         </w:rPr>
       </w:pPr>
       <w:r>
@@ -5693,23 +3436,7 @@
           <w:sz w:val="28"/>
           <w:lang w:val="en-US"/>
         </w:rPr>
-        <w:t xml:space="preserve"> 1</w:t>
-      </w:r>
-      <w:r>
-        <w:rPr>
-          <w:rFonts w:ascii="Times New Roman" w:hAnsi="Times New Roman"/>
-          <w:sz w:val="28"/>
-          <w:lang w:val="en-US"/>
-        </w:rPr>
-        <w:t>1</w:t>
-      </w:r>
-      <w:r>
-        <w:rPr>
-          <w:rFonts w:ascii="Times New Roman" w:hAnsi="Times New Roman"/>
-          <w:sz w:val="28"/>
-          <w:lang w:val="en-US"/>
-        </w:rPr>
-        <w:t xml:space="preserve"> ― </w:t>
+        <w:t xml:space="preserve"> 11 ― </w:t>
       </w:r>
       <w:r>
         <w:rPr>
@@ -5810,71 +3537,211 @@
           <w:rFonts w:ascii="Times New Roman" w:hAnsi="Times New Roman"/>
           <w:sz w:val="28"/>
         </w:rPr>
-        <w:t xml:space="preserve">На изображении 12 представлен результат проверки валидации номера телефона. При попытке создать пользователя с некорректным номером телефона сервер возвращает ошибку 400 </w:t>
-      </w:r>
-      <w:proofErr w:type="spellStart"/>
-      <w:r>
-        <w:rPr>
-          <w:rFonts w:ascii="Times New Roman" w:hAnsi="Times New Roman"/>
-          <w:sz w:val="28"/>
-        </w:rPr>
-        <w:t>Bad</w:t>
-      </w:r>
-      <w:proofErr w:type="spellEnd"/>
-      <w:r>
-        <w:rPr>
-          <w:rFonts w:ascii="Times New Roman" w:hAnsi="Times New Roman"/>
-          <w:sz w:val="28"/>
+        <w:t>На</w:t>
+      </w:r>
+      <w:r>
+        <w:rPr>
+          <w:rFonts w:ascii="Times New Roman" w:hAnsi="Times New Roman"/>
+          <w:sz w:val="28"/>
+          <w:lang w:val="en-US"/>
         </w:rPr>
         <w:t xml:space="preserve"> </w:t>
       </w:r>
-      <w:proofErr w:type="spellStart"/>
-      <w:r>
-        <w:rPr>
-          <w:rFonts w:ascii="Times New Roman" w:hAnsi="Times New Roman"/>
-          <w:sz w:val="28"/>
-        </w:rPr>
-        <w:t>Request</w:t>
-      </w:r>
-      <w:proofErr w:type="spellEnd"/>
-      <w:r>
-        <w:rPr>
-          <w:rFonts w:ascii="Times New Roman" w:hAnsi="Times New Roman"/>
-          <w:sz w:val="28"/>
-        </w:rPr>
-        <w:t xml:space="preserve"> с сообщением, что номер не соответствует требуемому шаблону. Это подтверждает корректную работу </w:t>
-      </w:r>
-      <w:proofErr w:type="spellStart"/>
-      <w:r>
-        <w:rPr>
-          <w:rFonts w:ascii="Times New Roman" w:hAnsi="Times New Roman"/>
-          <w:sz w:val="28"/>
-        </w:rPr>
-        <w:t>Bean</w:t>
-      </w:r>
-      <w:proofErr w:type="spellEnd"/>
-      <w:r>
-        <w:rPr>
-          <w:rFonts w:ascii="Times New Roman" w:hAnsi="Times New Roman"/>
-          <w:sz w:val="28"/>
+      <w:r>
+        <w:rPr>
+          <w:rFonts w:ascii="Times New Roman" w:hAnsi="Times New Roman"/>
+          <w:sz w:val="28"/>
+        </w:rPr>
+        <w:t>изображении</w:t>
+      </w:r>
+      <w:r>
+        <w:rPr>
+          <w:rFonts w:ascii="Times New Roman" w:hAnsi="Times New Roman"/>
+          <w:sz w:val="28"/>
+          <w:lang w:val="en-US"/>
+        </w:rPr>
+        <w:t xml:space="preserve"> 12 </w:t>
+      </w:r>
+      <w:r>
+        <w:rPr>
+          <w:rFonts w:ascii="Times New Roman" w:hAnsi="Times New Roman"/>
+          <w:sz w:val="28"/>
+        </w:rPr>
+        <w:t>представлен</w:t>
+      </w:r>
+      <w:r>
+        <w:rPr>
+          <w:rFonts w:ascii="Times New Roman" w:hAnsi="Times New Roman"/>
+          <w:sz w:val="28"/>
+          <w:lang w:val="en-US"/>
         </w:rPr>
         <w:t xml:space="preserve"> </w:t>
       </w:r>
-      <w:proofErr w:type="spellStart"/>
-      <w:r>
-        <w:rPr>
-          <w:rFonts w:ascii="Times New Roman" w:hAnsi="Times New Roman"/>
-          <w:sz w:val="28"/>
-        </w:rPr>
-        <w:t>Validation</w:t>
-      </w:r>
-      <w:proofErr w:type="spellEnd"/>
-      <w:r>
-        <w:rPr>
-          <w:rFonts w:ascii="Times New Roman" w:hAnsi="Times New Roman"/>
-          <w:sz w:val="28"/>
-        </w:rPr>
-        <w:t>.</w:t>
+      <w:r>
+        <w:rPr>
+          <w:rFonts w:ascii="Times New Roman" w:hAnsi="Times New Roman"/>
+          <w:sz w:val="28"/>
+        </w:rPr>
+        <w:t>результат</w:t>
+      </w:r>
+      <w:r>
+        <w:rPr>
+          <w:rFonts w:ascii="Times New Roman" w:hAnsi="Times New Roman"/>
+          <w:sz w:val="28"/>
+          <w:lang w:val="en-US"/>
+        </w:rPr>
+        <w:t xml:space="preserve"> </w:t>
+      </w:r>
+      <w:r>
+        <w:rPr>
+          <w:rFonts w:ascii="Times New Roman" w:hAnsi="Times New Roman"/>
+          <w:sz w:val="28"/>
+        </w:rPr>
+        <w:t>проверки</w:t>
+      </w:r>
+      <w:r>
+        <w:rPr>
+          <w:rFonts w:ascii="Times New Roman" w:hAnsi="Times New Roman"/>
+          <w:sz w:val="28"/>
+          <w:lang w:val="en-US"/>
+        </w:rPr>
+        <w:t xml:space="preserve"> </w:t>
+      </w:r>
+      <w:r>
+        <w:rPr>
+          <w:rFonts w:ascii="Times New Roman" w:hAnsi="Times New Roman"/>
+          <w:sz w:val="28"/>
+        </w:rPr>
+        <w:t>валидации</w:t>
+      </w:r>
+      <w:r>
+        <w:rPr>
+          <w:rFonts w:ascii="Times New Roman" w:hAnsi="Times New Roman"/>
+          <w:sz w:val="28"/>
+          <w:lang w:val="en-US"/>
+        </w:rPr>
+        <w:t xml:space="preserve"> </w:t>
+      </w:r>
+      <w:r>
+        <w:rPr>
+          <w:rFonts w:ascii="Times New Roman" w:hAnsi="Times New Roman"/>
+          <w:sz w:val="28"/>
+        </w:rPr>
+        <w:t>номера</w:t>
+      </w:r>
+      <w:r>
+        <w:rPr>
+          <w:rFonts w:ascii="Times New Roman" w:hAnsi="Times New Roman"/>
+          <w:sz w:val="28"/>
+          <w:lang w:val="en-US"/>
+        </w:rPr>
+        <w:t xml:space="preserve"> </w:t>
+      </w:r>
+      <w:r>
+        <w:rPr>
+          <w:rFonts w:ascii="Times New Roman" w:hAnsi="Times New Roman"/>
+          <w:sz w:val="28"/>
+        </w:rPr>
+        <w:t>телефона</w:t>
+      </w:r>
+      <w:r>
+        <w:rPr>
+          <w:rFonts w:ascii="Times New Roman" w:hAnsi="Times New Roman"/>
+          <w:sz w:val="28"/>
+          <w:lang w:val="en-US"/>
+        </w:rPr>
+        <w:t xml:space="preserve">. </w:t>
+      </w:r>
+      <w:r>
+        <w:rPr>
+          <w:rFonts w:ascii="Times New Roman" w:hAnsi="Times New Roman"/>
+          <w:sz w:val="28"/>
+        </w:rPr>
+        <w:t>При</w:t>
+      </w:r>
+      <w:r>
+        <w:rPr>
+          <w:rFonts w:ascii="Times New Roman" w:hAnsi="Times New Roman"/>
+          <w:sz w:val="28"/>
+        </w:rPr>
+        <w:t xml:space="preserve"> </w:t>
+      </w:r>
+      <w:r>
+        <w:rPr>
+          <w:rFonts w:ascii="Times New Roman" w:hAnsi="Times New Roman"/>
+          <w:sz w:val="28"/>
+        </w:rPr>
+        <w:t>попытке</w:t>
+      </w:r>
+      <w:r>
+        <w:rPr>
+          <w:rFonts w:ascii="Times New Roman" w:hAnsi="Times New Roman"/>
+          <w:sz w:val="28"/>
+        </w:rPr>
+        <w:t xml:space="preserve"> </w:t>
+      </w:r>
+      <w:r>
+        <w:rPr>
+          <w:rFonts w:ascii="Times New Roman" w:hAnsi="Times New Roman"/>
+          <w:sz w:val="28"/>
+        </w:rPr>
+        <w:t>создать</w:t>
+      </w:r>
+      <w:r>
+        <w:rPr>
+          <w:rFonts w:ascii="Times New Roman" w:hAnsi="Times New Roman"/>
+          <w:sz w:val="28"/>
+        </w:rPr>
+        <w:t xml:space="preserve"> </w:t>
+      </w:r>
+      <w:r>
+        <w:rPr>
+          <w:rFonts w:ascii="Times New Roman" w:hAnsi="Times New Roman"/>
+          <w:sz w:val="28"/>
+        </w:rPr>
+        <w:t>пользователя</w:t>
+      </w:r>
+      <w:r>
+        <w:rPr>
+          <w:rFonts w:ascii="Times New Roman" w:hAnsi="Times New Roman"/>
+          <w:sz w:val="28"/>
+        </w:rPr>
+        <w:t xml:space="preserve"> </w:t>
+      </w:r>
+      <w:r>
+        <w:rPr>
+          <w:rFonts w:ascii="Times New Roman" w:hAnsi="Times New Roman"/>
+          <w:sz w:val="28"/>
+        </w:rPr>
+        <w:t>с</w:t>
+      </w:r>
+      <w:r>
+        <w:rPr>
+          <w:rFonts w:ascii="Times New Roman" w:hAnsi="Times New Roman"/>
+          <w:sz w:val="28"/>
+        </w:rPr>
+        <w:t xml:space="preserve"> </w:t>
+      </w:r>
+      <w:r>
+        <w:rPr>
+          <w:rFonts w:ascii="Times New Roman" w:hAnsi="Times New Roman"/>
+          <w:sz w:val="28"/>
+        </w:rPr>
+        <w:t>некорректным</w:t>
+      </w:r>
+      <w:r>
+        <w:rPr>
+          <w:rFonts w:ascii="Times New Roman" w:hAnsi="Times New Roman"/>
+          <w:sz w:val="28"/>
+        </w:rPr>
+        <w:t xml:space="preserve"> </w:t>
+      </w:r>
+      <w:r>
+        <w:rPr>
+          <w:rFonts w:ascii="Times New Roman" w:hAnsi="Times New Roman"/>
+          <w:sz w:val="28"/>
+        </w:rPr>
+        <w:t>номером телефона сервер возвращает ошибку 400 Bad Request с сообщением, что номер не соответствует требуемому шаблону. Это подтверждает корректную работу Bean Validation.</w:t>
       </w:r>
     </w:p>
     <w:p>
@@ -5891,6 +3758,7 @@
       <w:r>
         <w:rPr>
           <w:rFonts w:ascii="Times New Roman" w:hAnsi="Times New Roman"/>
+          <w:noProof/>
           <w:sz w:val="28"/>
         </w:rPr>
         <w:drawing>
@@ -5951,25 +3819,8 @@
         <w:rPr>
           <w:rFonts w:ascii="Times New Roman" w:hAnsi="Times New Roman"/>
           <w:sz w:val="28"/>
-          <w:lang w:val="en-US"/>
-        </w:rPr>
-        <w:t xml:space="preserve"> 1</w:t>
-      </w:r>
-      <w:r>
-        <w:rPr>
-          <w:rFonts w:ascii="Times New Roman" w:hAnsi="Times New Roman"/>
-          <w:sz w:val="28"/>
-          <w:lang w:val="en-US"/>
-        </w:rPr>
-        <w:t>2</w:t>
-      </w:r>
-      <w:r>
-        <w:rPr>
-          <w:rFonts w:ascii="Times New Roman" w:hAnsi="Times New Roman"/>
-          <w:sz w:val="28"/>
-          <w:lang w:val="en-US"/>
-        </w:rPr>
-        <w:t xml:space="preserve"> ― </w:t>
+        </w:rPr>
+        <w:t xml:space="preserve"> 12 ― </w:t>
       </w:r>
       <w:r>
         <w:rPr>
@@ -5982,7 +3833,6 @@
         <w:rPr>
           <w:rFonts w:ascii="Times New Roman" w:hAnsi="Times New Roman"/>
           <w:sz w:val="28"/>
-          <w:lang w:val="en-US"/>
         </w:rPr>
         <w:t xml:space="preserve"> </w:t>
       </w:r>
@@ -5997,7 +3847,6 @@
         <w:rPr>
           <w:rFonts w:ascii="Times New Roman" w:hAnsi="Times New Roman"/>
           <w:sz w:val="28"/>
-          <w:lang w:val="en-US"/>
         </w:rPr>
         <w:t xml:space="preserve"> </w:t>
       </w:r>
@@ -6006,20 +3855,12 @@
           <w:rFonts w:ascii="Times New Roman" w:hAnsi="Times New Roman"/>
           <w:sz w:val="28"/>
         </w:rPr>
-        <w:t>регулярно</w:t>
-      </w:r>
-      <w:r>
-        <w:rPr>
-          <w:rFonts w:ascii="Times New Roman" w:hAnsi="Times New Roman"/>
-          <w:sz w:val="28"/>
-        </w:rPr>
-        <w:t>го</w:t>
-      </w:r>
-      <w:r>
-        <w:rPr>
-          <w:rFonts w:ascii="Times New Roman" w:hAnsi="Times New Roman"/>
-          <w:sz w:val="28"/>
-          <w:lang w:val="en-US"/>
+        <w:t>регулярного</w:t>
+      </w:r>
+      <w:r>
+        <w:rPr>
+          <w:rFonts w:ascii="Times New Roman" w:hAnsi="Times New Roman"/>
+          <w:sz w:val="28"/>
         </w:rPr>
         <w:t xml:space="preserve"> </w:t>
       </w:r>
@@ -6055,23 +3896,7 @@
           <w:sz w:val="28"/>
         </w:rPr>
         <w:lastRenderedPageBreak/>
-        <w:t xml:space="preserve">В элементе 13 представлен код для поиска уведомлений одновременно по статусу и каналу. В репозиторий был добавлен метод </w:t>
-      </w:r>
-      <w:proofErr w:type="spellStart"/>
-      <w:r>
-        <w:rPr>
-          <w:rFonts w:ascii="Times New Roman" w:hAnsi="Times New Roman"/>
-          <w:sz w:val="28"/>
-        </w:rPr>
-        <w:t>findByStatusAndChannel</w:t>
-      </w:r>
-      <w:proofErr w:type="spellEnd"/>
-      <w:r>
-        <w:rPr>
-          <w:rFonts w:ascii="Times New Roman" w:hAnsi="Times New Roman"/>
-          <w:sz w:val="28"/>
-        </w:rPr>
-        <w:t>, Spring Data JPA автоматически построил соответствующий запрос на основе имени метода. В сервис и контроллер также были добавлены соответствующие методы.</w:t>
+        <w:t>В элементе 13 представлен код для поиска уведомлений одновременно по статусу и каналу. В репозиторий был добавлен метод findByStatusAndChannel, Spring Data JPA автоматически построил соответствующий запрос на основе имени метода. В сервис и контроллер также были добавлены соответствующие методы.</w:t>
       </w:r>
     </w:p>
     <w:p>
@@ -6098,7 +3923,6 @@
         </w:rPr>
         <w:t xml:space="preserve">// </w:t>
       </w:r>
-      <w:proofErr w:type="spellStart"/>
       <w:r>
         <w:rPr>
           <w:rFonts w:ascii="Consolas" w:hAnsi="Consolas"/>
@@ -6108,7 +3932,6 @@
         </w:rPr>
         <w:t>NotificationRepository</w:t>
       </w:r>
-      <w:proofErr w:type="spellEnd"/>
     </w:p>
     <w:p>
       <w:pPr>
@@ -6133,49 +3956,7 @@
           <w:szCs w:val="18"/>
           <w:lang w:val="en-US"/>
         </w:rPr>
-        <w:t xml:space="preserve">List&lt;Notification&gt; </w:t>
-      </w:r>
-      <w:proofErr w:type="spellStart"/>
-      <w:proofErr w:type="gramStart"/>
-      <w:r>
-        <w:rPr>
-          <w:rFonts w:ascii="Consolas" w:hAnsi="Consolas"/>
-          <w:sz w:val="18"/>
-          <w:szCs w:val="18"/>
-          <w:lang w:val="en-US"/>
-        </w:rPr>
-        <w:t>findByStatusAndChannel</w:t>
-      </w:r>
-      <w:proofErr w:type="spellEnd"/>
-      <w:r>
-        <w:rPr>
-          <w:rFonts w:ascii="Consolas" w:hAnsi="Consolas"/>
-          <w:sz w:val="18"/>
-          <w:szCs w:val="18"/>
-          <w:lang w:val="en-US"/>
-        </w:rPr>
-        <w:t>(</w:t>
-      </w:r>
-      <w:proofErr w:type="spellStart"/>
-      <w:proofErr w:type="gramEnd"/>
-      <w:r>
-        <w:rPr>
-          <w:rFonts w:ascii="Consolas" w:hAnsi="Consolas"/>
-          <w:sz w:val="18"/>
-          <w:szCs w:val="18"/>
-          <w:lang w:val="en-US"/>
-        </w:rPr>
-        <w:t>NotificationStatus</w:t>
-      </w:r>
-      <w:proofErr w:type="spellEnd"/>
-      <w:r>
-        <w:rPr>
-          <w:rFonts w:ascii="Consolas" w:hAnsi="Consolas"/>
-          <w:sz w:val="18"/>
-          <w:szCs w:val="18"/>
-          <w:lang w:val="en-US"/>
-        </w:rPr>
-        <w:t xml:space="preserve"> status,</w:t>
+        <w:t>List&lt;Notification&gt; findByStatusAndChannel(NotificationStatus status,</w:t>
       </w:r>
       <w:r>
         <w:rPr>
@@ -6186,25 +3967,14 @@
         </w:rPr>
         <w:t xml:space="preserve"> </w:t>
       </w:r>
-      <w:proofErr w:type="spellStart"/>
-      <w:r>
-        <w:rPr>
-          <w:rFonts w:ascii="Consolas" w:hAnsi="Consolas"/>
-          <w:sz w:val="18"/>
-          <w:szCs w:val="18"/>
-          <w:lang w:val="en-US"/>
-        </w:rPr>
-        <w:t>NotificationChannel</w:t>
-      </w:r>
-      <w:proofErr w:type="spellEnd"/>
-      <w:r>
-        <w:rPr>
-          <w:rFonts w:ascii="Consolas" w:hAnsi="Consolas"/>
-          <w:sz w:val="18"/>
-          <w:szCs w:val="18"/>
-          <w:lang w:val="en-US"/>
-        </w:rPr>
-        <w:t xml:space="preserve"> channel);</w:t>
+      <w:r>
+        <w:rPr>
+          <w:rFonts w:ascii="Consolas" w:hAnsi="Consolas"/>
+          <w:sz w:val="18"/>
+          <w:szCs w:val="18"/>
+          <w:lang w:val="en-US"/>
+        </w:rPr>
+        <w:t>NotificationChannel channel);</w:t>
       </w:r>
     </w:p>
     <w:p>
@@ -6258,7 +4028,6 @@
         </w:rPr>
         <w:t xml:space="preserve"> </w:t>
       </w:r>
-      <w:proofErr w:type="spellStart"/>
       <w:r>
         <w:rPr>
           <w:rFonts w:ascii="Consolas" w:hAnsi="Consolas"/>
@@ -6268,7 +4037,6 @@
         </w:rPr>
         <w:t>NotificationService</w:t>
       </w:r>
-      <w:proofErr w:type="spellEnd"/>
     </w:p>
     <w:p>
       <w:pPr>
@@ -6293,109 +4061,27 @@
           <w:szCs w:val="18"/>
           <w:lang w:val="en-US"/>
         </w:rPr>
-        <w:t xml:space="preserve">public List&lt;Notification&gt; </w:t>
-      </w:r>
-      <w:proofErr w:type="spellStart"/>
-      <w:proofErr w:type="gramStart"/>
-      <w:r>
-        <w:rPr>
-          <w:rFonts w:ascii="Consolas" w:hAnsi="Consolas"/>
-          <w:sz w:val="18"/>
-          <w:szCs w:val="18"/>
-          <w:lang w:val="en-US"/>
-        </w:rPr>
-        <w:t>getNotificationsByStatusAndChannel</w:t>
-      </w:r>
-      <w:proofErr w:type="spellEnd"/>
-      <w:r>
-        <w:rPr>
-          <w:rFonts w:ascii="Consolas" w:hAnsi="Consolas"/>
-          <w:sz w:val="18"/>
-          <w:szCs w:val="18"/>
-          <w:lang w:val="en-US"/>
-        </w:rPr>
-        <w:t>(</w:t>
-      </w:r>
-      <w:proofErr w:type="spellStart"/>
-      <w:proofErr w:type="gramEnd"/>
-      <w:r>
-        <w:rPr>
-          <w:rFonts w:ascii="Consolas" w:hAnsi="Consolas"/>
-          <w:sz w:val="18"/>
-          <w:szCs w:val="18"/>
-          <w:lang w:val="en-US"/>
-        </w:rPr>
-        <w:t>NotificationStatus</w:t>
-      </w:r>
-      <w:proofErr w:type="spellEnd"/>
-      <w:r>
-        <w:rPr>
-          <w:rFonts w:ascii="Consolas" w:hAnsi="Consolas"/>
-          <w:sz w:val="18"/>
-          <w:szCs w:val="18"/>
-          <w:lang w:val="en-US"/>
-        </w:rPr>
-        <w:t xml:space="preserve"> status,</w:t>
-      </w:r>
-      <w:r>
-        <w:rPr>
-          <w:rFonts w:ascii="Consolas" w:hAnsi="Consolas"/>
-          <w:sz w:val="18"/>
-          <w:szCs w:val="18"/>
-          <w:lang w:val="en-US"/>
-        </w:rPr>
-        <w:br/>
-        <w:t xml:space="preserve">                                                             </w:t>
-      </w:r>
-      <w:proofErr w:type="spellStart"/>
-      <w:r>
-        <w:rPr>
-          <w:rFonts w:ascii="Consolas" w:hAnsi="Consolas"/>
-          <w:sz w:val="18"/>
-          <w:szCs w:val="18"/>
-          <w:lang w:val="en-US"/>
-        </w:rPr>
-        <w:t>NotificationChannel</w:t>
-      </w:r>
-      <w:proofErr w:type="spellEnd"/>
-      <w:r>
-        <w:rPr>
-          <w:rFonts w:ascii="Consolas" w:hAnsi="Consolas"/>
-          <w:sz w:val="18"/>
-          <w:szCs w:val="18"/>
-          <w:lang w:val="en-US"/>
-        </w:rPr>
-        <w:t xml:space="preserve"> channel) {</w:t>
-      </w:r>
-      <w:r>
-        <w:rPr>
-          <w:rFonts w:ascii="Consolas" w:hAnsi="Consolas"/>
-          <w:sz w:val="18"/>
-          <w:szCs w:val="18"/>
-          <w:lang w:val="en-US"/>
-        </w:rPr>
-        <w:br/>
-        <w:t xml:space="preserve">    return </w:t>
-      </w:r>
-      <w:proofErr w:type="spellStart"/>
-      <w:r>
-        <w:rPr>
-          <w:rFonts w:ascii="Consolas" w:hAnsi="Consolas"/>
-          <w:sz w:val="18"/>
-          <w:szCs w:val="18"/>
-          <w:lang w:val="en-US"/>
-        </w:rPr>
-        <w:t>notificationRepository.findByStatusAndChannel</w:t>
-      </w:r>
-      <w:proofErr w:type="spellEnd"/>
-      <w:r>
-        <w:rPr>
-          <w:rFonts w:ascii="Consolas" w:hAnsi="Consolas"/>
-          <w:sz w:val="18"/>
-          <w:szCs w:val="18"/>
-          <w:lang w:val="en-US"/>
-        </w:rPr>
-        <w:t>(status, channel);</w:t>
+        <w:t>public List&lt;Notification&gt; getNotificationsByStatusAndChannel(NotificationStatus status,</w:t>
+      </w:r>
+      <w:r>
+        <w:rPr>
+          <w:rFonts w:ascii="Consolas" w:hAnsi="Consolas"/>
+          <w:sz w:val="18"/>
+          <w:szCs w:val="18"/>
+          <w:lang w:val="en-US"/>
+        </w:rPr>
+        <w:br/>
+        <w:t xml:space="preserve">                                                             NotificationChannel channel) {</w:t>
+      </w:r>
+      <w:r>
+        <w:rPr>
+          <w:rFonts w:ascii="Consolas" w:hAnsi="Consolas"/>
+          <w:sz w:val="18"/>
+          <w:szCs w:val="18"/>
+          <w:lang w:val="en-US"/>
+        </w:rPr>
+        <w:br/>
+        <w:t xml:space="preserve">    return notificationRepository.findByStatusAndChannel(status, channel);</w:t>
       </w:r>
       <w:r>
         <w:rPr>
@@ -6449,7 +4135,6 @@
         </w:rPr>
         <w:t xml:space="preserve">// </w:t>
       </w:r>
-      <w:proofErr w:type="spellStart"/>
       <w:r>
         <w:rPr>
           <w:rFonts w:ascii="Consolas" w:hAnsi="Consolas"/>
@@ -6459,7 +4144,6 @@
         </w:rPr>
         <w:t>NotificationController</w:t>
       </w:r>
-      <w:proofErr w:type="spellEnd"/>
     </w:p>
     <w:p>
       <w:pPr>
@@ -6474,6 +4158,7 @@
           <w:rFonts w:ascii="Consolas" w:hAnsi="Consolas"/>
           <w:sz w:val="18"/>
           <w:szCs w:val="18"/>
+          <w:lang w:val="en-US"/>
         </w:rPr>
       </w:pPr>
       <w:r>
@@ -6493,120 +4178,18 @@
           <w:lang w:val="en-US"/>
         </w:rPr>
         <w:br/>
-        <w:t>public List&lt;</w:t>
-      </w:r>
-      <w:proofErr w:type="spellStart"/>
-      <w:r>
-        <w:rPr>
-          <w:rFonts w:ascii="Consolas" w:hAnsi="Consolas"/>
-          <w:sz w:val="18"/>
-          <w:szCs w:val="18"/>
-          <w:lang w:val="en-US"/>
-        </w:rPr>
-        <w:t>NotificationDto</w:t>
-      </w:r>
-      <w:proofErr w:type="spellEnd"/>
-      <w:r>
-        <w:rPr>
-          <w:rFonts w:ascii="Consolas" w:hAnsi="Consolas"/>
-          <w:sz w:val="18"/>
-          <w:szCs w:val="18"/>
-          <w:lang w:val="en-US"/>
-        </w:rPr>
-        <w:t>&gt;</w:t>
-      </w:r>
-      <w:proofErr w:type="spellStart"/>
-      <w:proofErr w:type="gramStart"/>
-      <w:r>
-        <w:rPr>
-          <w:rFonts w:ascii="Consolas" w:hAnsi="Consolas"/>
-          <w:sz w:val="18"/>
-          <w:szCs w:val="18"/>
-          <w:lang w:val="en-US"/>
-        </w:rPr>
-        <w:t>getByStatusAndChannel</w:t>
-      </w:r>
-      <w:proofErr w:type="spellEnd"/>
-      <w:r>
-        <w:rPr>
-          <w:rFonts w:ascii="Consolas" w:hAnsi="Consolas"/>
-          <w:sz w:val="18"/>
-          <w:szCs w:val="18"/>
-          <w:lang w:val="en-US"/>
-        </w:rPr>
-        <w:t>(</w:t>
-      </w:r>
-      <w:proofErr w:type="gramEnd"/>
-      <w:r>
-        <w:rPr>
-          <w:rFonts w:ascii="Consolas" w:hAnsi="Consolas"/>
-          <w:sz w:val="18"/>
-          <w:szCs w:val="18"/>
-          <w:lang w:val="en-US"/>
-        </w:rPr>
-        <w:t xml:space="preserve">@PathVariable </w:t>
-      </w:r>
-      <w:proofErr w:type="spellStart"/>
-      <w:r>
-        <w:rPr>
-          <w:rFonts w:ascii="Consolas" w:hAnsi="Consolas"/>
-          <w:sz w:val="18"/>
-          <w:szCs w:val="18"/>
-          <w:lang w:val="en-US"/>
-        </w:rPr>
-        <w:t>NotificationStatus</w:t>
-      </w:r>
-      <w:proofErr w:type="spellEnd"/>
-      <w:r>
-        <w:rPr>
-          <w:rFonts w:ascii="Consolas" w:hAnsi="Consolas"/>
-          <w:sz w:val="18"/>
-          <w:szCs w:val="18"/>
-          <w:lang w:val="en-US"/>
-        </w:rPr>
-        <w:t xml:space="preserve"> status,</w:t>
-      </w:r>
-      <w:r>
-        <w:rPr>
-          <w:rFonts w:ascii="Consolas" w:hAnsi="Consolas"/>
-          <w:sz w:val="18"/>
-          <w:szCs w:val="18"/>
-          <w:lang w:val="en-US"/>
-        </w:rPr>
-        <w:br/>
-        <w:t xml:space="preserve">                                                  @PathVariable </w:t>
-      </w:r>
-      <w:proofErr w:type="spellStart"/>
-      <w:r>
-        <w:rPr>
-          <w:rFonts w:ascii="Consolas" w:hAnsi="Consolas"/>
-          <w:sz w:val="18"/>
-          <w:szCs w:val="18"/>
-          <w:lang w:val="en-US"/>
-        </w:rPr>
-        <w:t>NotificationChannel</w:t>
-      </w:r>
-      <w:proofErr w:type="spellEnd"/>
-      <w:r>
-        <w:rPr>
-          <w:rFonts w:ascii="Consolas" w:hAnsi="Consolas"/>
-          <w:sz w:val="18"/>
-          <w:szCs w:val="18"/>
-          <w:lang w:val="en-US"/>
-        </w:rPr>
-        <w:t xml:space="preserve"> </w:t>
-      </w:r>
-      <w:proofErr w:type="gramStart"/>
-      <w:r>
-        <w:rPr>
-          <w:rFonts w:ascii="Consolas" w:hAnsi="Consolas"/>
-          <w:sz w:val="18"/>
-          <w:szCs w:val="18"/>
-          <w:lang w:val="en-US"/>
-        </w:rPr>
-        <w:t>channel){</w:t>
-      </w:r>
-      <w:proofErr w:type="gramEnd"/>
+        <w:t>public List&lt;NotificationDto&gt;getByStatusAndChannel(@PathVariable NotificationStatus status,</w:t>
+      </w:r>
+      <w:r>
+        <w:rPr>
+          <w:rFonts w:ascii="Consolas" w:hAnsi="Consolas"/>
+          <w:sz w:val="18"/>
+          <w:szCs w:val="18"/>
+          <w:lang w:val="en-US"/>
+        </w:rPr>
+        <w:br/>
+        <w:t xml:space="preserve">                                                  @PathVariable NotificationChannel channel){</w:t>
+      </w:r>
       <w:r>
         <w:rPr>
           <w:rFonts w:ascii="Consolas" w:hAnsi="Consolas"/>
@@ -6625,149 +4208,27 @@
           <w:lang w:val="en-US"/>
         </w:rPr>
         <w:br/>
-        <w:t xml:space="preserve">            </w:t>
-      </w:r>
-      <w:proofErr w:type="spellStart"/>
-      <w:r>
-        <w:rPr>
-          <w:rFonts w:ascii="Consolas" w:hAnsi="Consolas"/>
-          <w:sz w:val="18"/>
-          <w:szCs w:val="18"/>
-          <w:lang w:val="en-US"/>
-        </w:rPr>
-        <w:t>notificationService.getNotificationsByStatusAndChannel</w:t>
-      </w:r>
-      <w:proofErr w:type="spellEnd"/>
-      <w:r>
-        <w:rPr>
-          <w:rFonts w:ascii="Consolas" w:hAnsi="Consolas"/>
-          <w:sz w:val="18"/>
-          <w:szCs w:val="18"/>
-          <w:lang w:val="en-US"/>
-        </w:rPr>
-        <w:t>(status, channel</w:t>
-      </w:r>
-      <w:proofErr w:type="gramStart"/>
-      <w:r>
-        <w:rPr>
-          <w:rFonts w:ascii="Consolas" w:hAnsi="Consolas"/>
-          <w:sz w:val="18"/>
-          <w:szCs w:val="18"/>
-          <w:lang w:val="en-US"/>
-        </w:rPr>
-        <w:t>).stream</w:t>
-      </w:r>
-      <w:proofErr w:type="gramEnd"/>
-      <w:r>
-        <w:rPr>
-          <w:rFonts w:ascii="Consolas" w:hAnsi="Consolas"/>
-          <w:sz w:val="18"/>
-          <w:szCs w:val="18"/>
-          <w:lang w:val="en-US"/>
-        </w:rPr>
-        <w:t>()</w:t>
-      </w:r>
-      <w:r>
-        <w:rPr>
-          <w:rFonts w:ascii="Consolas" w:hAnsi="Consolas"/>
-          <w:sz w:val="18"/>
-          <w:szCs w:val="18"/>
-          <w:lang w:val="en-US"/>
-        </w:rPr>
-        <w:br/>
-        <w:t xml:space="preserve">                  </w:t>
-      </w:r>
-      <w:proofErr w:type="gramStart"/>
-      <w:r>
-        <w:rPr>
-          <w:rFonts w:ascii="Consolas" w:hAnsi="Consolas"/>
-          <w:sz w:val="18"/>
-          <w:szCs w:val="18"/>
-          <w:lang w:val="en-US"/>
-        </w:rPr>
-        <w:t xml:space="preserve">  .map</w:t>
-      </w:r>
-      <w:proofErr w:type="gramEnd"/>
-      <w:r>
-        <w:rPr>
-          <w:rFonts w:ascii="Consolas" w:hAnsi="Consolas"/>
-          <w:sz w:val="18"/>
-          <w:szCs w:val="18"/>
-          <w:lang w:val="en-US"/>
-        </w:rPr>
-        <w:t>(</w:t>
-      </w:r>
-      <w:proofErr w:type="gramStart"/>
-      <w:r>
-        <w:rPr>
-          <w:rFonts w:ascii="Consolas" w:hAnsi="Consolas"/>
-          <w:sz w:val="18"/>
-          <w:szCs w:val="18"/>
-          <w:lang w:val="en-US"/>
-        </w:rPr>
-        <w:t>this::</w:t>
-      </w:r>
-      <w:proofErr w:type="spellStart"/>
-      <w:proofErr w:type="gramEnd"/>
-      <w:r>
-        <w:rPr>
-          <w:rFonts w:ascii="Consolas" w:hAnsi="Consolas"/>
-          <w:sz w:val="18"/>
-          <w:szCs w:val="18"/>
-          <w:lang w:val="en-US"/>
-        </w:rPr>
-        <w:t>mapToDto</w:t>
-      </w:r>
-      <w:proofErr w:type="spellEnd"/>
-      <w:r>
-        <w:rPr>
-          <w:rFonts w:ascii="Consolas" w:hAnsi="Consolas"/>
-          <w:sz w:val="18"/>
-          <w:szCs w:val="18"/>
-          <w:lang w:val="en-US"/>
-        </w:rPr>
-        <w:t>)</w:t>
-      </w:r>
-      <w:r>
-        <w:rPr>
-          <w:rFonts w:ascii="Consolas" w:hAnsi="Consolas"/>
-          <w:sz w:val="18"/>
-          <w:szCs w:val="18"/>
-          <w:lang w:val="en-US"/>
-        </w:rPr>
-        <w:br/>
-        <w:t xml:space="preserve">                  </w:t>
-      </w:r>
-      <w:proofErr w:type="gramStart"/>
-      <w:r>
-        <w:rPr>
-          <w:rFonts w:ascii="Consolas" w:hAnsi="Consolas"/>
-          <w:sz w:val="18"/>
-          <w:szCs w:val="18"/>
-          <w:lang w:val="en-US"/>
-        </w:rPr>
-        <w:t xml:space="preserve">  .</w:t>
-      </w:r>
-      <w:proofErr w:type="spellStart"/>
-      <w:r>
-        <w:rPr>
-          <w:rFonts w:ascii="Consolas" w:hAnsi="Consolas"/>
-          <w:sz w:val="18"/>
-          <w:szCs w:val="18"/>
-          <w:lang w:val="en-US"/>
-        </w:rPr>
-        <w:t>toList</w:t>
-      </w:r>
-      <w:proofErr w:type="spellEnd"/>
-      <w:proofErr w:type="gramEnd"/>
-      <w:r>
-        <w:rPr>
-          <w:rFonts w:ascii="Consolas" w:hAnsi="Consolas"/>
-          <w:sz w:val="18"/>
-          <w:szCs w:val="18"/>
-          <w:lang w:val="en-US"/>
-        </w:rPr>
-        <w:t>();</w:t>
+        <w:t xml:space="preserve">            notificationService.getNotificationsByStatusAndChannel(status, channel).stream()</w:t>
+      </w:r>
+      <w:r>
+        <w:rPr>
+          <w:rFonts w:ascii="Consolas" w:hAnsi="Consolas"/>
+          <w:sz w:val="18"/>
+          <w:szCs w:val="18"/>
+          <w:lang w:val="en-US"/>
+        </w:rPr>
+        <w:br/>
+        <w:t xml:space="preserve">                    .map(this::mapToDto)</w:t>
+      </w:r>
+      <w:r>
+        <w:rPr>
+          <w:rFonts w:ascii="Consolas" w:hAnsi="Consolas"/>
+          <w:sz w:val="18"/>
+          <w:szCs w:val="18"/>
+          <w:lang w:val="en-US"/>
+        </w:rPr>
+        <w:br/>
+        <w:t xml:space="preserve">                    .toList();</w:t>
       </w:r>
       <w:r>
         <w:rPr>
@@ -6804,35 +4265,7 @@
           <w:rFonts w:ascii="Times New Roman" w:hAnsi="Times New Roman"/>
           <w:sz w:val="28"/>
         </w:rPr>
-        <w:t>Элемент 1</w:t>
-      </w:r>
-      <w:r>
-        <w:rPr>
-          <w:rFonts w:ascii="Times New Roman" w:hAnsi="Times New Roman"/>
-          <w:sz w:val="28"/>
-        </w:rPr>
-        <w:t>3</w:t>
-      </w:r>
-      <w:r>
-        <w:rPr>
-          <w:rFonts w:ascii="Times New Roman" w:hAnsi="Times New Roman"/>
-          <w:sz w:val="28"/>
-        </w:rPr>
-        <w:t xml:space="preserve"> ― </w:t>
-      </w:r>
-      <w:r>
-        <w:rPr>
-          <w:rFonts w:ascii="Times New Roman" w:hAnsi="Times New Roman"/>
-          <w:sz w:val="28"/>
-        </w:rPr>
-        <w:t>код для</w:t>
-      </w:r>
-      <w:r>
-        <w:rPr>
-          <w:rFonts w:ascii="Times New Roman" w:hAnsi="Times New Roman"/>
-          <w:sz w:val="28"/>
-        </w:rPr>
-        <w:t xml:space="preserve"> поиска </w:t>
+        <w:t xml:space="preserve">Элемент 13 ― код для поиска </w:t>
       </w:r>
       <w:r>
         <w:rPr>
@@ -6864,55 +4297,7 @@
           <w:rFonts w:ascii="Times New Roman" w:hAnsi="Times New Roman"/>
           <w:sz w:val="28"/>
         </w:rPr>
-        <w:t xml:space="preserve">На изображении 14 показан успешный результат поиска уведомлений по статусу и каналу. Запрос к </w:t>
-      </w:r>
-      <w:proofErr w:type="spellStart"/>
-      <w:r>
-        <w:rPr>
-          <w:rFonts w:ascii="Times New Roman" w:hAnsi="Times New Roman"/>
-          <w:sz w:val="28"/>
-        </w:rPr>
-        <w:t>эндпоинту</w:t>
-      </w:r>
-      <w:proofErr w:type="spellEnd"/>
-      <w:r>
-        <w:rPr>
-          <w:rFonts w:ascii="Times New Roman" w:hAnsi="Times New Roman"/>
-          <w:sz w:val="28"/>
-        </w:rPr>
-        <w:t xml:space="preserve"> </w:t>
-      </w:r>
-      <w:proofErr w:type="spellStart"/>
-      <w:r>
-        <w:rPr>
-          <w:rFonts w:ascii="Times New Roman" w:hAnsi="Times New Roman"/>
-          <w:sz w:val="28"/>
-        </w:rPr>
-        <w:t>notifications</w:t>
-      </w:r>
-      <w:proofErr w:type="spellEnd"/>
-      <w:r>
-        <w:rPr>
-          <w:rFonts w:ascii="Times New Roman" w:hAnsi="Times New Roman"/>
-          <w:sz w:val="28"/>
-        </w:rPr>
-        <w:t>/</w:t>
-      </w:r>
-      <w:proofErr w:type="spellStart"/>
-      <w:r>
-        <w:rPr>
-          <w:rFonts w:ascii="Times New Roman" w:hAnsi="Times New Roman"/>
-          <w:sz w:val="28"/>
-        </w:rPr>
-        <w:t>statusandchannel</w:t>
-      </w:r>
-      <w:proofErr w:type="spellEnd"/>
-      <w:r>
-        <w:rPr>
-          <w:rFonts w:ascii="Times New Roman" w:hAnsi="Times New Roman"/>
-          <w:sz w:val="28"/>
-        </w:rPr>
-        <w:t>/SENT/EMAIL возвращает только те уведомления, которые были отправлены по электронной почте и имеют статус SENT</w:t>
+        <w:t>На изображении 14 показан успешный результат поиска уведомлений по статусу и каналу. Запрос к эндпоинту notifications/statusandchannel/SENT/EMAIL возвращает только те уведомления, которые были отправлены по электронной почте и имеют статус SENT</w:t>
       </w:r>
       <w:r>
         <w:rPr>
@@ -6935,6 +4320,7 @@
       <w:r>
         <w:rPr>
           <w:rFonts w:ascii="Times New Roman" w:hAnsi="Times New Roman"/>
+          <w:noProof/>
           <w:sz w:val="28"/>
           <w:lang w:val="en-US"/>
         </w:rPr>
@@ -6998,28 +4384,7 @@
           <w:rFonts w:ascii="Times New Roman" w:hAnsi="Times New Roman"/>
           <w:sz w:val="28"/>
         </w:rPr>
-        <w:t>1</w:t>
-      </w:r>
-      <w:r>
-        <w:rPr>
-          <w:rFonts w:ascii="Times New Roman" w:hAnsi="Times New Roman"/>
-          <w:sz w:val="28"/>
-        </w:rPr>
-        <w:t>4</w:t>
-      </w:r>
-      <w:r>
-        <w:rPr>
-          <w:rFonts w:ascii="Times New Roman" w:hAnsi="Times New Roman"/>
-          <w:sz w:val="28"/>
-        </w:rPr>
-        <w:t xml:space="preserve"> ― успешная проверка </w:t>
-      </w:r>
-      <w:r>
-        <w:rPr>
-          <w:rFonts w:ascii="Times New Roman" w:hAnsi="Times New Roman"/>
-          <w:sz w:val="28"/>
-        </w:rPr>
-        <w:t>поиска по статусу и каналу</w:t>
+        <w:t>14 ― успешная проверка поиска по статусу и каналу</w:t>
       </w:r>
     </w:p>
     <w:p>
@@ -7037,39 +4402,7 @@
           <w:rFonts w:ascii="Times New Roman" w:hAnsi="Times New Roman"/>
           <w:sz w:val="28"/>
         </w:rPr>
-        <w:t xml:space="preserve">В элементе 15 представлен код для получения всех уведомлений с сортировкой по дате создания в порядке убывания. В репозиторий был добавлен метод </w:t>
-      </w:r>
-      <w:proofErr w:type="spellStart"/>
-      <w:r>
-        <w:rPr>
-          <w:rFonts w:ascii="Times New Roman" w:hAnsi="Times New Roman"/>
-          <w:sz w:val="28"/>
-        </w:rPr>
-        <w:t>findAllByOrderByCreatedAtDesc</w:t>
-      </w:r>
-      <w:proofErr w:type="spellEnd"/>
-      <w:r>
-        <w:rPr>
-          <w:rFonts w:ascii="Times New Roman" w:hAnsi="Times New Roman"/>
-          <w:sz w:val="28"/>
-        </w:rPr>
-        <w:t xml:space="preserve">, и Spring Data JPA автоматически сгенерировал запрос с сортировкой. В сервисе этот метод заменил стандартный </w:t>
-      </w:r>
-      <w:proofErr w:type="spellStart"/>
-      <w:r>
-        <w:rPr>
-          <w:rFonts w:ascii="Times New Roman" w:hAnsi="Times New Roman"/>
-          <w:sz w:val="28"/>
-        </w:rPr>
-        <w:t>findAll</w:t>
-      </w:r>
-      <w:proofErr w:type="spellEnd"/>
-      <w:r>
-        <w:rPr>
-          <w:rFonts w:ascii="Times New Roman" w:hAnsi="Times New Roman"/>
-          <w:sz w:val="28"/>
-        </w:rPr>
-        <w:t>, что позволило всегда возвращать уведомления от новых к старым</w:t>
+        <w:t>В элементе 15 представлен код для получения всех уведомлений с сортировкой по дате создания в порядке убывания. В репозиторий был добавлен метод findAllByOrderByCreatedAtDesc, и Spring Data JPA автоматически сгенерировал запрос с сортировкой. В сервисе этот метод заменил стандартный findAll, что позволило всегда возвращать уведомления от новых к старым</w:t>
       </w:r>
       <w:r>
         <w:rPr>
@@ -7103,7 +4436,6 @@
         </w:rPr>
         <w:t xml:space="preserve">// </w:t>
       </w:r>
-      <w:proofErr w:type="spellStart"/>
       <w:r>
         <w:rPr>
           <w:rFonts w:ascii="Consolas" w:hAnsi="Consolas"/>
@@ -7113,7 +4445,6 @@
         </w:rPr>
         <w:t>NotificationRepository</w:t>
       </w:r>
-      <w:proofErr w:type="spellEnd"/>
     </w:p>
     <w:p>
       <w:pPr>
@@ -7138,47 +4469,16 @@
           <w:szCs w:val="18"/>
           <w:lang w:val="en-US"/>
         </w:rPr>
-        <w:t xml:space="preserve">List&lt;Notification&gt; </w:t>
-      </w:r>
-      <w:proofErr w:type="spellStart"/>
-      <w:proofErr w:type="gramStart"/>
-      <w:r>
-        <w:rPr>
-          <w:rFonts w:ascii="Consolas" w:hAnsi="Consolas"/>
-          <w:sz w:val="18"/>
-          <w:szCs w:val="18"/>
-          <w:lang w:val="en-US"/>
-        </w:rPr>
-        <w:t>findAllByOrderByCreatedAtDesc</w:t>
-      </w:r>
-      <w:proofErr w:type="spellEnd"/>
-      <w:r>
-        <w:rPr>
-          <w:rFonts w:ascii="Consolas" w:hAnsi="Consolas"/>
-          <w:sz w:val="18"/>
-          <w:szCs w:val="18"/>
-          <w:lang w:val="en-US"/>
-        </w:rPr>
-        <w:t>();</w:t>
-      </w:r>
-      <w:r>
-        <w:rPr>
-          <w:rFonts w:ascii="Consolas" w:hAnsi="Consolas"/>
-          <w:sz w:val="18"/>
-          <w:szCs w:val="18"/>
-          <w:lang w:val="en-US"/>
-        </w:rPr>
-        <w:t xml:space="preserve">   </w:t>
-      </w:r>
-      <w:proofErr w:type="gramEnd"/>
-      <w:r>
-        <w:rPr>
-          <w:rFonts w:ascii="Consolas" w:hAnsi="Consolas"/>
-          <w:sz w:val="18"/>
-          <w:szCs w:val="18"/>
-          <w:lang w:val="en-US"/>
-        </w:rPr>
-        <w:t>// magic of spring :)</w:t>
+        <w:t>List&lt;Notification&gt; findAllByOrderByCreatedAtDesc();</w:t>
+      </w:r>
+      <w:r>
+        <w:rPr>
+          <w:rFonts w:ascii="Consolas" w:hAnsi="Consolas"/>
+          <w:sz w:val="18"/>
+          <w:szCs w:val="18"/>
+          <w:lang w:val="en-US"/>
+        </w:rPr>
+        <w:t xml:space="preserve">   // magic of spring :)</w:t>
       </w:r>
     </w:p>
     <w:p>
@@ -7232,7 +4532,6 @@
         </w:rPr>
         <w:t xml:space="preserve"> </w:t>
       </w:r>
-      <w:proofErr w:type="spellStart"/>
       <w:r>
         <w:rPr>
           <w:rFonts w:ascii="Consolas" w:hAnsi="Consolas"/>
@@ -7242,7 +4541,6 @@
         </w:rPr>
         <w:t>NotificationService</w:t>
       </w:r>
-      <w:proofErr w:type="spellEnd"/>
     </w:p>
     <w:p>
       <w:pPr>
@@ -7267,68 +4565,17 @@
           <w:szCs w:val="18"/>
           <w:lang w:val="en-US"/>
         </w:rPr>
-        <w:t xml:space="preserve">public List&lt;Notification&gt; </w:t>
-      </w:r>
-      <w:proofErr w:type="spellStart"/>
-      <w:proofErr w:type="gramStart"/>
-      <w:r>
-        <w:rPr>
-          <w:rFonts w:ascii="Consolas" w:hAnsi="Consolas"/>
-          <w:sz w:val="18"/>
-          <w:szCs w:val="18"/>
-          <w:lang w:val="en-US"/>
-        </w:rPr>
-        <w:t>getAllNotifications</w:t>
-      </w:r>
-      <w:proofErr w:type="spellEnd"/>
-      <w:r>
-        <w:rPr>
-          <w:rFonts w:ascii="Consolas" w:hAnsi="Consolas"/>
-          <w:sz w:val="18"/>
-          <w:szCs w:val="18"/>
-          <w:lang w:val="en-US"/>
-        </w:rPr>
-        <w:t>(</w:t>
-      </w:r>
-      <w:proofErr w:type="gramEnd"/>
-      <w:r>
-        <w:rPr>
-          <w:rFonts w:ascii="Consolas" w:hAnsi="Consolas"/>
-          <w:sz w:val="18"/>
-          <w:szCs w:val="18"/>
-          <w:lang w:val="en-US"/>
-        </w:rPr>
-        <w:t>) {</w:t>
-      </w:r>
-      <w:r>
-        <w:rPr>
-          <w:rFonts w:ascii="Consolas" w:hAnsi="Consolas"/>
-          <w:sz w:val="18"/>
-          <w:szCs w:val="18"/>
-          <w:lang w:val="en-US"/>
-        </w:rPr>
-        <w:br/>
-        <w:t xml:space="preserve">    return </w:t>
-      </w:r>
-      <w:proofErr w:type="spellStart"/>
-      <w:r>
-        <w:rPr>
-          <w:rFonts w:ascii="Consolas" w:hAnsi="Consolas"/>
-          <w:sz w:val="18"/>
-          <w:szCs w:val="18"/>
-          <w:lang w:val="en-US"/>
-        </w:rPr>
-        <w:t>notificationRepository.findAllByOrderByCreatedAtDesc</w:t>
-      </w:r>
-      <w:proofErr w:type="spellEnd"/>
-      <w:r>
-        <w:rPr>
-          <w:rFonts w:ascii="Consolas" w:hAnsi="Consolas"/>
-          <w:sz w:val="18"/>
-          <w:szCs w:val="18"/>
-          <w:lang w:val="en-US"/>
-        </w:rPr>
-        <w:t>();</w:t>
+        <w:t>public List&lt;Notification&gt; getAllNotifications() {</w:t>
+      </w:r>
+      <w:r>
+        <w:rPr>
+          <w:rFonts w:ascii="Consolas" w:hAnsi="Consolas"/>
+          <w:sz w:val="18"/>
+          <w:szCs w:val="18"/>
+          <w:lang w:val="en-US"/>
+        </w:rPr>
+        <w:br/>
+        <w:t xml:space="preserve">    return notificationRepository.findAllByOrderByCreatedAtDesc();</w:t>
       </w:r>
       <w:r>
         <w:rPr>
@@ -7382,7 +4629,6 @@
         </w:rPr>
         <w:t xml:space="preserve">// </w:t>
       </w:r>
-      <w:proofErr w:type="spellStart"/>
       <w:r>
         <w:rPr>
           <w:rFonts w:ascii="Consolas" w:hAnsi="Consolas"/>
@@ -7392,7 +4638,6 @@
         </w:rPr>
         <w:t>NotificationController</w:t>
       </w:r>
-      <w:proofErr w:type="spellEnd"/>
     </w:p>
     <w:p>
       <w:pPr>
@@ -7426,169 +4671,27 @@
           <w:lang w:val="en-US"/>
         </w:rPr>
         <w:br/>
-        <w:t>public List&lt;</w:t>
-      </w:r>
-      <w:proofErr w:type="spellStart"/>
-      <w:r>
-        <w:rPr>
-          <w:rFonts w:ascii="Consolas" w:hAnsi="Consolas"/>
-          <w:sz w:val="18"/>
-          <w:szCs w:val="18"/>
-          <w:lang w:val="en-US"/>
-        </w:rPr>
-        <w:t>NotificationDto</w:t>
-      </w:r>
-      <w:proofErr w:type="spellEnd"/>
-      <w:r>
-        <w:rPr>
-          <w:rFonts w:ascii="Consolas" w:hAnsi="Consolas"/>
-          <w:sz w:val="18"/>
-          <w:szCs w:val="18"/>
-          <w:lang w:val="en-US"/>
-        </w:rPr>
-        <w:t xml:space="preserve">&gt; </w:t>
-      </w:r>
-      <w:proofErr w:type="spellStart"/>
-      <w:proofErr w:type="gramStart"/>
-      <w:r>
-        <w:rPr>
-          <w:rFonts w:ascii="Consolas" w:hAnsi="Consolas"/>
-          <w:sz w:val="18"/>
-          <w:szCs w:val="18"/>
-          <w:lang w:val="en-US"/>
-        </w:rPr>
-        <w:t>getAllNotifications</w:t>
-      </w:r>
-      <w:proofErr w:type="spellEnd"/>
-      <w:r>
-        <w:rPr>
-          <w:rFonts w:ascii="Consolas" w:hAnsi="Consolas"/>
-          <w:sz w:val="18"/>
-          <w:szCs w:val="18"/>
-          <w:lang w:val="en-US"/>
-        </w:rPr>
-        <w:t>(</w:t>
-      </w:r>
-      <w:proofErr w:type="gramEnd"/>
-      <w:r>
-        <w:rPr>
-          <w:rFonts w:ascii="Consolas" w:hAnsi="Consolas"/>
-          <w:sz w:val="18"/>
-          <w:szCs w:val="18"/>
-          <w:lang w:val="en-US"/>
-        </w:rPr>
-        <w:t>) {</w:t>
-      </w:r>
-      <w:r>
-        <w:rPr>
-          <w:rFonts w:ascii="Consolas" w:hAnsi="Consolas"/>
-          <w:sz w:val="18"/>
-          <w:szCs w:val="18"/>
-          <w:lang w:val="en-US"/>
-        </w:rPr>
-        <w:br/>
-        <w:t xml:space="preserve">    return </w:t>
-      </w:r>
-      <w:proofErr w:type="spellStart"/>
-      <w:r>
-        <w:rPr>
-          <w:rFonts w:ascii="Consolas" w:hAnsi="Consolas"/>
-          <w:sz w:val="18"/>
-          <w:szCs w:val="18"/>
-          <w:lang w:val="en-US"/>
-        </w:rPr>
-        <w:t>notificationService.getAllNotifications</w:t>
-      </w:r>
-      <w:proofErr w:type="spellEnd"/>
-      <w:r>
-        <w:rPr>
-          <w:rFonts w:ascii="Consolas" w:hAnsi="Consolas"/>
-          <w:sz w:val="18"/>
-          <w:szCs w:val="18"/>
-          <w:lang w:val="en-US"/>
-        </w:rPr>
-        <w:t>(</w:t>
-      </w:r>
-      <w:proofErr w:type="gramStart"/>
-      <w:r>
-        <w:rPr>
-          <w:rFonts w:ascii="Consolas" w:hAnsi="Consolas"/>
-          <w:sz w:val="18"/>
-          <w:szCs w:val="18"/>
-          <w:lang w:val="en-US"/>
-        </w:rPr>
-        <w:t>).stream</w:t>
-      </w:r>
-      <w:proofErr w:type="gramEnd"/>
-      <w:r>
-        <w:rPr>
-          <w:rFonts w:ascii="Consolas" w:hAnsi="Consolas"/>
-          <w:sz w:val="18"/>
-          <w:szCs w:val="18"/>
-          <w:lang w:val="en-US"/>
-        </w:rPr>
-        <w:t>()</w:t>
-      </w:r>
-      <w:r>
-        <w:rPr>
-          <w:rFonts w:ascii="Consolas" w:hAnsi="Consolas"/>
-          <w:sz w:val="18"/>
-          <w:szCs w:val="18"/>
-          <w:lang w:val="en-US"/>
-        </w:rPr>
-        <w:br/>
-        <w:t xml:space="preserve">          </w:t>
-      </w:r>
-      <w:proofErr w:type="gramStart"/>
-      <w:r>
-        <w:rPr>
-          <w:rFonts w:ascii="Consolas" w:hAnsi="Consolas"/>
-          <w:sz w:val="18"/>
-          <w:szCs w:val="18"/>
-          <w:lang w:val="en-US"/>
-        </w:rPr>
-        <w:t xml:space="preserve">  .map</w:t>
-      </w:r>
-      <w:proofErr w:type="gramEnd"/>
-      <w:r>
-        <w:rPr>
-          <w:rFonts w:ascii="Consolas" w:hAnsi="Consolas"/>
-          <w:sz w:val="18"/>
-          <w:szCs w:val="18"/>
-          <w:lang w:val="en-US"/>
-        </w:rPr>
-        <w:t>(</w:t>
-      </w:r>
-      <w:proofErr w:type="gramStart"/>
-      <w:r>
-        <w:rPr>
-          <w:rFonts w:ascii="Consolas" w:hAnsi="Consolas"/>
-          <w:sz w:val="18"/>
-          <w:szCs w:val="18"/>
-          <w:lang w:val="en-US"/>
-        </w:rPr>
-        <w:t>this::</w:t>
-      </w:r>
-      <w:proofErr w:type="spellStart"/>
-      <w:proofErr w:type="gramEnd"/>
-      <w:r>
-        <w:rPr>
-          <w:rFonts w:ascii="Consolas" w:hAnsi="Consolas"/>
-          <w:sz w:val="18"/>
-          <w:szCs w:val="18"/>
-          <w:lang w:val="en-US"/>
-        </w:rPr>
-        <w:t>mapToDto</w:t>
-      </w:r>
-      <w:proofErr w:type="spellEnd"/>
-      <w:r>
-        <w:rPr>
-          <w:rFonts w:ascii="Consolas" w:hAnsi="Consolas"/>
-          <w:sz w:val="18"/>
-          <w:szCs w:val="18"/>
-          <w:lang w:val="en-US"/>
-        </w:rPr>
-        <w:t>)</w:t>
+        <w:t>public List&lt;NotificationDto&gt; getAllNotifications() {</w:t>
+      </w:r>
+      <w:r>
+        <w:rPr>
+          <w:rFonts w:ascii="Consolas" w:hAnsi="Consolas"/>
+          <w:sz w:val="18"/>
+          <w:szCs w:val="18"/>
+          <w:lang w:val="en-US"/>
+        </w:rPr>
+        <w:br/>
+        <w:t xml:space="preserve">    return notificationService.getAllNotifications().stream()</w:t>
+      </w:r>
+      <w:r>
+        <w:rPr>
+          <w:rFonts w:ascii="Consolas" w:hAnsi="Consolas"/>
+          <w:sz w:val="18"/>
+          <w:szCs w:val="18"/>
+          <w:lang w:val="en-US"/>
+        </w:rPr>
+        <w:br/>
+        <w:t xml:space="preserve">            .map(this::mapToDto)</w:t>
       </w:r>
       <w:r>
         <w:rPr>
@@ -7607,38 +4710,7 @@
           <w:lang w:val="en-US"/>
         </w:rPr>
         <w:lastRenderedPageBreak/>
-        <w:t xml:space="preserve">          </w:t>
-      </w:r>
-      <w:proofErr w:type="gramStart"/>
-      <w:r>
-        <w:rPr>
-          <w:rFonts w:ascii="Consolas" w:hAnsi="Consolas"/>
-          <w:sz w:val="18"/>
-          <w:szCs w:val="18"/>
-          <w:lang w:val="en-US"/>
-        </w:rPr>
-        <w:t xml:space="preserve">  .</w:t>
-      </w:r>
-      <w:proofErr w:type="spellStart"/>
-      <w:r>
-        <w:rPr>
-          <w:rFonts w:ascii="Consolas" w:hAnsi="Consolas"/>
-          <w:sz w:val="18"/>
-          <w:szCs w:val="18"/>
-          <w:lang w:val="en-US"/>
-        </w:rPr>
-        <w:t>toList</w:t>
-      </w:r>
-      <w:proofErr w:type="spellEnd"/>
-      <w:proofErr w:type="gramEnd"/>
-      <w:r>
-        <w:rPr>
-          <w:rFonts w:ascii="Consolas" w:hAnsi="Consolas"/>
-          <w:sz w:val="18"/>
-          <w:szCs w:val="18"/>
-          <w:lang w:val="en-US"/>
-        </w:rPr>
-        <w:t>();</w:t>
+        <w:t xml:space="preserve">            .toList();</w:t>
       </w:r>
       <w:r>
         <w:rPr>
@@ -7696,14 +4768,7 @@
           <w:rFonts w:ascii="Times New Roman" w:hAnsi="Times New Roman"/>
           <w:sz w:val="28"/>
         </w:rPr>
-        <w:t xml:space="preserve"> ― код для поиска уведомлений </w:t>
-      </w:r>
-      <w:r>
-        <w:rPr>
-          <w:rFonts w:ascii="Times New Roman" w:hAnsi="Times New Roman"/>
-          <w:sz w:val="28"/>
-        </w:rPr>
-        <w:t>с сортировкой по времени</w:t>
+        <w:t xml:space="preserve"> ― код для поиска уведомлений с сортировкой по времени</w:t>
       </w:r>
     </w:p>
     <w:p>
@@ -7737,6 +4802,7 @@
       <w:r>
         <w:rPr>
           <w:rFonts w:ascii="Times New Roman" w:hAnsi="Times New Roman"/>
+          <w:noProof/>
           <w:sz w:val="28"/>
           <w:lang w:val="en-US"/>
         </w:rPr>
@@ -7831,55 +4897,7 @@
           <w:rFonts w:ascii="Times New Roman" w:hAnsi="Times New Roman"/>
           <w:sz w:val="28"/>
         </w:rPr>
-        <w:t xml:space="preserve">В элементе 17 представлен код для поиска уведомлений по идентификатору получателя и статусу с использованием аннотации </w:t>
-      </w:r>
-      <w:proofErr w:type="spellStart"/>
-      <w:r>
-        <w:rPr>
-          <w:rFonts w:ascii="Times New Roman" w:hAnsi="Times New Roman"/>
-          <w:sz w:val="28"/>
-        </w:rPr>
-        <w:t>Query</w:t>
-      </w:r>
-      <w:proofErr w:type="spellEnd"/>
-      <w:r>
-        <w:rPr>
-          <w:rFonts w:ascii="Times New Roman" w:hAnsi="Times New Roman"/>
-          <w:sz w:val="28"/>
-        </w:rPr>
-        <w:t xml:space="preserve">. Был написан JPQL-запрос, который выбирает уведомления, где recipient.id равен переданному параметру и </w:t>
-      </w:r>
-      <w:proofErr w:type="spellStart"/>
-      <w:r>
-        <w:rPr>
-          <w:rFonts w:ascii="Times New Roman" w:hAnsi="Times New Roman"/>
-          <w:sz w:val="28"/>
-        </w:rPr>
-        <w:t>status</w:t>
-      </w:r>
-      <w:proofErr w:type="spellEnd"/>
-      <w:r>
-        <w:rPr>
-          <w:rFonts w:ascii="Times New Roman" w:hAnsi="Times New Roman"/>
-          <w:sz w:val="28"/>
-        </w:rPr>
-        <w:t xml:space="preserve"> равен переданному статусу. Аннотация </w:t>
-      </w:r>
-      <w:proofErr w:type="spellStart"/>
-      <w:r>
-        <w:rPr>
-          <w:rFonts w:ascii="Times New Roman" w:hAnsi="Times New Roman"/>
-          <w:sz w:val="28"/>
-        </w:rPr>
-        <w:t>Param</w:t>
-      </w:r>
-      <w:proofErr w:type="spellEnd"/>
-      <w:r>
-        <w:rPr>
-          <w:rFonts w:ascii="Times New Roman" w:hAnsi="Times New Roman"/>
-          <w:sz w:val="28"/>
-        </w:rPr>
-        <w:t xml:space="preserve"> связывает параметры метода с именованными параметрами в запросе.</w:t>
+        <w:t>В элементе 17 представлен код для поиска уведомлений по идентификатору получателя и статусу с использованием аннотации Query. Был написан JPQL-запрос, который выбирает уведомления, где recipient.id равен переданному параметру и status равен переданному статусу. Аннотация Param связывает параметры метода с именованными параметрами в запросе.</w:t>
       </w:r>
     </w:p>
     <w:p>
@@ -7918,7 +4936,6 @@
         <w:lastRenderedPageBreak/>
         <w:t xml:space="preserve">// </w:t>
       </w:r>
-      <w:proofErr w:type="spellStart"/>
       <w:r>
         <w:rPr>
           <w:rFonts w:ascii="Consolas" w:hAnsi="Consolas"/>
@@ -7928,7 +4945,6 @@
         </w:rPr>
         <w:t>NotificationRepository</w:t>
       </w:r>
-      <w:proofErr w:type="spellEnd"/>
     </w:p>
     <w:p>
       <w:pPr>
@@ -7953,27 +4969,7 @@
           <w:szCs w:val="18"/>
           <w:lang w:val="en-US"/>
         </w:rPr>
-        <w:t>@</w:t>
-      </w:r>
-      <w:proofErr w:type="gramStart"/>
-      <w:r>
-        <w:rPr>
-          <w:rFonts w:ascii="Consolas" w:hAnsi="Consolas"/>
-          <w:sz w:val="18"/>
-          <w:szCs w:val="18"/>
-          <w:lang w:val="en-US"/>
-        </w:rPr>
-        <w:t>Query(</w:t>
-      </w:r>
-      <w:proofErr w:type="gramEnd"/>
-      <w:r>
-        <w:rPr>
-          <w:rFonts w:ascii="Consolas" w:hAnsi="Consolas"/>
-          <w:sz w:val="18"/>
-          <w:szCs w:val="18"/>
-          <w:lang w:val="en-US"/>
-        </w:rPr>
-        <w:t>"""</w:t>
+        <w:t>@Query("""</w:t>
       </w:r>
       <w:r>
         <w:rPr>
@@ -8003,93 +4999,18 @@
           <w:lang w:val="en-US"/>
         </w:rPr>
         <w:br/>
-        <w:t xml:space="preserve">where </w:t>
-      </w:r>
-      <w:proofErr w:type="gramStart"/>
-      <w:r>
-        <w:rPr>
-          <w:rFonts w:ascii="Consolas" w:hAnsi="Consolas"/>
-          <w:sz w:val="18"/>
-          <w:szCs w:val="18"/>
-          <w:lang w:val="en-US"/>
-        </w:rPr>
-        <w:t>n.recipient.id</w:t>
-      </w:r>
-      <w:proofErr w:type="gramEnd"/>
-      <w:r>
-        <w:rPr>
-          <w:rFonts w:ascii="Consolas" w:hAnsi="Consolas"/>
-          <w:sz w:val="18"/>
-          <w:szCs w:val="18"/>
-          <w:lang w:val="en-US"/>
-        </w:rPr>
-        <w:t xml:space="preserve"> </w:t>
-      </w:r>
-      <w:proofErr w:type="gramStart"/>
-      <w:r>
-        <w:rPr>
-          <w:rFonts w:ascii="Consolas" w:hAnsi="Consolas"/>
-          <w:sz w:val="18"/>
-          <w:szCs w:val="18"/>
-          <w:lang w:val="en-US"/>
-        </w:rPr>
-        <w:t>= :</w:t>
-      </w:r>
-      <w:proofErr w:type="spellStart"/>
-      <w:r>
-        <w:rPr>
-          <w:rFonts w:ascii="Consolas" w:hAnsi="Consolas"/>
-          <w:sz w:val="18"/>
-          <w:szCs w:val="18"/>
-          <w:lang w:val="en-US"/>
-        </w:rPr>
-        <w:t>recipientId</w:t>
-      </w:r>
-      <w:proofErr w:type="spellEnd"/>
-      <w:proofErr w:type="gramEnd"/>
-      <w:r>
-        <w:rPr>
-          <w:rFonts w:ascii="Consolas" w:hAnsi="Consolas"/>
-          <w:sz w:val="18"/>
-          <w:szCs w:val="18"/>
-          <w:lang w:val="en-US"/>
-        </w:rPr>
-        <w:br/>
-        <w:t xml:space="preserve">and </w:t>
-      </w:r>
-      <w:proofErr w:type="spellStart"/>
-      <w:proofErr w:type="gramStart"/>
-      <w:r>
-        <w:rPr>
-          <w:rFonts w:ascii="Consolas" w:hAnsi="Consolas"/>
-          <w:sz w:val="18"/>
-          <w:szCs w:val="18"/>
-          <w:lang w:val="en-US"/>
-        </w:rPr>
-        <w:t>n.status</w:t>
-      </w:r>
-      <w:proofErr w:type="spellEnd"/>
-      <w:proofErr w:type="gramEnd"/>
-      <w:r>
-        <w:rPr>
-          <w:rFonts w:ascii="Consolas" w:hAnsi="Consolas"/>
-          <w:sz w:val="18"/>
-          <w:szCs w:val="18"/>
-          <w:lang w:val="en-US"/>
-        </w:rPr>
-        <w:t xml:space="preserve"> </w:t>
-      </w:r>
-      <w:proofErr w:type="gramStart"/>
-      <w:r>
-        <w:rPr>
-          <w:rFonts w:ascii="Consolas" w:hAnsi="Consolas"/>
-          <w:sz w:val="18"/>
-          <w:szCs w:val="18"/>
-          <w:lang w:val="en-US"/>
-        </w:rPr>
-        <w:t>= :status</w:t>
-      </w:r>
-      <w:proofErr w:type="gramEnd"/>
+        <w:t>where n.recipient.id = :recipientId</w:t>
+      </w:r>
+      <w:r>
+        <w:rPr>
+          <w:rFonts w:ascii="Consolas" w:hAnsi="Consolas"/>
+          <w:sz w:val="18"/>
+          <w:szCs w:val="18"/>
+          <w:lang w:val="en-US"/>
+        </w:rPr>
+        <w:br/>
+        <w:t>and n.status = :status</w:t>
+      </w:r>
       <w:r>
         <w:rPr>
           <w:rFonts w:ascii="Consolas" w:hAnsi="Consolas"/>
@@ -8108,89 +5029,27 @@
           <w:lang w:val="en-US"/>
         </w:rPr>
         <w:br/>
-        <w:t xml:space="preserve">List&lt;Notification&gt; </w:t>
-      </w:r>
-      <w:proofErr w:type="spellStart"/>
-      <w:proofErr w:type="gramStart"/>
-      <w:r>
-        <w:rPr>
-          <w:rFonts w:ascii="Consolas" w:hAnsi="Consolas"/>
-          <w:sz w:val="18"/>
-          <w:szCs w:val="18"/>
-          <w:lang w:val="en-US"/>
-        </w:rPr>
-        <w:t>findByRecipientIdAndStatusCustom</w:t>
-      </w:r>
-      <w:proofErr w:type="spellEnd"/>
-      <w:r>
-        <w:rPr>
-          <w:rFonts w:ascii="Consolas" w:hAnsi="Consolas"/>
-          <w:sz w:val="18"/>
-          <w:szCs w:val="18"/>
-          <w:lang w:val="en-US"/>
-        </w:rPr>
-        <w:t>(</w:t>
-      </w:r>
-      <w:proofErr w:type="gramEnd"/>
-      <w:r>
-        <w:rPr>
-          <w:rFonts w:ascii="Consolas" w:hAnsi="Consolas"/>
-          <w:sz w:val="18"/>
-          <w:szCs w:val="18"/>
-          <w:lang w:val="en-US"/>
-        </w:rPr>
-        <w:br/>
-        <w:t xml:space="preserve">        @Param("recipientId") Long </w:t>
-      </w:r>
-      <w:proofErr w:type="spellStart"/>
-      <w:r>
-        <w:rPr>
-          <w:rFonts w:ascii="Consolas" w:hAnsi="Consolas"/>
-          <w:sz w:val="18"/>
-          <w:szCs w:val="18"/>
-          <w:lang w:val="en-US"/>
-        </w:rPr>
-        <w:t>recipientId</w:t>
-      </w:r>
-      <w:proofErr w:type="spellEnd"/>
-      <w:r>
-        <w:rPr>
-          <w:rFonts w:ascii="Consolas" w:hAnsi="Consolas"/>
-          <w:sz w:val="18"/>
-          <w:szCs w:val="18"/>
-          <w:lang w:val="en-US"/>
-        </w:rPr>
-        <w:t>,</w:t>
-      </w:r>
-      <w:r>
-        <w:rPr>
-          <w:rFonts w:ascii="Consolas" w:hAnsi="Consolas"/>
-          <w:sz w:val="18"/>
-          <w:szCs w:val="18"/>
-          <w:lang w:val="en-US"/>
-        </w:rPr>
-        <w:br/>
-        <w:t xml:space="preserve">        @Param("status") </w:t>
-      </w:r>
-      <w:proofErr w:type="spellStart"/>
-      <w:r>
-        <w:rPr>
-          <w:rFonts w:ascii="Consolas" w:hAnsi="Consolas"/>
-          <w:sz w:val="18"/>
-          <w:szCs w:val="18"/>
-          <w:lang w:val="en-US"/>
-        </w:rPr>
-        <w:t>NotificationStatus</w:t>
-      </w:r>
-      <w:proofErr w:type="spellEnd"/>
-      <w:r>
-        <w:rPr>
-          <w:rFonts w:ascii="Consolas" w:hAnsi="Consolas"/>
-          <w:sz w:val="18"/>
-          <w:szCs w:val="18"/>
-          <w:lang w:val="en-US"/>
-        </w:rPr>
-        <w:t xml:space="preserve"> status</w:t>
+        <w:t>List&lt;Notification&gt; findByRecipientIdAndStatusCustom(</w:t>
+      </w:r>
+      <w:r>
+        <w:rPr>
+          <w:rFonts w:ascii="Consolas" w:hAnsi="Consolas"/>
+          <w:sz w:val="18"/>
+          <w:szCs w:val="18"/>
+          <w:lang w:val="en-US"/>
+        </w:rPr>
+        <w:br/>
+        <w:t xml:space="preserve">        @Param("recipientId") Long recipientId,</w:t>
+      </w:r>
+      <w:r>
+        <w:rPr>
+          <w:rFonts w:ascii="Consolas" w:hAnsi="Consolas"/>
+          <w:sz w:val="18"/>
+          <w:szCs w:val="18"/>
+          <w:lang w:val="en-US"/>
+        </w:rPr>
+        <w:br/>
+        <w:t xml:space="preserve">        @Param("status") NotificationStatus status</w:t>
       </w:r>
       <w:r>
         <w:rPr>
@@ -8254,7 +5113,6 @@
         </w:rPr>
         <w:t xml:space="preserve"> </w:t>
       </w:r>
-      <w:proofErr w:type="spellStart"/>
       <w:r>
         <w:rPr>
           <w:rFonts w:ascii="Consolas" w:hAnsi="Consolas"/>
@@ -8264,7 +5122,6 @@
         </w:rPr>
         <w:t>NotificationService</w:t>
       </w:r>
-      <w:proofErr w:type="spellEnd"/>
     </w:p>
     <w:p>
       <w:pPr>
@@ -8289,78 +5146,7 @@
           <w:szCs w:val="18"/>
           <w:lang w:val="en-US"/>
         </w:rPr>
-        <w:t xml:space="preserve">public List&lt;Notification&gt; </w:t>
-      </w:r>
-      <w:proofErr w:type="spellStart"/>
-      <w:proofErr w:type="gramStart"/>
-      <w:r>
-        <w:rPr>
-          <w:rFonts w:ascii="Consolas" w:hAnsi="Consolas"/>
-          <w:sz w:val="18"/>
-          <w:szCs w:val="18"/>
-          <w:lang w:val="en-US"/>
-        </w:rPr>
-        <w:t>getNotificationsByRecipientIdAndStatus</w:t>
-      </w:r>
-      <w:proofErr w:type="spellEnd"/>
-      <w:r>
-        <w:rPr>
-          <w:rFonts w:ascii="Consolas" w:hAnsi="Consolas"/>
-          <w:sz w:val="18"/>
-          <w:szCs w:val="18"/>
-          <w:lang w:val="en-US"/>
-        </w:rPr>
-        <w:t>(</w:t>
-      </w:r>
-      <w:proofErr w:type="gramEnd"/>
-      <w:r>
-        <w:rPr>
-          <w:rFonts w:ascii="Consolas" w:hAnsi="Consolas"/>
-          <w:sz w:val="18"/>
-          <w:szCs w:val="18"/>
-          <w:lang w:val="en-US"/>
-        </w:rPr>
-        <w:t xml:space="preserve">Long </w:t>
-      </w:r>
-      <w:proofErr w:type="spellStart"/>
-      <w:r>
-        <w:rPr>
-          <w:rFonts w:ascii="Consolas" w:hAnsi="Consolas"/>
-          <w:sz w:val="18"/>
-          <w:szCs w:val="18"/>
-          <w:lang w:val="en-US"/>
-        </w:rPr>
-        <w:t>recipientId</w:t>
-      </w:r>
-      <w:proofErr w:type="spellEnd"/>
-      <w:r>
-        <w:rPr>
-          <w:rFonts w:ascii="Consolas" w:hAnsi="Consolas"/>
-          <w:sz w:val="18"/>
-          <w:szCs w:val="18"/>
-          <w:lang w:val="en-US"/>
-        </w:rPr>
-        <w:t xml:space="preserve">, </w:t>
-      </w:r>
-      <w:proofErr w:type="spellStart"/>
-      <w:r>
-        <w:rPr>
-          <w:rFonts w:ascii="Consolas" w:hAnsi="Consolas"/>
-          <w:sz w:val="18"/>
-          <w:szCs w:val="18"/>
-          <w:lang w:val="en-US"/>
-        </w:rPr>
-        <w:t>NotificationStatus</w:t>
-      </w:r>
-      <w:proofErr w:type="spellEnd"/>
-      <w:r>
-        <w:rPr>
-          <w:rFonts w:ascii="Consolas" w:hAnsi="Consolas"/>
-          <w:sz w:val="18"/>
-          <w:szCs w:val="18"/>
-          <w:lang w:val="en-US"/>
-        </w:rPr>
-        <w:t xml:space="preserve"> status) {</w:t>
+        <w:t>public List&lt;Notification&gt; getNotificationsByRecipientIdAndStatus(Long recipientId, NotificationStatus status) {</w:t>
       </w:r>
       <w:r>
         <w:rPr>
@@ -8424,7 +5210,6 @@
         </w:rPr>
         <w:t xml:space="preserve">// </w:t>
       </w:r>
-      <w:proofErr w:type="spellStart"/>
       <w:r>
         <w:rPr>
           <w:rFonts w:ascii="Consolas" w:hAnsi="Consolas"/>
@@ -8434,7 +5219,6 @@
         </w:rPr>
         <w:t>NotificationController</w:t>
       </w:r>
-      <w:proofErr w:type="spellEnd"/>
     </w:p>
     <w:p>
       <w:pPr>
@@ -8468,240 +5252,27 @@
           <w:lang w:val="en-US"/>
         </w:rPr>
         <w:br/>
-        <w:t>public List&lt;</w:t>
-      </w:r>
-      <w:proofErr w:type="spellStart"/>
-      <w:r>
-        <w:rPr>
-          <w:rFonts w:ascii="Consolas" w:hAnsi="Consolas"/>
-          <w:sz w:val="18"/>
-          <w:szCs w:val="18"/>
-          <w:lang w:val="en-US"/>
-        </w:rPr>
-        <w:t>NotificationDto</w:t>
-      </w:r>
-      <w:proofErr w:type="spellEnd"/>
-      <w:r>
-        <w:rPr>
-          <w:rFonts w:ascii="Consolas" w:hAnsi="Consolas"/>
-          <w:sz w:val="18"/>
-          <w:szCs w:val="18"/>
-          <w:lang w:val="en-US"/>
-        </w:rPr>
-        <w:t>&gt;</w:t>
-      </w:r>
-      <w:proofErr w:type="spellStart"/>
-      <w:proofErr w:type="gramStart"/>
-      <w:r>
-        <w:rPr>
-          <w:rFonts w:ascii="Consolas" w:hAnsi="Consolas"/>
-          <w:sz w:val="18"/>
-          <w:szCs w:val="18"/>
-          <w:lang w:val="en-US"/>
-        </w:rPr>
-        <w:t>getByRecipientIdAndStatus</w:t>
-      </w:r>
-      <w:proofErr w:type="spellEnd"/>
-      <w:r>
-        <w:rPr>
-          <w:rFonts w:ascii="Consolas" w:hAnsi="Consolas"/>
-          <w:sz w:val="18"/>
-          <w:szCs w:val="18"/>
-          <w:lang w:val="en-US"/>
-        </w:rPr>
-        <w:t>(</w:t>
-      </w:r>
-      <w:proofErr w:type="gramEnd"/>
-      <w:r>
-        <w:rPr>
-          <w:rFonts w:ascii="Consolas" w:hAnsi="Consolas"/>
-          <w:sz w:val="18"/>
-          <w:szCs w:val="18"/>
-          <w:lang w:val="en-US"/>
-        </w:rPr>
-        <w:t xml:space="preserve">@PathVariable Long </w:t>
-      </w:r>
-      <w:proofErr w:type="spellStart"/>
-      <w:r>
-        <w:rPr>
-          <w:rFonts w:ascii="Consolas" w:hAnsi="Consolas"/>
-          <w:sz w:val="18"/>
-          <w:szCs w:val="18"/>
-          <w:lang w:val="en-US"/>
-        </w:rPr>
-        <w:t>recipientId</w:t>
-      </w:r>
-      <w:proofErr w:type="spellEnd"/>
-      <w:r>
-        <w:rPr>
-          <w:rFonts w:ascii="Consolas" w:hAnsi="Consolas"/>
-          <w:sz w:val="18"/>
-          <w:szCs w:val="18"/>
-          <w:lang w:val="en-US"/>
-        </w:rPr>
-        <w:t>,</w:t>
-      </w:r>
-      <w:r>
-        <w:rPr>
-          <w:rFonts w:ascii="Consolas" w:hAnsi="Consolas"/>
-          <w:sz w:val="18"/>
-          <w:szCs w:val="18"/>
-          <w:lang w:val="en-US"/>
-        </w:rPr>
-        <w:br/>
-        <w:t xml:space="preserve">                                                        @PathVariable </w:t>
-      </w:r>
-      <w:proofErr w:type="spellStart"/>
-      <w:r>
-        <w:rPr>
-          <w:rFonts w:ascii="Consolas" w:hAnsi="Consolas"/>
-          <w:sz w:val="18"/>
-          <w:szCs w:val="18"/>
-          <w:lang w:val="en-US"/>
-        </w:rPr>
-        <w:t>NotificationStatus</w:t>
-      </w:r>
-      <w:proofErr w:type="spellEnd"/>
-      <w:r>
-        <w:rPr>
-          <w:rFonts w:ascii="Consolas" w:hAnsi="Consolas"/>
-          <w:sz w:val="18"/>
-          <w:szCs w:val="18"/>
-          <w:lang w:val="en-US"/>
-        </w:rPr>
-        <w:t xml:space="preserve"> </w:t>
-      </w:r>
-      <w:proofErr w:type="gramStart"/>
-      <w:r>
-        <w:rPr>
-          <w:rFonts w:ascii="Consolas" w:hAnsi="Consolas"/>
-          <w:sz w:val="18"/>
-          <w:szCs w:val="18"/>
-          <w:lang w:val="en-US"/>
-        </w:rPr>
-        <w:t>status){</w:t>
-      </w:r>
-      <w:proofErr w:type="gramEnd"/>
-      <w:r>
-        <w:rPr>
-          <w:rFonts w:ascii="Consolas" w:hAnsi="Consolas"/>
-          <w:sz w:val="18"/>
-          <w:szCs w:val="18"/>
-          <w:lang w:val="en-US"/>
-        </w:rPr>
-        <w:br/>
-        <w:t xml:space="preserve">    return</w:t>
-      </w:r>
-      <w:r>
-        <w:rPr>
-          <w:rFonts w:ascii="Consolas" w:hAnsi="Consolas"/>
-          <w:sz w:val="18"/>
-          <w:szCs w:val="18"/>
-          <w:lang w:val="en-US"/>
-        </w:rPr>
-        <w:t xml:space="preserve"> </w:t>
-      </w:r>
-      <w:r>
-        <w:rPr>
-          <w:rFonts w:ascii="Consolas" w:hAnsi="Consolas"/>
-          <w:sz w:val="18"/>
-          <w:szCs w:val="18"/>
-          <w:lang w:val="en-US"/>
-        </w:rPr>
-        <w:t>notificationService.getNotificationsByRecipientIdAndStatus(recipientId, status</w:t>
-      </w:r>
-      <w:proofErr w:type="gramStart"/>
-      <w:r>
-        <w:rPr>
-          <w:rFonts w:ascii="Consolas" w:hAnsi="Consolas"/>
-          <w:sz w:val="18"/>
-          <w:szCs w:val="18"/>
-          <w:lang w:val="en-US"/>
-        </w:rPr>
-        <w:t>).stream</w:t>
-      </w:r>
-      <w:proofErr w:type="gramEnd"/>
-      <w:r>
-        <w:rPr>
-          <w:rFonts w:ascii="Consolas" w:hAnsi="Consolas"/>
-          <w:sz w:val="18"/>
-          <w:szCs w:val="18"/>
-          <w:lang w:val="en-US"/>
-        </w:rPr>
-        <w:t>(</w:t>
-      </w:r>
-      <w:proofErr w:type="gramStart"/>
-      <w:r>
-        <w:rPr>
-          <w:rFonts w:ascii="Consolas" w:hAnsi="Consolas"/>
-          <w:sz w:val="18"/>
-          <w:szCs w:val="18"/>
-          <w:lang w:val="en-US"/>
-        </w:rPr>
-        <w:t>).map</w:t>
-      </w:r>
-      <w:proofErr w:type="gramEnd"/>
-      <w:r>
-        <w:rPr>
-          <w:rFonts w:ascii="Consolas" w:hAnsi="Consolas"/>
-          <w:sz w:val="18"/>
-          <w:szCs w:val="18"/>
-          <w:lang w:val="en-US"/>
-        </w:rPr>
-        <w:t>(</w:t>
-      </w:r>
-      <w:proofErr w:type="gramStart"/>
-      <w:r>
-        <w:rPr>
-          <w:rFonts w:ascii="Consolas" w:hAnsi="Consolas"/>
-          <w:sz w:val="18"/>
-          <w:szCs w:val="18"/>
-          <w:lang w:val="en-US"/>
-        </w:rPr>
-        <w:t>this::</w:t>
-      </w:r>
-      <w:proofErr w:type="spellStart"/>
-      <w:proofErr w:type="gramEnd"/>
-      <w:r>
-        <w:rPr>
-          <w:rFonts w:ascii="Consolas" w:hAnsi="Consolas"/>
-          <w:sz w:val="18"/>
-          <w:szCs w:val="18"/>
-          <w:lang w:val="en-US"/>
-        </w:rPr>
-        <w:t>mapToDto</w:t>
-      </w:r>
-      <w:proofErr w:type="spellEnd"/>
-      <w:proofErr w:type="gramStart"/>
-      <w:r>
-        <w:rPr>
-          <w:rFonts w:ascii="Consolas" w:hAnsi="Consolas"/>
-          <w:sz w:val="18"/>
-          <w:szCs w:val="18"/>
-          <w:lang w:val="en-US"/>
-        </w:rPr>
-        <w:t>).</w:t>
-      </w:r>
-      <w:proofErr w:type="spellStart"/>
-      <w:r>
-        <w:rPr>
-          <w:rFonts w:ascii="Consolas" w:hAnsi="Consolas"/>
-          <w:sz w:val="18"/>
-          <w:szCs w:val="18"/>
-          <w:lang w:val="en-US"/>
-        </w:rPr>
-        <w:t>toList</w:t>
-      </w:r>
-      <w:proofErr w:type="spellEnd"/>
-      <w:proofErr w:type="gramEnd"/>
-      <w:r>
-        <w:rPr>
-          <w:rFonts w:ascii="Consolas" w:hAnsi="Consolas"/>
-          <w:sz w:val="18"/>
-          <w:szCs w:val="18"/>
-          <w:lang w:val="en-US"/>
-        </w:rPr>
-        <w:t>();</w:t>
+        <w:t>public List&lt;NotificationDto&gt;getByRecipientIdAndStatus(@PathVariable Long recipientId,</w:t>
+      </w:r>
+      <w:r>
+        <w:rPr>
+          <w:rFonts w:ascii="Consolas" w:hAnsi="Consolas"/>
+          <w:sz w:val="18"/>
+          <w:szCs w:val="18"/>
+          <w:lang w:val="en-US"/>
+        </w:rPr>
+        <w:br/>
+        <w:t xml:space="preserve">                                                        @PathVariable NotificationStatus status){</w:t>
+      </w:r>
+      <w:r>
+        <w:rPr>
+          <w:rFonts w:ascii="Consolas" w:hAnsi="Consolas"/>
+          <w:sz w:val="18"/>
+          <w:szCs w:val="18"/>
+          <w:lang w:val="en-US"/>
+        </w:rPr>
+        <w:br/>
+        <w:t xml:space="preserve">    return notificationService.getNotificationsByRecipientIdAndStatus(recipientId, status).stream().map(this::mapToDto).toList();</w:t>
       </w:r>
       <w:r>
         <w:rPr>
@@ -8752,14 +5323,7 @@
           <w:rFonts w:ascii="Times New Roman" w:hAnsi="Times New Roman"/>
           <w:sz w:val="28"/>
         </w:rPr>
-        <w:t xml:space="preserve"> ― код для поиска уведомлений </w:t>
-      </w:r>
-      <w:r>
-        <w:rPr>
-          <w:rFonts w:ascii="Times New Roman" w:hAnsi="Times New Roman"/>
-          <w:sz w:val="28"/>
-        </w:rPr>
-        <w:t xml:space="preserve">по </w:t>
+        <w:t xml:space="preserve"> ― код для поиска уведомлений по </w:t>
       </w:r>
       <w:r>
         <w:rPr>
@@ -8814,55 +5378,7 @@
           <w:rFonts w:ascii="Times New Roman" w:hAnsi="Times New Roman"/>
           <w:sz w:val="28"/>
         </w:rPr>
-        <w:t xml:space="preserve">На изображении 18 показан успешный результат выполнения этого кастомного запроса. Запрос к </w:t>
-      </w:r>
-      <w:proofErr w:type="spellStart"/>
-      <w:r>
-        <w:rPr>
-          <w:rFonts w:ascii="Times New Roman" w:hAnsi="Times New Roman"/>
-          <w:sz w:val="28"/>
-        </w:rPr>
-        <w:t>эндпоинту</w:t>
-      </w:r>
-      <w:proofErr w:type="spellEnd"/>
-      <w:r>
-        <w:rPr>
-          <w:rFonts w:ascii="Times New Roman" w:hAnsi="Times New Roman"/>
-          <w:sz w:val="28"/>
-        </w:rPr>
-        <w:t xml:space="preserve"> </w:t>
-      </w:r>
-      <w:proofErr w:type="spellStart"/>
-      <w:r>
-        <w:rPr>
-          <w:rFonts w:ascii="Times New Roman" w:hAnsi="Times New Roman"/>
-          <w:sz w:val="28"/>
-        </w:rPr>
-        <w:t>notifications</w:t>
-      </w:r>
-      <w:proofErr w:type="spellEnd"/>
-      <w:r>
-        <w:rPr>
-          <w:rFonts w:ascii="Times New Roman" w:hAnsi="Times New Roman"/>
-          <w:sz w:val="28"/>
-        </w:rPr>
-        <w:t>/</w:t>
-      </w:r>
-      <w:proofErr w:type="spellStart"/>
-      <w:r>
-        <w:rPr>
-          <w:rFonts w:ascii="Times New Roman" w:hAnsi="Times New Roman"/>
-          <w:sz w:val="28"/>
-        </w:rPr>
-        <w:t>recipientidandstatus</w:t>
-      </w:r>
-      <w:proofErr w:type="spellEnd"/>
-      <w:r>
-        <w:rPr>
-          <w:rFonts w:ascii="Times New Roman" w:hAnsi="Times New Roman"/>
-          <w:sz w:val="28"/>
-        </w:rPr>
-        <w:t>/1/SENT возвращает все уведомления пользователя с идентификатором 1, которые находятся в статусе SENT. Это демонстрирует гибкость JPQL для написания сложных запросов.</w:t>
+        <w:t>На изображении 18 показан успешный результат выполнения этого кастомного запроса. Запрос к эндпоинту notifications/recipientidandstatus/1/SENT возвращает все уведомления пользователя с идентификатором 1, которые находятся в статусе SENT. Это демонстрирует гибкость JPQL для написания сложных запросов.</w:t>
       </w:r>
     </w:p>
     <w:p>
@@ -8878,6 +5394,7 @@
       <w:r>
         <w:rPr>
           <w:rFonts w:ascii="Times New Roman" w:hAnsi="Times New Roman"/>
+          <w:noProof/>
           <w:sz w:val="28"/>
           <w:lang w:val="en-US"/>
         </w:rPr>
@@ -8934,21 +5451,7 @@
           <w:rFonts w:ascii="Times New Roman" w:hAnsi="Times New Roman"/>
           <w:sz w:val="28"/>
         </w:rPr>
-        <w:t>Изображение 1</w:t>
-      </w:r>
-      <w:r>
-        <w:rPr>
-          <w:rFonts w:ascii="Times New Roman" w:hAnsi="Times New Roman"/>
-          <w:sz w:val="28"/>
-        </w:rPr>
-        <w:t>8</w:t>
-      </w:r>
-      <w:r>
-        <w:rPr>
-          <w:rFonts w:ascii="Times New Roman" w:hAnsi="Times New Roman"/>
-          <w:sz w:val="28"/>
-        </w:rPr>
-        <w:t xml:space="preserve"> ― успешная проверка поиска по </w:t>
+        <w:t xml:space="preserve">Изображение 18 ― успешная проверка поиска по </w:t>
       </w:r>
       <w:r>
         <w:rPr>
@@ -8970,14 +5473,7 @@
           <w:rFonts w:ascii="Times New Roman" w:hAnsi="Times New Roman"/>
           <w:sz w:val="28"/>
         </w:rPr>
-        <w:t>и статусу</w:t>
-      </w:r>
-      <w:r>
-        <w:rPr>
-          <w:rFonts w:ascii="Times New Roman" w:hAnsi="Times New Roman"/>
-          <w:sz w:val="28"/>
-        </w:rPr>
-        <w:t xml:space="preserve"> через </w:t>
+        <w:t xml:space="preserve">и статусу через </w:t>
       </w:r>
       <w:r>
         <w:rPr>
@@ -9003,87 +5499,7 @@
           <w:rFonts w:ascii="Times New Roman" w:hAnsi="Times New Roman"/>
           <w:sz w:val="28"/>
         </w:rPr>
-        <w:t xml:space="preserve">В элементе 19 представлен код сервиса уведомлений с реализацией автоматической установки поля </w:t>
-      </w:r>
-      <w:proofErr w:type="spellStart"/>
-      <w:r>
-        <w:rPr>
-          <w:rFonts w:ascii="Times New Roman" w:hAnsi="Times New Roman"/>
-          <w:sz w:val="28"/>
-        </w:rPr>
-        <w:t>sentAt</w:t>
-      </w:r>
-      <w:proofErr w:type="spellEnd"/>
-      <w:r>
-        <w:rPr>
-          <w:rFonts w:ascii="Times New Roman" w:hAnsi="Times New Roman"/>
-          <w:sz w:val="28"/>
-        </w:rPr>
-        <w:t xml:space="preserve">. В методе </w:t>
-      </w:r>
-      <w:proofErr w:type="spellStart"/>
-      <w:r>
-        <w:rPr>
-          <w:rFonts w:ascii="Times New Roman" w:hAnsi="Times New Roman"/>
-          <w:sz w:val="28"/>
-        </w:rPr>
-        <w:t>createNotification</w:t>
-      </w:r>
-      <w:proofErr w:type="spellEnd"/>
-      <w:r>
-        <w:rPr>
-          <w:rFonts w:ascii="Times New Roman" w:hAnsi="Times New Roman"/>
-          <w:sz w:val="28"/>
-        </w:rPr>
-        <w:t xml:space="preserve"> проверяется, если статус уведомления равен SENT, то </w:t>
-      </w:r>
-      <w:proofErr w:type="spellStart"/>
-      <w:r>
-        <w:rPr>
-          <w:rFonts w:ascii="Times New Roman" w:hAnsi="Times New Roman"/>
-          <w:sz w:val="28"/>
-        </w:rPr>
-        <w:t>sentAt</w:t>
-      </w:r>
-      <w:proofErr w:type="spellEnd"/>
-      <w:r>
-        <w:rPr>
-          <w:rFonts w:ascii="Times New Roman" w:hAnsi="Times New Roman"/>
-          <w:sz w:val="28"/>
-        </w:rPr>
-        <w:t xml:space="preserve"> проставляется текущим временем. В методе </w:t>
-      </w:r>
-      <w:proofErr w:type="spellStart"/>
-      <w:r>
-        <w:rPr>
-          <w:rFonts w:ascii="Times New Roman" w:hAnsi="Times New Roman"/>
-          <w:sz w:val="28"/>
-        </w:rPr>
-        <w:t>updateNotification</w:t>
-      </w:r>
-      <w:proofErr w:type="spellEnd"/>
-      <w:r>
-        <w:rPr>
-          <w:rFonts w:ascii="Times New Roman" w:hAnsi="Times New Roman"/>
-          <w:sz w:val="28"/>
-        </w:rPr>
-        <w:t xml:space="preserve"> при обновлении проверяется, что новый статус SENT, а старый статус ещё не был SENT, и только в этом случае </w:t>
-      </w:r>
-      <w:proofErr w:type="spellStart"/>
-      <w:r>
-        <w:rPr>
-          <w:rFonts w:ascii="Times New Roman" w:hAnsi="Times New Roman"/>
-          <w:sz w:val="28"/>
-        </w:rPr>
-        <w:t>sentAt</w:t>
-      </w:r>
-      <w:proofErr w:type="spellEnd"/>
-      <w:r>
-        <w:rPr>
-          <w:rFonts w:ascii="Times New Roman" w:hAnsi="Times New Roman"/>
-          <w:sz w:val="28"/>
-        </w:rPr>
-        <w:t xml:space="preserve"> устанавливается повторно.</w:t>
+        <w:t>В элементе 19 представлен код сервиса уведомлений с реализацией автоматической установки поля sentAt. В методе createNotification проверяется, если статус уведомления равен SENT, то sentAt проставляется текущим временем. В методе updateNotification при обновлении проверяется, что новый статус SENT, а старый статус ещё не был SENT, и только в этом случае sentAt устанавливается повторно.</w:t>
       </w:r>
     </w:p>
     <w:p>
@@ -9129,527 +5545,97 @@
           <w:lang w:val="en-US"/>
         </w:rPr>
         <w:br/>
-        <w:t xml:space="preserve">public class </w:t>
-      </w:r>
-      <w:proofErr w:type="spellStart"/>
-      <w:r>
-        <w:rPr>
-          <w:rFonts w:ascii="Consolas" w:hAnsi="Consolas"/>
-          <w:sz w:val="18"/>
-          <w:szCs w:val="18"/>
-          <w:lang w:val="en-US"/>
-        </w:rPr>
-        <w:t>NotificationService</w:t>
-      </w:r>
-      <w:proofErr w:type="spellEnd"/>
-      <w:r>
-        <w:rPr>
-          <w:rFonts w:ascii="Consolas" w:hAnsi="Consolas"/>
-          <w:sz w:val="18"/>
-          <w:szCs w:val="18"/>
-          <w:lang w:val="en-US"/>
-        </w:rPr>
-        <w:t xml:space="preserve"> {</w:t>
-      </w:r>
-      <w:r>
-        <w:rPr>
-          <w:rFonts w:ascii="Consolas" w:hAnsi="Consolas"/>
-          <w:sz w:val="18"/>
-          <w:szCs w:val="18"/>
-          <w:lang w:val="en-US"/>
-        </w:rPr>
-        <w:br/>
-        <w:t xml:space="preserve">    private final </w:t>
-      </w:r>
-      <w:proofErr w:type="spellStart"/>
-      <w:r>
-        <w:rPr>
-          <w:rFonts w:ascii="Consolas" w:hAnsi="Consolas"/>
-          <w:sz w:val="18"/>
-          <w:szCs w:val="18"/>
-          <w:lang w:val="en-US"/>
-        </w:rPr>
-        <w:t>NotificationRepository</w:t>
-      </w:r>
-      <w:proofErr w:type="spellEnd"/>
-      <w:r>
-        <w:rPr>
-          <w:rFonts w:ascii="Consolas" w:hAnsi="Consolas"/>
-          <w:sz w:val="18"/>
-          <w:szCs w:val="18"/>
-          <w:lang w:val="en-US"/>
-        </w:rPr>
-        <w:t xml:space="preserve"> </w:t>
-      </w:r>
-      <w:proofErr w:type="spellStart"/>
-      <w:r>
-        <w:rPr>
-          <w:rFonts w:ascii="Consolas" w:hAnsi="Consolas"/>
-          <w:sz w:val="18"/>
-          <w:szCs w:val="18"/>
-          <w:lang w:val="en-US"/>
-        </w:rPr>
-        <w:t>notificationRepository</w:t>
-      </w:r>
-      <w:proofErr w:type="spellEnd"/>
-      <w:r>
-        <w:rPr>
-          <w:rFonts w:ascii="Consolas" w:hAnsi="Consolas"/>
-          <w:sz w:val="18"/>
-          <w:szCs w:val="18"/>
-          <w:lang w:val="en-US"/>
-        </w:rPr>
-        <w:t>;</w:t>
-      </w:r>
-      <w:r>
-        <w:rPr>
-          <w:rFonts w:ascii="Consolas" w:hAnsi="Consolas"/>
-          <w:sz w:val="18"/>
-          <w:szCs w:val="18"/>
-          <w:lang w:val="en-US"/>
-        </w:rPr>
-        <w:br/>
-        <w:t xml:space="preserve">    private final </w:t>
-      </w:r>
-      <w:proofErr w:type="spellStart"/>
-      <w:r>
-        <w:rPr>
-          <w:rFonts w:ascii="Consolas" w:hAnsi="Consolas"/>
-          <w:sz w:val="18"/>
-          <w:szCs w:val="18"/>
-          <w:lang w:val="en-US"/>
-        </w:rPr>
-        <w:t>UserRepository</w:t>
-      </w:r>
-      <w:proofErr w:type="spellEnd"/>
-      <w:r>
-        <w:rPr>
-          <w:rFonts w:ascii="Consolas" w:hAnsi="Consolas"/>
-          <w:sz w:val="18"/>
-          <w:szCs w:val="18"/>
-          <w:lang w:val="en-US"/>
-        </w:rPr>
-        <w:t xml:space="preserve"> </w:t>
-      </w:r>
-      <w:proofErr w:type="spellStart"/>
-      <w:r>
-        <w:rPr>
-          <w:rFonts w:ascii="Consolas" w:hAnsi="Consolas"/>
-          <w:sz w:val="18"/>
-          <w:szCs w:val="18"/>
-          <w:lang w:val="en-US"/>
-        </w:rPr>
-        <w:t>userRepository</w:t>
-      </w:r>
-      <w:proofErr w:type="spellEnd"/>
-      <w:r>
-        <w:rPr>
-          <w:rFonts w:ascii="Consolas" w:hAnsi="Consolas"/>
-          <w:sz w:val="18"/>
-          <w:szCs w:val="18"/>
-          <w:lang w:val="en-US"/>
-        </w:rPr>
-        <w:t>;</w:t>
-      </w:r>
-      <w:r>
-        <w:rPr>
-          <w:rFonts w:ascii="Consolas" w:hAnsi="Consolas"/>
-          <w:sz w:val="18"/>
-          <w:szCs w:val="18"/>
-          <w:lang w:val="en-US"/>
-        </w:rPr>
-        <w:br/>
-        <w:t xml:space="preserve">    public Notification </w:t>
-      </w:r>
-      <w:proofErr w:type="spellStart"/>
-      <w:r>
-        <w:rPr>
-          <w:rFonts w:ascii="Consolas" w:hAnsi="Consolas"/>
-          <w:sz w:val="18"/>
-          <w:szCs w:val="18"/>
-          <w:lang w:val="en-US"/>
-        </w:rPr>
-        <w:t>createNotification</w:t>
-      </w:r>
-      <w:proofErr w:type="spellEnd"/>
-      <w:r>
-        <w:rPr>
-          <w:rFonts w:ascii="Consolas" w:hAnsi="Consolas"/>
-          <w:sz w:val="18"/>
-          <w:szCs w:val="18"/>
-          <w:lang w:val="en-US"/>
-        </w:rPr>
-        <w:t>(</w:t>
-      </w:r>
-      <w:proofErr w:type="spellStart"/>
-      <w:r>
-        <w:rPr>
-          <w:rFonts w:ascii="Consolas" w:hAnsi="Consolas"/>
-          <w:sz w:val="18"/>
-          <w:szCs w:val="18"/>
-          <w:lang w:val="en-US"/>
-        </w:rPr>
-        <w:t>NotificationDto</w:t>
-      </w:r>
-      <w:proofErr w:type="spellEnd"/>
-      <w:r>
-        <w:rPr>
-          <w:rFonts w:ascii="Consolas" w:hAnsi="Consolas"/>
-          <w:sz w:val="18"/>
-          <w:szCs w:val="18"/>
-          <w:lang w:val="en-US"/>
-        </w:rPr>
-        <w:t xml:space="preserve"> request) {</w:t>
-      </w:r>
-      <w:r>
-        <w:rPr>
-          <w:rFonts w:ascii="Consolas" w:hAnsi="Consolas"/>
-          <w:sz w:val="18"/>
-          <w:szCs w:val="18"/>
-          <w:lang w:val="en-US"/>
-        </w:rPr>
-        <w:br/>
-        <w:t xml:space="preserve">        User </w:t>
-      </w:r>
-      <w:proofErr w:type="spellStart"/>
-      <w:r>
-        <w:rPr>
-          <w:rFonts w:ascii="Consolas" w:hAnsi="Consolas"/>
-          <w:sz w:val="18"/>
-          <w:szCs w:val="18"/>
-          <w:lang w:val="en-US"/>
-        </w:rPr>
-        <w:t>user</w:t>
-      </w:r>
-      <w:proofErr w:type="spellEnd"/>
-      <w:r>
-        <w:rPr>
-          <w:rFonts w:ascii="Consolas" w:hAnsi="Consolas"/>
-          <w:sz w:val="18"/>
-          <w:szCs w:val="18"/>
-          <w:lang w:val="en-US"/>
-        </w:rPr>
-        <w:t xml:space="preserve"> = </w:t>
-      </w:r>
-      <w:proofErr w:type="spellStart"/>
-      <w:r>
-        <w:rPr>
-          <w:rFonts w:ascii="Consolas" w:hAnsi="Consolas"/>
-          <w:sz w:val="18"/>
-          <w:szCs w:val="18"/>
-          <w:lang w:val="en-US"/>
-        </w:rPr>
-        <w:t>userRepository.findById</w:t>
-      </w:r>
-      <w:proofErr w:type="spellEnd"/>
-      <w:r>
-        <w:rPr>
-          <w:rFonts w:ascii="Consolas" w:hAnsi="Consolas"/>
-          <w:sz w:val="18"/>
-          <w:szCs w:val="18"/>
-          <w:lang w:val="en-US"/>
-        </w:rPr>
-        <w:t>(</w:t>
-      </w:r>
-      <w:proofErr w:type="spellStart"/>
-      <w:r>
-        <w:rPr>
-          <w:rFonts w:ascii="Consolas" w:hAnsi="Consolas"/>
-          <w:sz w:val="18"/>
-          <w:szCs w:val="18"/>
-          <w:lang w:val="en-US"/>
-        </w:rPr>
-        <w:t>request.getRecipientId</w:t>
-      </w:r>
-      <w:proofErr w:type="spellEnd"/>
-      <w:r>
-        <w:rPr>
-          <w:rFonts w:ascii="Consolas" w:hAnsi="Consolas"/>
-          <w:sz w:val="18"/>
-          <w:szCs w:val="18"/>
-          <w:lang w:val="en-US"/>
-        </w:rPr>
-        <w:t>()).</w:t>
-      </w:r>
-      <w:proofErr w:type="spellStart"/>
-      <w:r>
-        <w:rPr>
-          <w:rFonts w:ascii="Consolas" w:hAnsi="Consolas"/>
-          <w:sz w:val="18"/>
-          <w:szCs w:val="18"/>
-          <w:lang w:val="en-US"/>
-        </w:rPr>
-        <w:t>orElseThrow</w:t>
-      </w:r>
-      <w:proofErr w:type="spellEnd"/>
-      <w:r>
-        <w:rPr>
-          <w:rFonts w:ascii="Consolas" w:hAnsi="Consolas"/>
-          <w:sz w:val="18"/>
-          <w:szCs w:val="18"/>
-          <w:lang w:val="en-US"/>
-        </w:rPr>
-        <w:t>();</w:t>
-      </w:r>
-      <w:r>
-        <w:rPr>
-          <w:rFonts w:ascii="Consolas" w:hAnsi="Consolas"/>
-          <w:sz w:val="18"/>
-          <w:szCs w:val="18"/>
-          <w:lang w:val="en-US"/>
-        </w:rPr>
-        <w:br/>
-        <w:t xml:space="preserve">        Notification </w:t>
-      </w:r>
-      <w:proofErr w:type="spellStart"/>
-      <w:r>
-        <w:rPr>
-          <w:rFonts w:ascii="Consolas" w:hAnsi="Consolas"/>
-          <w:sz w:val="18"/>
-          <w:szCs w:val="18"/>
-          <w:lang w:val="en-US"/>
-        </w:rPr>
-        <w:t>notification</w:t>
-      </w:r>
-      <w:proofErr w:type="spellEnd"/>
-      <w:r>
-        <w:rPr>
-          <w:rFonts w:ascii="Consolas" w:hAnsi="Consolas"/>
-          <w:sz w:val="18"/>
-          <w:szCs w:val="18"/>
-          <w:lang w:val="en-US"/>
-        </w:rPr>
-        <w:t xml:space="preserve"> = new Notification();</w:t>
-      </w:r>
-      <w:r>
-        <w:rPr>
-          <w:rFonts w:ascii="Consolas" w:hAnsi="Consolas"/>
-          <w:sz w:val="18"/>
-          <w:szCs w:val="18"/>
-          <w:lang w:val="en-US"/>
-        </w:rPr>
-        <w:br/>
-        <w:t xml:space="preserve">        </w:t>
-      </w:r>
-      <w:proofErr w:type="spellStart"/>
-      <w:r>
-        <w:rPr>
-          <w:rFonts w:ascii="Consolas" w:hAnsi="Consolas"/>
-          <w:sz w:val="18"/>
-          <w:szCs w:val="18"/>
-          <w:lang w:val="en-US"/>
-        </w:rPr>
-        <w:t>notification.setTitle</w:t>
-      </w:r>
-      <w:proofErr w:type="spellEnd"/>
-      <w:r>
-        <w:rPr>
-          <w:rFonts w:ascii="Consolas" w:hAnsi="Consolas"/>
-          <w:sz w:val="18"/>
-          <w:szCs w:val="18"/>
-          <w:lang w:val="en-US"/>
-        </w:rPr>
-        <w:t>(</w:t>
-      </w:r>
-      <w:proofErr w:type="spellStart"/>
-      <w:r>
-        <w:rPr>
-          <w:rFonts w:ascii="Consolas" w:hAnsi="Consolas"/>
-          <w:sz w:val="18"/>
-          <w:szCs w:val="18"/>
-          <w:lang w:val="en-US"/>
-        </w:rPr>
-        <w:t>request.getTitle</w:t>
-      </w:r>
-      <w:proofErr w:type="spellEnd"/>
-      <w:r>
-        <w:rPr>
-          <w:rFonts w:ascii="Consolas" w:hAnsi="Consolas"/>
-          <w:sz w:val="18"/>
-          <w:szCs w:val="18"/>
-          <w:lang w:val="en-US"/>
-        </w:rPr>
-        <w:t>());</w:t>
-      </w:r>
-      <w:r>
-        <w:rPr>
-          <w:rFonts w:ascii="Consolas" w:hAnsi="Consolas"/>
-          <w:sz w:val="18"/>
-          <w:szCs w:val="18"/>
-          <w:lang w:val="en-US"/>
-        </w:rPr>
-        <w:br/>
-        <w:t xml:space="preserve">        </w:t>
-      </w:r>
-      <w:proofErr w:type="spellStart"/>
-      <w:r>
-        <w:rPr>
-          <w:rFonts w:ascii="Consolas" w:hAnsi="Consolas"/>
-          <w:sz w:val="18"/>
-          <w:szCs w:val="18"/>
-          <w:lang w:val="en-US"/>
-        </w:rPr>
-        <w:t>notification.setMessage</w:t>
-      </w:r>
-      <w:proofErr w:type="spellEnd"/>
-      <w:r>
-        <w:rPr>
-          <w:rFonts w:ascii="Consolas" w:hAnsi="Consolas"/>
-          <w:sz w:val="18"/>
-          <w:szCs w:val="18"/>
-          <w:lang w:val="en-US"/>
-        </w:rPr>
-        <w:t>(</w:t>
-      </w:r>
-      <w:proofErr w:type="spellStart"/>
-      <w:r>
-        <w:rPr>
-          <w:rFonts w:ascii="Consolas" w:hAnsi="Consolas"/>
-          <w:sz w:val="18"/>
-          <w:szCs w:val="18"/>
-          <w:lang w:val="en-US"/>
-        </w:rPr>
-        <w:t>request.getMessage</w:t>
-      </w:r>
-      <w:proofErr w:type="spellEnd"/>
-      <w:r>
-        <w:rPr>
-          <w:rFonts w:ascii="Consolas" w:hAnsi="Consolas"/>
-          <w:sz w:val="18"/>
-          <w:szCs w:val="18"/>
-          <w:lang w:val="en-US"/>
-        </w:rPr>
-        <w:t>());</w:t>
-      </w:r>
-      <w:r>
-        <w:rPr>
-          <w:rFonts w:ascii="Consolas" w:hAnsi="Consolas"/>
-          <w:sz w:val="18"/>
-          <w:szCs w:val="18"/>
-          <w:lang w:val="en-US"/>
-        </w:rPr>
-        <w:br/>
-        <w:t xml:space="preserve">        </w:t>
-      </w:r>
-      <w:proofErr w:type="spellStart"/>
-      <w:r>
-        <w:rPr>
-          <w:rFonts w:ascii="Consolas" w:hAnsi="Consolas"/>
-          <w:sz w:val="18"/>
-          <w:szCs w:val="18"/>
-          <w:lang w:val="en-US"/>
-        </w:rPr>
-        <w:t>notification.setChannel</w:t>
-      </w:r>
-      <w:proofErr w:type="spellEnd"/>
-      <w:r>
-        <w:rPr>
-          <w:rFonts w:ascii="Consolas" w:hAnsi="Consolas"/>
-          <w:sz w:val="18"/>
-          <w:szCs w:val="18"/>
-          <w:lang w:val="en-US"/>
-        </w:rPr>
-        <w:t>(</w:t>
-      </w:r>
-      <w:proofErr w:type="spellStart"/>
-      <w:r>
-        <w:rPr>
-          <w:rFonts w:ascii="Consolas" w:hAnsi="Consolas"/>
-          <w:sz w:val="18"/>
-          <w:szCs w:val="18"/>
-          <w:lang w:val="en-US"/>
-        </w:rPr>
-        <w:t>request.getChannel</w:t>
-      </w:r>
-      <w:proofErr w:type="spellEnd"/>
-      <w:r>
-        <w:rPr>
-          <w:rFonts w:ascii="Consolas" w:hAnsi="Consolas"/>
-          <w:sz w:val="18"/>
-          <w:szCs w:val="18"/>
-          <w:lang w:val="en-US"/>
-        </w:rPr>
-        <w:t>());</w:t>
-      </w:r>
-      <w:r>
-        <w:rPr>
-          <w:rFonts w:ascii="Consolas" w:hAnsi="Consolas"/>
-          <w:sz w:val="18"/>
-          <w:szCs w:val="18"/>
-          <w:lang w:val="en-US"/>
-        </w:rPr>
-        <w:br/>
-        <w:t xml:space="preserve">        </w:t>
-      </w:r>
-      <w:proofErr w:type="spellStart"/>
-      <w:r>
-        <w:rPr>
-          <w:rFonts w:ascii="Consolas" w:hAnsi="Consolas"/>
-          <w:sz w:val="18"/>
-          <w:szCs w:val="18"/>
-          <w:lang w:val="en-US"/>
-        </w:rPr>
-        <w:t>notification.setStatus</w:t>
-      </w:r>
-      <w:proofErr w:type="spellEnd"/>
-      <w:r>
-        <w:rPr>
-          <w:rFonts w:ascii="Consolas" w:hAnsi="Consolas"/>
-          <w:sz w:val="18"/>
-          <w:szCs w:val="18"/>
-          <w:lang w:val="en-US"/>
-        </w:rPr>
-        <w:t>(</w:t>
-      </w:r>
-      <w:proofErr w:type="spellStart"/>
-      <w:r>
-        <w:rPr>
-          <w:rFonts w:ascii="Consolas" w:hAnsi="Consolas"/>
-          <w:sz w:val="18"/>
-          <w:szCs w:val="18"/>
-          <w:lang w:val="en-US"/>
-        </w:rPr>
-        <w:t>request.getStatus</w:t>
-      </w:r>
-      <w:proofErr w:type="spellEnd"/>
-      <w:r>
-        <w:rPr>
-          <w:rFonts w:ascii="Consolas" w:hAnsi="Consolas"/>
-          <w:sz w:val="18"/>
-          <w:szCs w:val="18"/>
-          <w:lang w:val="en-US"/>
-        </w:rPr>
-        <w:t xml:space="preserve">() != null ? </w:t>
-      </w:r>
-      <w:proofErr w:type="spellStart"/>
-      <w:r>
-        <w:rPr>
-          <w:rFonts w:ascii="Consolas" w:hAnsi="Consolas"/>
-          <w:sz w:val="18"/>
-          <w:szCs w:val="18"/>
-          <w:lang w:val="en-US"/>
-        </w:rPr>
-        <w:t>request.getStatus</w:t>
-      </w:r>
-      <w:proofErr w:type="spellEnd"/>
-      <w:r>
-        <w:rPr>
-          <w:rFonts w:ascii="Consolas" w:hAnsi="Consolas"/>
-          <w:sz w:val="18"/>
-          <w:szCs w:val="18"/>
-          <w:lang w:val="en-US"/>
-        </w:rPr>
-        <w:t xml:space="preserve">() : </w:t>
-      </w:r>
-      <w:proofErr w:type="spellStart"/>
-      <w:r>
-        <w:rPr>
-          <w:rFonts w:ascii="Consolas" w:hAnsi="Consolas"/>
-          <w:sz w:val="18"/>
-          <w:szCs w:val="18"/>
-          <w:lang w:val="en-US"/>
-        </w:rPr>
-        <w:t>NotificationStatus.</w:t>
+        <w:t>public class NotificationService {</w:t>
+      </w:r>
+      <w:r>
+        <w:rPr>
+          <w:rFonts w:ascii="Consolas" w:hAnsi="Consolas"/>
+          <w:sz w:val="18"/>
+          <w:szCs w:val="18"/>
+          <w:lang w:val="en-US"/>
+        </w:rPr>
+        <w:br/>
+        <w:t xml:space="preserve">    private final NotificationRepository notificationRepository;</w:t>
+      </w:r>
+      <w:r>
+        <w:rPr>
+          <w:rFonts w:ascii="Consolas" w:hAnsi="Consolas"/>
+          <w:sz w:val="18"/>
+          <w:szCs w:val="18"/>
+          <w:lang w:val="en-US"/>
+        </w:rPr>
+        <w:br/>
+        <w:t xml:space="preserve">    private final UserRepository userRepository;</w:t>
+      </w:r>
+      <w:r>
+        <w:rPr>
+          <w:rFonts w:ascii="Consolas" w:hAnsi="Consolas"/>
+          <w:sz w:val="18"/>
+          <w:szCs w:val="18"/>
+          <w:lang w:val="en-US"/>
+        </w:rPr>
+        <w:br/>
+        <w:t xml:space="preserve">    public Notification createNotification(NotificationDto request) {</w:t>
+      </w:r>
+      <w:r>
+        <w:rPr>
+          <w:rFonts w:ascii="Consolas" w:hAnsi="Consolas"/>
+          <w:sz w:val="18"/>
+          <w:szCs w:val="18"/>
+          <w:lang w:val="en-US"/>
+        </w:rPr>
+        <w:br/>
+        <w:t xml:space="preserve">        User user = userRepository.findById(request.getRecipientId()).orElseThrow();</w:t>
+      </w:r>
+      <w:r>
+        <w:rPr>
+          <w:rFonts w:ascii="Consolas" w:hAnsi="Consolas"/>
+          <w:sz w:val="18"/>
+          <w:szCs w:val="18"/>
+          <w:lang w:val="en-US"/>
+        </w:rPr>
+        <w:br/>
+        <w:t xml:space="preserve">        Notification notification = new Notification();</w:t>
+      </w:r>
+      <w:r>
+        <w:rPr>
+          <w:rFonts w:ascii="Consolas" w:hAnsi="Consolas"/>
+          <w:sz w:val="18"/>
+          <w:szCs w:val="18"/>
+          <w:lang w:val="en-US"/>
+        </w:rPr>
+        <w:br/>
+        <w:t xml:space="preserve">        notification.setTitle(request.getTitle());</w:t>
+      </w:r>
+      <w:r>
+        <w:rPr>
+          <w:rFonts w:ascii="Consolas" w:hAnsi="Consolas"/>
+          <w:sz w:val="18"/>
+          <w:szCs w:val="18"/>
+          <w:lang w:val="en-US"/>
+        </w:rPr>
+        <w:br/>
+        <w:t xml:space="preserve">        notification.setMessage(request.getMessage());</w:t>
+      </w:r>
+      <w:r>
+        <w:rPr>
+          <w:rFonts w:ascii="Consolas" w:hAnsi="Consolas"/>
+          <w:sz w:val="18"/>
+          <w:szCs w:val="18"/>
+          <w:lang w:val="en-US"/>
+        </w:rPr>
+        <w:br/>
+        <w:t xml:space="preserve">        notification.setChannel(request.getChannel());</w:t>
+      </w:r>
+      <w:r>
+        <w:rPr>
+          <w:rFonts w:ascii="Consolas" w:hAnsi="Consolas"/>
+          <w:sz w:val="18"/>
+          <w:szCs w:val="18"/>
+          <w:lang w:val="en-US"/>
+        </w:rPr>
+        <w:br/>
+        <w:t xml:space="preserve">        notification.setStatus(request.getStatus() != null ? request.getStatus() : NotificationStatus.</w:t>
       </w:r>
       <w:r>
         <w:rPr>
@@ -9662,7 +5648,6 @@
         </w:rPr>
         <w:t>CREATED</w:t>
       </w:r>
-      <w:proofErr w:type="spellEnd"/>
       <w:r>
         <w:rPr>
           <w:rFonts w:ascii="Consolas" w:hAnsi="Consolas"/>
@@ -9680,37 +5665,7 @@
           <w:lang w:val="en-US"/>
         </w:rPr>
         <w:br/>
-        <w:t xml:space="preserve">        </w:t>
-      </w:r>
-      <w:proofErr w:type="spellStart"/>
-      <w:r>
-        <w:rPr>
-          <w:rFonts w:ascii="Consolas" w:hAnsi="Consolas"/>
-          <w:sz w:val="18"/>
-          <w:szCs w:val="18"/>
-          <w:lang w:val="en-US"/>
-        </w:rPr>
-        <w:t>notification.setCreatedAt</w:t>
-      </w:r>
-      <w:proofErr w:type="spellEnd"/>
-      <w:r>
-        <w:rPr>
-          <w:rFonts w:ascii="Consolas" w:hAnsi="Consolas"/>
-          <w:sz w:val="18"/>
-          <w:szCs w:val="18"/>
-          <w:lang w:val="en-US"/>
-        </w:rPr>
-        <w:t>(</w:t>
-      </w:r>
-      <w:proofErr w:type="spellStart"/>
-      <w:r>
-        <w:rPr>
-          <w:rFonts w:ascii="Consolas" w:hAnsi="Consolas"/>
-          <w:sz w:val="18"/>
-          <w:szCs w:val="18"/>
-          <w:lang w:val="en-US"/>
-        </w:rPr>
-        <w:t>LocalDateTime.</w:t>
+        <w:t xml:space="preserve">        notification.setCreatedAt(LocalDateTime.</w:t>
       </w:r>
       <w:r>
         <w:rPr>
@@ -9723,7 +5678,6 @@
         </w:rPr>
         <w:t>now</w:t>
       </w:r>
-      <w:proofErr w:type="spellEnd"/>
       <w:r>
         <w:rPr>
           <w:rFonts w:ascii="Consolas" w:hAnsi="Consolas"/>
@@ -9750,37 +5704,7 @@
           <w:lang w:val="en-US"/>
         </w:rPr>
         <w:lastRenderedPageBreak/>
-        <w:t xml:space="preserve">        if (</w:t>
-      </w:r>
-      <w:proofErr w:type="spellStart"/>
-      <w:r>
-        <w:rPr>
-          <w:rFonts w:ascii="Consolas" w:hAnsi="Consolas"/>
-          <w:sz w:val="18"/>
-          <w:szCs w:val="18"/>
-          <w:lang w:val="en-US"/>
-        </w:rPr>
-        <w:t>notification.getStatus</w:t>
-      </w:r>
-      <w:proofErr w:type="spellEnd"/>
-      <w:r>
-        <w:rPr>
-          <w:rFonts w:ascii="Consolas" w:hAnsi="Consolas"/>
-          <w:sz w:val="18"/>
-          <w:szCs w:val="18"/>
-          <w:lang w:val="en-US"/>
-        </w:rPr>
-        <w:t xml:space="preserve">() == </w:t>
-      </w:r>
-      <w:proofErr w:type="spellStart"/>
-      <w:r>
-        <w:rPr>
-          <w:rFonts w:ascii="Consolas" w:hAnsi="Consolas"/>
-          <w:sz w:val="18"/>
-          <w:szCs w:val="18"/>
-          <w:lang w:val="en-US"/>
-        </w:rPr>
-        <w:t>NotificationStatus.</w:t>
+        <w:t xml:space="preserve">        if (notification.getStatus() == NotificationStatus.</w:t>
       </w:r>
       <w:r>
         <w:rPr>
@@ -9793,7 +5717,6 @@
         </w:rPr>
         <w:t>SENT</w:t>
       </w:r>
-      <w:proofErr w:type="spellEnd"/>
       <w:r>
         <w:rPr>
           <w:rFonts w:ascii="Consolas" w:hAnsi="Consolas"/>
@@ -9811,37 +5734,7 @@
           <w:lang w:val="en-US"/>
         </w:rPr>
         <w:br/>
-        <w:t xml:space="preserve">            </w:t>
-      </w:r>
-      <w:proofErr w:type="spellStart"/>
-      <w:r>
-        <w:rPr>
-          <w:rFonts w:ascii="Consolas" w:hAnsi="Consolas"/>
-          <w:sz w:val="18"/>
-          <w:szCs w:val="18"/>
-          <w:lang w:val="en-US"/>
-        </w:rPr>
-        <w:t>notification.setSentAt</w:t>
-      </w:r>
-      <w:proofErr w:type="spellEnd"/>
-      <w:r>
-        <w:rPr>
-          <w:rFonts w:ascii="Consolas" w:hAnsi="Consolas"/>
-          <w:sz w:val="18"/>
-          <w:szCs w:val="18"/>
-          <w:lang w:val="en-US"/>
-        </w:rPr>
-        <w:t>(</w:t>
-      </w:r>
-      <w:proofErr w:type="spellStart"/>
-      <w:r>
-        <w:rPr>
-          <w:rFonts w:ascii="Consolas" w:hAnsi="Consolas"/>
-          <w:sz w:val="18"/>
-          <w:szCs w:val="18"/>
-          <w:lang w:val="en-US"/>
-        </w:rPr>
-        <w:t>LocalDateTime.</w:t>
+        <w:t xml:space="preserve">            notification.setSentAt(LocalDateTime.</w:t>
       </w:r>
       <w:r>
         <w:rPr>
@@ -9854,7 +5747,6 @@
         </w:rPr>
         <w:t>now</w:t>
       </w:r>
-      <w:proofErr w:type="spellEnd"/>
       <w:r>
         <w:rPr>
           <w:rFonts w:ascii="Consolas" w:hAnsi="Consolas"/>
@@ -9882,57 +5774,17 @@
           <w:lang w:val="en-US"/>
         </w:rPr>
         <w:br/>
-        <w:t xml:space="preserve">        </w:t>
-      </w:r>
-      <w:proofErr w:type="spellStart"/>
-      <w:r>
-        <w:rPr>
-          <w:rFonts w:ascii="Consolas" w:hAnsi="Consolas"/>
-          <w:sz w:val="18"/>
-          <w:szCs w:val="18"/>
-          <w:lang w:val="en-US"/>
-        </w:rPr>
-        <w:t>notification.setRecipient</w:t>
-      </w:r>
-      <w:proofErr w:type="spellEnd"/>
-      <w:r>
-        <w:rPr>
-          <w:rFonts w:ascii="Consolas" w:hAnsi="Consolas"/>
-          <w:sz w:val="18"/>
-          <w:szCs w:val="18"/>
-          <w:lang w:val="en-US"/>
-        </w:rPr>
-        <w:t>(user);</w:t>
-      </w:r>
-      <w:r>
-        <w:rPr>
-          <w:rFonts w:ascii="Consolas" w:hAnsi="Consolas"/>
-          <w:sz w:val="18"/>
-          <w:szCs w:val="18"/>
-          <w:lang w:val="en-US"/>
-        </w:rPr>
-        <w:br/>
-        <w:t xml:space="preserve">        return </w:t>
-      </w:r>
-      <w:proofErr w:type="spellStart"/>
-      <w:r>
-        <w:rPr>
-          <w:rFonts w:ascii="Consolas" w:hAnsi="Consolas"/>
-          <w:sz w:val="18"/>
-          <w:szCs w:val="18"/>
-          <w:lang w:val="en-US"/>
-        </w:rPr>
-        <w:t>notificationRepository.save</w:t>
-      </w:r>
-      <w:proofErr w:type="spellEnd"/>
-      <w:r>
-        <w:rPr>
-          <w:rFonts w:ascii="Consolas" w:hAnsi="Consolas"/>
-          <w:sz w:val="18"/>
-          <w:szCs w:val="18"/>
-          <w:lang w:val="en-US"/>
-        </w:rPr>
-        <w:t>(notification);</w:t>
+        <w:t xml:space="preserve">        notification.setRecipient(user);</w:t>
+      </w:r>
+      <w:r>
+        <w:rPr>
+          <w:rFonts w:ascii="Consolas" w:hAnsi="Consolas"/>
+          <w:sz w:val="18"/>
+          <w:szCs w:val="18"/>
+          <w:lang w:val="en-US"/>
+        </w:rPr>
+        <w:br/>
+        <w:t xml:space="preserve">        return notificationRepository.save(notification);</w:t>
       </w:r>
       <w:r>
         <w:rPr>
@@ -9952,47 +5804,7 @@
           <w:lang w:val="en-US"/>
         </w:rPr>
         <w:br/>
-        <w:t xml:space="preserve">    public Notification </w:t>
-      </w:r>
-      <w:proofErr w:type="spellStart"/>
-      <w:r>
-        <w:rPr>
-          <w:rFonts w:ascii="Consolas" w:hAnsi="Consolas"/>
-          <w:sz w:val="18"/>
-          <w:szCs w:val="18"/>
-          <w:lang w:val="en-US"/>
-        </w:rPr>
-        <w:t>updateNotification</w:t>
-      </w:r>
-      <w:proofErr w:type="spellEnd"/>
-      <w:r>
-        <w:rPr>
-          <w:rFonts w:ascii="Consolas" w:hAnsi="Consolas"/>
-          <w:sz w:val="18"/>
-          <w:szCs w:val="18"/>
-          <w:lang w:val="en-US"/>
-        </w:rPr>
-        <w:t xml:space="preserve">(Long id, </w:t>
-      </w:r>
-      <w:proofErr w:type="spellStart"/>
-      <w:r>
-        <w:rPr>
-          <w:rFonts w:ascii="Consolas" w:hAnsi="Consolas"/>
-          <w:sz w:val="18"/>
-          <w:szCs w:val="18"/>
-          <w:lang w:val="en-US"/>
-        </w:rPr>
-        <w:t>NotificationDto</w:t>
-      </w:r>
-      <w:proofErr w:type="spellEnd"/>
-      <w:r>
-        <w:rPr>
-          <w:rFonts w:ascii="Consolas" w:hAnsi="Consolas"/>
-          <w:sz w:val="18"/>
-          <w:szCs w:val="18"/>
-          <w:lang w:val="en-US"/>
-        </w:rPr>
-        <w:t xml:space="preserve"> request)</w:t>
+        <w:t xml:space="preserve">    public Notification updateNotification(Long id, NotificationDto request)</w:t>
       </w:r>
       <w:r>
         <w:rPr>
@@ -10012,267 +5824,57 @@
           <w:lang w:val="en-US"/>
         </w:rPr>
         <w:br/>
-        <w:t xml:space="preserve">        Notification </w:t>
-      </w:r>
-      <w:proofErr w:type="spellStart"/>
-      <w:r>
-        <w:rPr>
-          <w:rFonts w:ascii="Consolas" w:hAnsi="Consolas"/>
-          <w:sz w:val="18"/>
-          <w:szCs w:val="18"/>
-          <w:lang w:val="en-US"/>
-        </w:rPr>
-        <w:t>notification</w:t>
-      </w:r>
-      <w:proofErr w:type="spellEnd"/>
-      <w:r>
-        <w:rPr>
-          <w:rFonts w:ascii="Consolas" w:hAnsi="Consolas"/>
-          <w:sz w:val="18"/>
-          <w:szCs w:val="18"/>
-          <w:lang w:val="en-US"/>
-        </w:rPr>
-        <w:t xml:space="preserve"> =</w:t>
-      </w:r>
-      <w:r>
-        <w:rPr>
-          <w:rFonts w:ascii="Consolas" w:hAnsi="Consolas"/>
-          <w:sz w:val="18"/>
-          <w:szCs w:val="18"/>
-          <w:lang w:val="en-US"/>
-        </w:rPr>
-        <w:br/>
-        <w:t xml:space="preserve">                </w:t>
-      </w:r>
-      <w:proofErr w:type="spellStart"/>
-      <w:r>
-        <w:rPr>
-          <w:rFonts w:ascii="Consolas" w:hAnsi="Consolas"/>
-          <w:sz w:val="18"/>
-          <w:szCs w:val="18"/>
-          <w:lang w:val="en-US"/>
-        </w:rPr>
-        <w:t>notificationRepository.findById</w:t>
-      </w:r>
-      <w:proofErr w:type="spellEnd"/>
-      <w:r>
-        <w:rPr>
-          <w:rFonts w:ascii="Consolas" w:hAnsi="Consolas"/>
-          <w:sz w:val="18"/>
-          <w:szCs w:val="18"/>
-          <w:lang w:val="en-US"/>
-        </w:rPr>
-        <w:t>(id).</w:t>
-      </w:r>
-      <w:proofErr w:type="spellStart"/>
-      <w:r>
-        <w:rPr>
-          <w:rFonts w:ascii="Consolas" w:hAnsi="Consolas"/>
-          <w:sz w:val="18"/>
-          <w:szCs w:val="18"/>
-          <w:lang w:val="en-US"/>
-        </w:rPr>
-        <w:t>orElseThrow</w:t>
-      </w:r>
-      <w:proofErr w:type="spellEnd"/>
-      <w:r>
-        <w:rPr>
-          <w:rFonts w:ascii="Consolas" w:hAnsi="Consolas"/>
-          <w:sz w:val="18"/>
-          <w:szCs w:val="18"/>
-          <w:lang w:val="en-US"/>
-        </w:rPr>
-        <w:t>();</w:t>
-      </w:r>
-      <w:r>
-        <w:rPr>
-          <w:rFonts w:ascii="Consolas" w:hAnsi="Consolas"/>
-          <w:sz w:val="18"/>
-          <w:szCs w:val="18"/>
-          <w:lang w:val="en-US"/>
-        </w:rPr>
-        <w:br/>
-        <w:t xml:space="preserve">        </w:t>
-      </w:r>
-      <w:proofErr w:type="spellStart"/>
-      <w:r>
-        <w:rPr>
-          <w:rFonts w:ascii="Consolas" w:hAnsi="Consolas"/>
-          <w:sz w:val="18"/>
-          <w:szCs w:val="18"/>
-          <w:lang w:val="en-US"/>
-        </w:rPr>
-        <w:t>notification.setTitle</w:t>
-      </w:r>
-      <w:proofErr w:type="spellEnd"/>
-      <w:r>
-        <w:rPr>
-          <w:rFonts w:ascii="Consolas" w:hAnsi="Consolas"/>
-          <w:sz w:val="18"/>
-          <w:szCs w:val="18"/>
-          <w:lang w:val="en-US"/>
-        </w:rPr>
-        <w:t>(</w:t>
-      </w:r>
-      <w:proofErr w:type="spellStart"/>
-      <w:r>
-        <w:rPr>
-          <w:rFonts w:ascii="Consolas" w:hAnsi="Consolas"/>
-          <w:sz w:val="18"/>
-          <w:szCs w:val="18"/>
-          <w:lang w:val="en-US"/>
-        </w:rPr>
-        <w:t>request.getTitle</w:t>
-      </w:r>
-      <w:proofErr w:type="spellEnd"/>
-      <w:r>
-        <w:rPr>
-          <w:rFonts w:ascii="Consolas" w:hAnsi="Consolas"/>
-          <w:sz w:val="18"/>
-          <w:szCs w:val="18"/>
-          <w:lang w:val="en-US"/>
-        </w:rPr>
-        <w:t>());</w:t>
-      </w:r>
-      <w:r>
-        <w:rPr>
-          <w:rFonts w:ascii="Consolas" w:hAnsi="Consolas"/>
-          <w:sz w:val="18"/>
-          <w:szCs w:val="18"/>
-          <w:lang w:val="en-US"/>
-        </w:rPr>
-        <w:br/>
-        <w:t xml:space="preserve">        </w:t>
-      </w:r>
-      <w:proofErr w:type="spellStart"/>
-      <w:r>
-        <w:rPr>
-          <w:rFonts w:ascii="Consolas" w:hAnsi="Consolas"/>
-          <w:sz w:val="18"/>
-          <w:szCs w:val="18"/>
-          <w:lang w:val="en-US"/>
-        </w:rPr>
-        <w:t>notification.setMessage</w:t>
-      </w:r>
-      <w:proofErr w:type="spellEnd"/>
-      <w:r>
-        <w:rPr>
-          <w:rFonts w:ascii="Consolas" w:hAnsi="Consolas"/>
-          <w:sz w:val="18"/>
-          <w:szCs w:val="18"/>
-          <w:lang w:val="en-US"/>
-        </w:rPr>
-        <w:t>(</w:t>
-      </w:r>
-      <w:proofErr w:type="spellStart"/>
-      <w:r>
-        <w:rPr>
-          <w:rFonts w:ascii="Consolas" w:hAnsi="Consolas"/>
-          <w:sz w:val="18"/>
-          <w:szCs w:val="18"/>
-          <w:lang w:val="en-US"/>
-        </w:rPr>
-        <w:t>request.getMessage</w:t>
-      </w:r>
-      <w:proofErr w:type="spellEnd"/>
-      <w:r>
-        <w:rPr>
-          <w:rFonts w:ascii="Consolas" w:hAnsi="Consolas"/>
-          <w:sz w:val="18"/>
-          <w:szCs w:val="18"/>
-          <w:lang w:val="en-US"/>
-        </w:rPr>
-        <w:t>());</w:t>
-      </w:r>
-      <w:r>
-        <w:rPr>
-          <w:rFonts w:ascii="Consolas" w:hAnsi="Consolas"/>
-          <w:sz w:val="18"/>
-          <w:szCs w:val="18"/>
-          <w:lang w:val="en-US"/>
-        </w:rPr>
-        <w:br/>
-        <w:t xml:space="preserve">        </w:t>
-      </w:r>
-      <w:proofErr w:type="spellStart"/>
-      <w:r>
-        <w:rPr>
-          <w:rFonts w:ascii="Consolas" w:hAnsi="Consolas"/>
-          <w:sz w:val="18"/>
-          <w:szCs w:val="18"/>
-          <w:lang w:val="en-US"/>
-        </w:rPr>
-        <w:t>notification.setChannel</w:t>
-      </w:r>
-      <w:proofErr w:type="spellEnd"/>
-      <w:r>
-        <w:rPr>
-          <w:rFonts w:ascii="Consolas" w:hAnsi="Consolas"/>
-          <w:sz w:val="18"/>
-          <w:szCs w:val="18"/>
-          <w:lang w:val="en-US"/>
-        </w:rPr>
-        <w:t>(</w:t>
-      </w:r>
-      <w:proofErr w:type="spellStart"/>
-      <w:r>
-        <w:rPr>
-          <w:rFonts w:ascii="Consolas" w:hAnsi="Consolas"/>
-          <w:sz w:val="18"/>
-          <w:szCs w:val="18"/>
-          <w:lang w:val="en-US"/>
-        </w:rPr>
-        <w:t>request.getChannel</w:t>
-      </w:r>
-      <w:proofErr w:type="spellEnd"/>
-      <w:r>
-        <w:rPr>
-          <w:rFonts w:ascii="Consolas" w:hAnsi="Consolas"/>
-          <w:sz w:val="18"/>
-          <w:szCs w:val="18"/>
-          <w:lang w:val="en-US"/>
-        </w:rPr>
-        <w:t>());</w:t>
-      </w:r>
-      <w:r>
-        <w:rPr>
-          <w:rFonts w:ascii="Consolas" w:hAnsi="Consolas"/>
-          <w:sz w:val="18"/>
-          <w:szCs w:val="18"/>
-          <w:lang w:val="en-US"/>
-        </w:rPr>
-        <w:br/>
-        <w:t xml:space="preserve">        if (</w:t>
-      </w:r>
-      <w:proofErr w:type="spellStart"/>
-      <w:r>
-        <w:rPr>
-          <w:rFonts w:ascii="Consolas" w:hAnsi="Consolas"/>
-          <w:sz w:val="18"/>
-          <w:szCs w:val="18"/>
-          <w:lang w:val="en-US"/>
-        </w:rPr>
-        <w:t>request.getStatus</w:t>
-      </w:r>
-      <w:proofErr w:type="spellEnd"/>
-      <w:r>
-        <w:rPr>
-          <w:rFonts w:ascii="Consolas" w:hAnsi="Consolas"/>
-          <w:sz w:val="18"/>
-          <w:szCs w:val="18"/>
-          <w:lang w:val="en-US"/>
-        </w:rPr>
-        <w:t xml:space="preserve">() == </w:t>
-      </w:r>
-      <w:proofErr w:type="spellStart"/>
-      <w:r>
-        <w:rPr>
-          <w:rFonts w:ascii="Consolas" w:hAnsi="Consolas"/>
-          <w:sz w:val="18"/>
-          <w:szCs w:val="18"/>
-          <w:lang w:val="en-US"/>
-        </w:rPr>
-        <w:t>NotificationStatus.</w:t>
+        <w:t xml:space="preserve">        Notification notification =</w:t>
+      </w:r>
+      <w:r>
+        <w:rPr>
+          <w:rFonts w:ascii="Consolas" w:hAnsi="Consolas"/>
+          <w:sz w:val="18"/>
+          <w:szCs w:val="18"/>
+          <w:lang w:val="en-US"/>
+        </w:rPr>
+        <w:br/>
+        <w:t xml:space="preserve">                notificationRepository.findById(id).orElseThrow();</w:t>
+      </w:r>
+      <w:r>
+        <w:rPr>
+          <w:rFonts w:ascii="Consolas" w:hAnsi="Consolas"/>
+          <w:sz w:val="18"/>
+          <w:szCs w:val="18"/>
+          <w:lang w:val="en-US"/>
+        </w:rPr>
+        <w:br/>
+        <w:t xml:space="preserve">        notification.setTitle(request.getTitle());</w:t>
+      </w:r>
+      <w:r>
+        <w:rPr>
+          <w:rFonts w:ascii="Consolas" w:hAnsi="Consolas"/>
+          <w:sz w:val="18"/>
+          <w:szCs w:val="18"/>
+          <w:lang w:val="en-US"/>
+        </w:rPr>
+        <w:br/>
+        <w:t xml:space="preserve">        notification.setMessage(request.getMessage());</w:t>
+      </w:r>
+      <w:r>
+        <w:rPr>
+          <w:rFonts w:ascii="Consolas" w:hAnsi="Consolas"/>
+          <w:sz w:val="18"/>
+          <w:szCs w:val="18"/>
+          <w:lang w:val="en-US"/>
+        </w:rPr>
+        <w:br/>
+        <w:t xml:space="preserve">        notification.setChannel(request.getChannel());</w:t>
+      </w:r>
+      <w:r>
+        <w:rPr>
+          <w:rFonts w:ascii="Consolas" w:hAnsi="Consolas"/>
+          <w:sz w:val="18"/>
+          <w:szCs w:val="18"/>
+          <w:lang w:val="en-US"/>
+        </w:rPr>
+        <w:br/>
+        <w:t xml:space="preserve">        if (request.getStatus() == NotificationStatus.</w:t>
       </w:r>
       <w:r>
         <w:rPr>
@@ -10283,9 +5885,17 @@
           <w:szCs w:val="18"/>
           <w:lang w:val="en-US"/>
         </w:rPr>
-        <w:t>SENT</w:t>
-      </w:r>
-      <w:proofErr w:type="spellEnd"/>
+        <w:t xml:space="preserve">SENT </w:t>
+      </w:r>
+      <w:r>
+        <w:rPr>
+          <w:rFonts w:ascii="Consolas" w:hAnsi="Consolas"/>
+          <w:sz w:val="18"/>
+          <w:szCs w:val="18"/>
+          <w:lang w:val="en-US"/>
+        </w:rPr>
+        <w:t>&amp;&amp; notification.getStatus() != NotificationStatus.</w:t>
+      </w:r>
       <w:r>
         <w:rPr>
           <w:rFonts w:ascii="Consolas" w:hAnsi="Consolas"/>
@@ -10295,46 +5905,26 @@
           <w:szCs w:val="18"/>
           <w:lang w:val="en-US"/>
         </w:rPr>
-        <w:t xml:space="preserve"> </w:t>
-      </w:r>
-      <w:r>
-        <w:rPr>
-          <w:rFonts w:ascii="Consolas" w:hAnsi="Consolas"/>
-          <w:sz w:val="18"/>
-          <w:szCs w:val="18"/>
-          <w:lang w:val="en-US"/>
-        </w:rPr>
-        <w:t xml:space="preserve">&amp;&amp; </w:t>
-      </w:r>
-      <w:proofErr w:type="spellStart"/>
-      <w:r>
-        <w:rPr>
-          <w:rFonts w:ascii="Consolas" w:hAnsi="Consolas"/>
-          <w:sz w:val="18"/>
-          <w:szCs w:val="18"/>
-          <w:lang w:val="en-US"/>
-        </w:rPr>
-        <w:t>notification.getStatus</w:t>
-      </w:r>
-      <w:proofErr w:type="spellEnd"/>
-      <w:r>
-        <w:rPr>
-          <w:rFonts w:ascii="Consolas" w:hAnsi="Consolas"/>
-          <w:sz w:val="18"/>
-          <w:szCs w:val="18"/>
-          <w:lang w:val="en-US"/>
-        </w:rPr>
-        <w:t xml:space="preserve">() != </w:t>
-      </w:r>
-      <w:proofErr w:type="spellStart"/>
-      <w:r>
-        <w:rPr>
-          <w:rFonts w:ascii="Consolas" w:hAnsi="Consolas"/>
-          <w:sz w:val="18"/>
-          <w:szCs w:val="18"/>
-          <w:lang w:val="en-US"/>
-        </w:rPr>
-        <w:t>NotificationStatus.</w:t>
+        <w:t>SENT</w:t>
+      </w:r>
+      <w:r>
+        <w:rPr>
+          <w:rFonts w:ascii="Consolas" w:hAnsi="Consolas"/>
+          <w:sz w:val="18"/>
+          <w:szCs w:val="18"/>
+          <w:lang w:val="en-US"/>
+        </w:rPr>
+        <w:t>) {</w:t>
+      </w:r>
+      <w:r>
+        <w:rPr>
+          <w:rFonts w:ascii="Consolas" w:hAnsi="Consolas"/>
+          <w:sz w:val="18"/>
+          <w:szCs w:val="18"/>
+          <w:lang w:val="en-US"/>
+        </w:rPr>
+        <w:br/>
+        <w:t xml:space="preserve">            notification.setSentAt(LocalDateTime.</w:t>
       </w:r>
       <w:r>
         <w:rPr>
@@ -10345,70 +5935,8 @@
           <w:szCs w:val="18"/>
           <w:lang w:val="en-US"/>
         </w:rPr>
-        <w:t>SENT</w:t>
-      </w:r>
-      <w:proofErr w:type="spellEnd"/>
-      <w:r>
-        <w:rPr>
-          <w:rFonts w:ascii="Consolas" w:hAnsi="Consolas"/>
-          <w:sz w:val="18"/>
-          <w:szCs w:val="18"/>
-          <w:lang w:val="en-US"/>
-        </w:rPr>
-        <w:t>) {</w:t>
-      </w:r>
-      <w:r>
-        <w:rPr>
-          <w:rFonts w:ascii="Consolas" w:hAnsi="Consolas"/>
-          <w:sz w:val="18"/>
-          <w:szCs w:val="18"/>
-          <w:lang w:val="en-US"/>
-        </w:rPr>
-        <w:br/>
-        <w:t xml:space="preserve">            </w:t>
-      </w:r>
-      <w:proofErr w:type="spellStart"/>
-      <w:r>
-        <w:rPr>
-          <w:rFonts w:ascii="Consolas" w:hAnsi="Consolas"/>
-          <w:sz w:val="18"/>
-          <w:szCs w:val="18"/>
-          <w:lang w:val="en-US"/>
-        </w:rPr>
-        <w:t>notification.setSentAt</w:t>
-      </w:r>
-      <w:proofErr w:type="spellEnd"/>
-      <w:r>
-        <w:rPr>
-          <w:rFonts w:ascii="Consolas" w:hAnsi="Consolas"/>
-          <w:sz w:val="18"/>
-          <w:szCs w:val="18"/>
-          <w:lang w:val="en-US"/>
-        </w:rPr>
-        <w:t>(</w:t>
-      </w:r>
-      <w:proofErr w:type="spellStart"/>
-      <w:r>
-        <w:rPr>
-          <w:rFonts w:ascii="Consolas" w:hAnsi="Consolas"/>
-          <w:sz w:val="18"/>
-          <w:szCs w:val="18"/>
-          <w:lang w:val="en-US"/>
-        </w:rPr>
-        <w:t>LocalDateTime.</w:t>
-      </w:r>
-      <w:r>
-        <w:rPr>
-          <w:rFonts w:ascii="Consolas" w:hAnsi="Consolas"/>
-          <w:i/>
-          <w:iCs/>
-          <w:sz w:val="18"/>
-          <w:szCs w:val="18"/>
-          <w:lang w:val="en-US"/>
-        </w:rPr>
         <w:t>now</w:t>
       </w:r>
-      <w:proofErr w:type="spellEnd"/>
       <w:r>
         <w:rPr>
           <w:rFonts w:ascii="Consolas" w:hAnsi="Consolas"/>
@@ -10436,77 +5964,17 @@
           <w:lang w:val="en-US"/>
         </w:rPr>
         <w:br/>
-        <w:t xml:space="preserve">        </w:t>
-      </w:r>
-      <w:proofErr w:type="spellStart"/>
-      <w:r>
-        <w:rPr>
-          <w:rFonts w:ascii="Consolas" w:hAnsi="Consolas"/>
-          <w:sz w:val="18"/>
-          <w:szCs w:val="18"/>
-          <w:lang w:val="en-US"/>
-        </w:rPr>
-        <w:t>notification.setStatus</w:t>
-      </w:r>
-      <w:proofErr w:type="spellEnd"/>
-      <w:r>
-        <w:rPr>
-          <w:rFonts w:ascii="Consolas" w:hAnsi="Consolas"/>
-          <w:sz w:val="18"/>
-          <w:szCs w:val="18"/>
-          <w:lang w:val="en-US"/>
-        </w:rPr>
-        <w:t>(</w:t>
-      </w:r>
-      <w:proofErr w:type="spellStart"/>
-      <w:r>
-        <w:rPr>
-          <w:rFonts w:ascii="Consolas" w:hAnsi="Consolas"/>
-          <w:sz w:val="18"/>
-          <w:szCs w:val="18"/>
-          <w:lang w:val="en-US"/>
-        </w:rPr>
-        <w:t>request.getStatus</w:t>
-      </w:r>
-      <w:proofErr w:type="spellEnd"/>
-      <w:r>
-        <w:rPr>
-          <w:rFonts w:ascii="Consolas" w:hAnsi="Consolas"/>
-          <w:sz w:val="18"/>
-          <w:szCs w:val="18"/>
-          <w:lang w:val="en-US"/>
-        </w:rPr>
-        <w:t>());</w:t>
-      </w:r>
-      <w:r>
-        <w:rPr>
-          <w:rFonts w:ascii="Consolas" w:hAnsi="Consolas"/>
-          <w:sz w:val="18"/>
-          <w:szCs w:val="18"/>
-          <w:lang w:val="en-US"/>
-        </w:rPr>
-        <w:br/>
-        <w:t xml:space="preserve">        return </w:t>
-      </w:r>
-      <w:proofErr w:type="spellStart"/>
-      <w:r>
-        <w:rPr>
-          <w:rFonts w:ascii="Consolas" w:hAnsi="Consolas"/>
-          <w:sz w:val="18"/>
-          <w:szCs w:val="18"/>
-          <w:lang w:val="en-US"/>
-        </w:rPr>
-        <w:t>notificationRepository.save</w:t>
-      </w:r>
-      <w:proofErr w:type="spellEnd"/>
-      <w:r>
-        <w:rPr>
-          <w:rFonts w:ascii="Consolas" w:hAnsi="Consolas"/>
-          <w:sz w:val="18"/>
-          <w:szCs w:val="18"/>
-          <w:lang w:val="en-US"/>
-        </w:rPr>
-        <w:t>(notification);</w:t>
+        <w:t xml:space="preserve">        notification.setStatus(request.getStatus());</w:t>
+      </w:r>
+      <w:r>
+        <w:rPr>
+          <w:rFonts w:ascii="Consolas" w:hAnsi="Consolas"/>
+          <w:sz w:val="18"/>
+          <w:szCs w:val="18"/>
+          <w:lang w:val="en-US"/>
+        </w:rPr>
+        <w:br/>
+        <w:t xml:space="preserve">        return notificationRepository.save(notification);</w:t>
       </w:r>
       <w:r>
         <w:rPr>
@@ -10579,17 +6047,8 @@
           <w:rFonts w:ascii="Times New Roman" w:hAnsi="Times New Roman"/>
           <w:sz w:val="28"/>
         </w:rPr>
-        <w:t xml:space="preserve">, который при установке статуса SENT автоматически записывает значение в поле </w:t>
-      </w:r>
-      <w:proofErr w:type="spellStart"/>
-      <w:r>
-        <w:rPr>
-          <w:rFonts w:ascii="Times New Roman" w:hAnsi="Times New Roman"/>
-          <w:sz w:val="28"/>
-        </w:rPr>
-        <w:t>sentAt</w:t>
-      </w:r>
-      <w:proofErr w:type="spellEnd"/>
+        <w:t>, который при установке статуса SENT автоматически записывает значение в поле sentAt</w:t>
+      </w:r>
     </w:p>
     <w:p>
       <w:pPr>
@@ -10606,55 +6065,7 @@
           <w:rFonts w:ascii="Times New Roman" w:hAnsi="Times New Roman"/>
           <w:sz w:val="28"/>
         </w:rPr>
-        <w:t xml:space="preserve">На изображении 20 показана успешная проверка автоматической установки времени отправки. При создании уведомления со статусом SENT поле </w:t>
-      </w:r>
-      <w:proofErr w:type="spellStart"/>
-      <w:r>
-        <w:rPr>
-          <w:rFonts w:ascii="Times New Roman" w:hAnsi="Times New Roman"/>
-          <w:sz w:val="28"/>
-        </w:rPr>
-        <w:t>sentAt</w:t>
-      </w:r>
-      <w:proofErr w:type="spellEnd"/>
-      <w:r>
-        <w:rPr>
-          <w:rFonts w:ascii="Times New Roman" w:hAnsi="Times New Roman"/>
-          <w:sz w:val="28"/>
-        </w:rPr>
-        <w:t xml:space="preserve"> автоматически заполняется текущей датой и временем. При создании уведомления со статусом CREATED поле </w:t>
-      </w:r>
-      <w:proofErr w:type="spellStart"/>
-      <w:r>
-        <w:rPr>
-          <w:rFonts w:ascii="Times New Roman" w:hAnsi="Times New Roman"/>
-          <w:sz w:val="28"/>
-        </w:rPr>
-        <w:t>sentAt</w:t>
-      </w:r>
-      <w:proofErr w:type="spellEnd"/>
-      <w:r>
-        <w:rPr>
-          <w:rFonts w:ascii="Times New Roman" w:hAnsi="Times New Roman"/>
-          <w:sz w:val="28"/>
-        </w:rPr>
-        <w:t xml:space="preserve"> остаётся пустым, а при последующем обновлении статуса на SENT поле </w:t>
-      </w:r>
-      <w:proofErr w:type="spellStart"/>
-      <w:r>
-        <w:rPr>
-          <w:rFonts w:ascii="Times New Roman" w:hAnsi="Times New Roman"/>
-          <w:sz w:val="28"/>
-        </w:rPr>
-        <w:t>sentAt</w:t>
-      </w:r>
-      <w:proofErr w:type="spellEnd"/>
-      <w:r>
-        <w:rPr>
-          <w:rFonts w:ascii="Times New Roman" w:hAnsi="Times New Roman"/>
-          <w:sz w:val="28"/>
-        </w:rPr>
-        <w:t xml:space="preserve"> проставляется в момент обновления.</w:t>
+        <w:t>На изображении 20 показана успешная проверка автоматической установки времени отправки. При создании уведомления со статусом SENT поле sentAt автоматически заполняется текущей датой и временем. При создании уведомления со статусом CREATED поле sentAt остаётся пустым, а при последующем обновлении статуса на SENT поле sentAt проставляется в момент обновления.</w:t>
       </w:r>
     </w:p>
     <w:p>
@@ -10671,6 +6082,7 @@
       <w:r>
         <w:rPr>
           <w:rFonts w:ascii="Times New Roman" w:hAnsi="Times New Roman"/>
+          <w:noProof/>
           <w:sz w:val="28"/>
         </w:rPr>
         <w:lastRenderedPageBreak/>
@@ -10740,14 +6152,7 @@
           <w:rFonts w:ascii="Times New Roman" w:hAnsi="Times New Roman"/>
           <w:sz w:val="28"/>
         </w:rPr>
-        <w:t xml:space="preserve"> ― успешная проверка </w:t>
-      </w:r>
-      <w:r>
-        <w:rPr>
-          <w:rFonts w:ascii="Times New Roman" w:hAnsi="Times New Roman"/>
-          <w:sz w:val="28"/>
-        </w:rPr>
-        <w:t xml:space="preserve">установки времени при написании статуса </w:t>
+        <w:t xml:space="preserve"> ― успешная проверка установки времени при написании статуса </w:t>
       </w:r>
       <w:r>
         <w:rPr>
@@ -10773,23 +6178,7 @@
           <w:rFonts w:ascii="Times New Roman" w:hAnsi="Times New Roman"/>
           <w:sz w:val="28"/>
         </w:rPr>
-        <w:t xml:space="preserve">На изображении 21 показана попытка создать уведомление для несуществующего пользователя. При отправке запроса с </w:t>
-      </w:r>
-      <w:proofErr w:type="spellStart"/>
-      <w:r>
-        <w:rPr>
-          <w:rFonts w:ascii="Times New Roman" w:hAnsi="Times New Roman"/>
-          <w:sz w:val="28"/>
-        </w:rPr>
-        <w:t>recipientId</w:t>
-      </w:r>
-      <w:proofErr w:type="spellEnd"/>
-      <w:r>
-        <w:rPr>
-          <w:rFonts w:ascii="Times New Roman" w:hAnsi="Times New Roman"/>
-          <w:sz w:val="28"/>
-        </w:rPr>
-        <w:t>,</w:t>
+        <w:t>На изображении 21 показана попытка создать уведомление для несуществующего пользователя. При отправке запроса с recipientId,</w:t>
       </w:r>
       <w:r>
         <w:rPr>
@@ -10819,6 +6208,7 @@
       <w:r>
         <w:rPr>
           <w:rFonts w:ascii="Times New Roman" w:hAnsi="Times New Roman"/>
+          <w:noProof/>
           <w:sz w:val="28"/>
           <w:lang w:val="en-US"/>
         </w:rPr>
@@ -10889,93 +6279,15 @@
           <w:rFonts w:ascii="Times New Roman" w:hAnsi="Times New Roman"/>
           <w:sz w:val="28"/>
         </w:rPr>
-        <w:t>1</w:t>
-      </w:r>
-      <w:r>
-        <w:rPr>
-          <w:rFonts w:ascii="Times New Roman" w:hAnsi="Times New Roman"/>
-          <w:sz w:val="28"/>
-        </w:rPr>
-        <w:t xml:space="preserve"> ― успешн</w:t>
-      </w:r>
-      <w:r>
-        <w:rPr>
-          <w:rFonts w:ascii="Times New Roman" w:hAnsi="Times New Roman"/>
-          <w:sz w:val="28"/>
-        </w:rPr>
-        <w:t>ое</w:t>
-      </w:r>
-      <w:r>
-        <w:rPr>
-          <w:rFonts w:ascii="Times New Roman" w:hAnsi="Times New Roman"/>
-          <w:sz w:val="28"/>
-        </w:rPr>
-        <w:t xml:space="preserve"> </w:t>
-      </w:r>
-      <w:r>
-        <w:rPr>
-          <w:rFonts w:ascii="Times New Roman" w:hAnsi="Times New Roman"/>
-          <w:sz w:val="28"/>
-        </w:rPr>
-        <w:t>создание уведомление для несуществующего пользователя</w:t>
-      </w:r>
-      <w:r>
-        <w:rPr>
-          <w:rFonts w:ascii="Times New Roman" w:hAnsi="Times New Roman"/>
-          <w:sz w:val="28"/>
-        </w:rPr>
-        <w:t xml:space="preserve"> (да, именно успешное)</w:t>
+        <w:t>1 ― успешное создание уведомление для несуществующего пользователя</w:t>
       </w:r>
     </w:p>
     <w:p>
       <w:pPr>
         <w:pStyle w:val="ac"/>
-        <w:rPr>
-          <w:lang w:val="en-US"/>
-        </w:rPr>
-      </w:pPr>
-      <w:r>
-        <w:t xml:space="preserve">Таким образом, все поставленные задачи были выполнены: созданы сущности со связями, реализованы CRUD-операции, добавлены кастомные методы поиска через производные имена методов, JPQL, реализована валидация DTO, </w:t>
-      </w:r>
-      <w:proofErr w:type="spellStart"/>
-      <w:r>
-        <w:t>транзакционность</w:t>
-      </w:r>
-      <w:proofErr w:type="spellEnd"/>
-      <w:r>
-        <w:t xml:space="preserve">, автоматическая установка </w:t>
-      </w:r>
-      <w:proofErr w:type="spellStart"/>
-      <w:r>
-        <w:t>sentAt</w:t>
-      </w:r>
-      <w:proofErr w:type="spellEnd"/>
-      <w:r>
-        <w:t xml:space="preserve">, а также продемонстрирована работа всех </w:t>
-      </w:r>
-      <w:proofErr w:type="spellStart"/>
-      <w:r>
-        <w:t>эндпоинтов</w:t>
-      </w:r>
-      <w:proofErr w:type="spellEnd"/>
-      <w:r>
-        <w:t xml:space="preserve"> через </w:t>
-      </w:r>
-      <w:proofErr w:type="spellStart"/>
-      <w:r>
-        <w:t>Postman</w:t>
-      </w:r>
-      <w:proofErr w:type="spellEnd"/>
-      <w:r>
-        <w:t xml:space="preserve"> и автоматическое создание таблиц </w:t>
-      </w:r>
-      <w:proofErr w:type="spellStart"/>
-      <w:r>
-        <w:t>Hibernate</w:t>
-      </w:r>
-      <w:proofErr w:type="spellEnd"/>
-      <w:r>
-        <w:t>.</w:t>
+      </w:pPr>
+      <w:r>
+        <w:t>Таким образом, все поставленные задачи были выполнены: созданы сущности со связями, реализованы CRUD-операции, добавлены кастомные методы поиска через производные имена методов, JPQL, реализована валидация DTO, транзакционность, автоматическая установка sentAt, а также продемонстрирована работа всех эндпоинтов через Postman и автоматическое создание таблиц Hibernate.</w:t>
       </w:r>
     </w:p>
     <w:p/>
@@ -10983,9 +6295,6 @@
       <w:pPr>
         <w:pStyle w:val="2"/>
         <w:ind w:left="-142" w:firstLine="142"/>
-        <w:rPr>
-          <w:lang w:val="en-US"/>
-        </w:rPr>
       </w:pPr>
       <w:r>
         <w:t>Заключение</w:t>
@@ -10999,7 +6308,6 @@
         <w:rPr>
           <w:rFonts w:ascii="Times New Roman" w:hAnsi="Times New Roman" w:cs="Times New Roman"/>
           <w:sz w:val="28"/>
-          <w:lang w:val="en-US"/>
         </w:rPr>
       </w:pPr>
       <w:r>
@@ -11013,7 +6321,6 @@
         <w:rPr>
           <w:rFonts w:ascii="Times New Roman" w:hAnsi="Times New Roman" w:cs="Times New Roman"/>
           <w:sz w:val="28"/>
-          <w:lang w:val="en-US"/>
         </w:rPr>
         <w:t xml:space="preserve"> </w:t>
       </w:r>
@@ -11028,7 +6335,6 @@
         <w:rPr>
           <w:rFonts w:ascii="Times New Roman" w:hAnsi="Times New Roman" w:cs="Times New Roman"/>
           <w:sz w:val="28"/>
-          <w:lang w:val="en-US"/>
         </w:rPr>
         <w:t xml:space="preserve"> </w:t>
       </w:r>
@@ -11043,7 +6349,6 @@
         <w:rPr>
           <w:rFonts w:ascii="Times New Roman" w:hAnsi="Times New Roman" w:cs="Times New Roman"/>
           <w:sz w:val="28"/>
-          <w:lang w:val="en-US"/>
         </w:rPr>
         <w:t xml:space="preserve"> </w:t>
       </w:r>
@@ -11058,7 +6363,6 @@
         <w:rPr>
           <w:rFonts w:ascii="Times New Roman" w:hAnsi="Times New Roman" w:cs="Times New Roman"/>
           <w:sz w:val="28"/>
-          <w:lang w:val="en-US"/>
         </w:rPr>
         <w:t xml:space="preserve"> </w:t>
       </w:r>
@@ -11073,7 +6377,6 @@
         <w:rPr>
           <w:rFonts w:ascii="Times New Roman" w:hAnsi="Times New Roman" w:cs="Times New Roman"/>
           <w:sz w:val="28"/>
-          <w:lang w:val="en-US"/>
         </w:rPr>
         <w:t xml:space="preserve"> </w:t>
       </w:r>
@@ -11088,7 +6391,6 @@
         <w:rPr>
           <w:rFonts w:ascii="Times New Roman" w:hAnsi="Times New Roman" w:cs="Times New Roman"/>
           <w:sz w:val="28"/>
-          <w:lang w:val="en-US"/>
         </w:rPr>
         <w:t xml:space="preserve"> </w:t>
       </w:r>
@@ -11103,7 +6405,6 @@
         <w:rPr>
           <w:rFonts w:ascii="Times New Roman" w:hAnsi="Times New Roman" w:cs="Times New Roman"/>
           <w:sz w:val="28"/>
-          <w:lang w:val="en-US"/>
         </w:rPr>
         <w:t xml:space="preserve"> </w:t>
       </w:r>
@@ -11118,7 +6419,6 @@
         <w:rPr>
           <w:rFonts w:ascii="Times New Roman" w:hAnsi="Times New Roman" w:cs="Times New Roman"/>
           <w:sz w:val="28"/>
-          <w:lang w:val="en-US"/>
         </w:rPr>
         <w:t xml:space="preserve"> </w:t>
       </w:r>
@@ -11133,7 +6433,6 @@
         <w:rPr>
           <w:rFonts w:ascii="Times New Roman" w:hAnsi="Times New Roman" w:cs="Times New Roman"/>
           <w:sz w:val="28"/>
-          <w:lang w:val="en-US"/>
         </w:rPr>
         <w:t xml:space="preserve"> </w:t>
       </w:r>
@@ -11148,7 +6447,6 @@
         <w:rPr>
           <w:rFonts w:ascii="Times New Roman" w:hAnsi="Times New Roman" w:cs="Times New Roman"/>
           <w:sz w:val="28"/>
-          <w:lang w:val="en-US"/>
         </w:rPr>
         <w:t xml:space="preserve"> </w:t>
       </w:r>
@@ -11163,7 +6461,6 @@
         <w:rPr>
           <w:rFonts w:ascii="Times New Roman" w:hAnsi="Times New Roman" w:cs="Times New Roman"/>
           <w:sz w:val="28"/>
-          <w:lang w:val="en-US"/>
         </w:rPr>
         <w:t xml:space="preserve"> </w:t>
       </w:r>
@@ -11178,7 +6475,6 @@
         <w:rPr>
           <w:rFonts w:ascii="Times New Roman" w:hAnsi="Times New Roman" w:cs="Times New Roman"/>
           <w:sz w:val="28"/>
-          <w:lang w:val="en-US"/>
         </w:rPr>
         <w:t xml:space="preserve"> </w:t>
       </w:r>
@@ -11193,7 +6489,6 @@
         <w:rPr>
           <w:rFonts w:ascii="Times New Roman" w:hAnsi="Times New Roman" w:cs="Times New Roman"/>
           <w:sz w:val="28"/>
-          <w:lang w:val="en-US"/>
         </w:rPr>
         <w:t xml:space="preserve"> </w:t>
       </w:r>
@@ -11208,9 +6503,38 @@
         <w:rPr>
           <w:rFonts w:ascii="Times New Roman" w:hAnsi="Times New Roman" w:cs="Times New Roman"/>
           <w:sz w:val="28"/>
-          <w:lang w:val="en-US"/>
-        </w:rPr>
-        <w:t xml:space="preserve"> Spring Boot </w:t>
+        </w:rPr>
+        <w:t xml:space="preserve"> </w:t>
+      </w:r>
+      <w:r>
+        <w:rPr>
+          <w:rFonts w:ascii="Times New Roman" w:hAnsi="Times New Roman" w:cs="Times New Roman"/>
+          <w:sz w:val="28"/>
+          <w:lang w:val="en-US"/>
+        </w:rPr>
+        <w:t>Spring</w:t>
+      </w:r>
+      <w:r>
+        <w:rPr>
+          <w:rFonts w:ascii="Times New Roman" w:hAnsi="Times New Roman" w:cs="Times New Roman"/>
+          <w:sz w:val="28"/>
+        </w:rPr>
+        <w:t xml:space="preserve"> </w:t>
+      </w:r>
+      <w:r>
+        <w:rPr>
+          <w:rFonts w:ascii="Times New Roman" w:hAnsi="Times New Roman" w:cs="Times New Roman"/>
+          <w:sz w:val="28"/>
+          <w:lang w:val="en-US"/>
+        </w:rPr>
+        <w:t>Boot</w:t>
+      </w:r>
+      <w:r>
+        <w:rPr>
+          <w:rFonts w:ascii="Times New Roman" w:hAnsi="Times New Roman" w:cs="Times New Roman"/>
+          <w:sz w:val="28"/>
+        </w:rPr>
+        <w:t xml:space="preserve"> </w:t>
       </w:r>
       <w:r>
         <w:rPr>
@@ -11223,7 +6547,6 @@
         <w:rPr>
           <w:rFonts w:ascii="Times New Roman" w:hAnsi="Times New Roman" w:cs="Times New Roman"/>
           <w:sz w:val="28"/>
-          <w:lang w:val="en-US"/>
         </w:rPr>
         <w:t xml:space="preserve"> </w:t>
       </w:r>
@@ -11238,9 +6561,53 @@
         <w:rPr>
           <w:rFonts w:ascii="Times New Roman" w:hAnsi="Times New Roman" w:cs="Times New Roman"/>
           <w:sz w:val="28"/>
-          <w:lang w:val="en-US"/>
-        </w:rPr>
-        <w:t xml:space="preserve"> Spring Data JPA </w:t>
+        </w:rPr>
+        <w:t xml:space="preserve"> </w:t>
+      </w:r>
+      <w:r>
+        <w:rPr>
+          <w:rFonts w:ascii="Times New Roman" w:hAnsi="Times New Roman" w:cs="Times New Roman"/>
+          <w:sz w:val="28"/>
+          <w:lang w:val="en-US"/>
+        </w:rPr>
+        <w:t>Spring</w:t>
+      </w:r>
+      <w:r>
+        <w:rPr>
+          <w:rFonts w:ascii="Times New Roman" w:hAnsi="Times New Roman" w:cs="Times New Roman"/>
+          <w:sz w:val="28"/>
+        </w:rPr>
+        <w:t xml:space="preserve"> </w:t>
+      </w:r>
+      <w:r>
+        <w:rPr>
+          <w:rFonts w:ascii="Times New Roman" w:hAnsi="Times New Roman" w:cs="Times New Roman"/>
+          <w:sz w:val="28"/>
+          <w:lang w:val="en-US"/>
+        </w:rPr>
+        <w:t>Data</w:t>
+      </w:r>
+      <w:r>
+        <w:rPr>
+          <w:rFonts w:ascii="Times New Roman" w:hAnsi="Times New Roman" w:cs="Times New Roman"/>
+          <w:sz w:val="28"/>
+        </w:rPr>
+        <w:t xml:space="preserve"> </w:t>
+      </w:r>
+      <w:r>
+        <w:rPr>
+          <w:rFonts w:ascii="Times New Roman" w:hAnsi="Times New Roman" w:cs="Times New Roman"/>
+          <w:sz w:val="28"/>
+          <w:lang w:val="en-US"/>
+        </w:rPr>
+        <w:t>JPA</w:t>
+      </w:r>
+      <w:r>
+        <w:rPr>
+          <w:rFonts w:ascii="Times New Roman" w:hAnsi="Times New Roman" w:cs="Times New Roman"/>
+          <w:sz w:val="28"/>
+        </w:rPr>
+        <w:t xml:space="preserve"> </w:t>
       </w:r>
       <w:r>
         <w:rPr>
@@ -11253,9 +6620,23 @@
         <w:rPr>
           <w:rFonts w:ascii="Times New Roman" w:hAnsi="Times New Roman" w:cs="Times New Roman"/>
           <w:sz w:val="28"/>
-          <w:lang w:val="en-US"/>
-        </w:rPr>
-        <w:t xml:space="preserve"> Hibernate. </w:t>
+        </w:rPr>
+        <w:t xml:space="preserve"> </w:t>
+      </w:r>
+      <w:r>
+        <w:rPr>
+          <w:rFonts w:ascii="Times New Roman" w:hAnsi="Times New Roman" w:cs="Times New Roman"/>
+          <w:sz w:val="28"/>
+          <w:lang w:val="en-US"/>
+        </w:rPr>
+        <w:t>Hibernate</w:t>
+      </w:r>
+      <w:r>
+        <w:rPr>
+          <w:rFonts w:ascii="Times New Roman" w:hAnsi="Times New Roman" w:cs="Times New Roman"/>
+          <w:sz w:val="28"/>
+        </w:rPr>
+        <w:t xml:space="preserve">. </w:t>
       </w:r>
       <w:r>
         <w:rPr>
@@ -11268,7 +6649,6 @@
         <w:rPr>
           <w:rFonts w:ascii="Times New Roman" w:hAnsi="Times New Roman" w:cs="Times New Roman"/>
           <w:sz w:val="28"/>
-          <w:lang w:val="en-US"/>
         </w:rPr>
         <w:t xml:space="preserve"> </w:t>
       </w:r>
@@ -11283,7 +6663,6 @@
         <w:rPr>
           <w:rFonts w:ascii="Times New Roman" w:hAnsi="Times New Roman" w:cs="Times New Roman"/>
           <w:sz w:val="28"/>
-          <w:lang w:val="en-US"/>
         </w:rPr>
         <w:t xml:space="preserve"> </w:t>
       </w:r>
@@ -11298,7 +6677,6 @@
         <w:rPr>
           <w:rFonts w:ascii="Times New Roman" w:hAnsi="Times New Roman" w:cs="Times New Roman"/>
           <w:sz w:val="28"/>
-          <w:lang w:val="en-US"/>
         </w:rPr>
         <w:t xml:space="preserve"> </w:t>
       </w:r>
@@ -11313,7 +6691,6 @@
         <w:rPr>
           <w:rFonts w:ascii="Times New Roman" w:hAnsi="Times New Roman" w:cs="Times New Roman"/>
           <w:sz w:val="28"/>
-          <w:lang w:val="en-US"/>
         </w:rPr>
         <w:t xml:space="preserve"> </w:t>
       </w:r>
@@ -11328,7 +6705,6 @@
         <w:rPr>
           <w:rFonts w:ascii="Times New Roman" w:hAnsi="Times New Roman" w:cs="Times New Roman"/>
           <w:sz w:val="28"/>
-          <w:lang w:val="en-US"/>
         </w:rPr>
         <w:t xml:space="preserve"> </w:t>
       </w:r>
@@ -11343,7 +6719,6 @@
         <w:rPr>
           <w:rFonts w:ascii="Times New Roman" w:hAnsi="Times New Roman" w:cs="Times New Roman"/>
           <w:sz w:val="28"/>
-          <w:lang w:val="en-US"/>
         </w:rPr>
         <w:t xml:space="preserve"> </w:t>
       </w:r>
@@ -11358,7 +6733,6 @@
         <w:rPr>
           <w:rFonts w:ascii="Times New Roman" w:hAnsi="Times New Roman" w:cs="Times New Roman"/>
           <w:sz w:val="28"/>
-          <w:lang w:val="en-US"/>
         </w:rPr>
         <w:t xml:space="preserve"> </w:t>
       </w:r>
@@ -11373,7 +6747,6 @@
         <w:rPr>
           <w:rFonts w:ascii="Times New Roman" w:hAnsi="Times New Roman" w:cs="Times New Roman"/>
           <w:sz w:val="28"/>
-          <w:lang w:val="en-US"/>
         </w:rPr>
         <w:t xml:space="preserve"> </w:t>
       </w:r>
@@ -11388,7 +6761,6 @@
         <w:rPr>
           <w:rFonts w:ascii="Times New Roman" w:hAnsi="Times New Roman" w:cs="Times New Roman"/>
           <w:sz w:val="28"/>
-          <w:lang w:val="en-US"/>
         </w:rPr>
         <w:t xml:space="preserve"> </w:t>
       </w:r>
@@ -11403,7 +6775,6 @@
         <w:rPr>
           <w:rFonts w:ascii="Times New Roman" w:hAnsi="Times New Roman" w:cs="Times New Roman"/>
           <w:sz w:val="28"/>
-          <w:lang w:val="en-US"/>
         </w:rPr>
         <w:t xml:space="preserve"> </w:t>
       </w:r>
@@ -11418,7 +6789,6 @@
         <w:rPr>
           <w:rFonts w:ascii="Times New Roman" w:hAnsi="Times New Roman" w:cs="Times New Roman"/>
           <w:sz w:val="28"/>
-          <w:lang w:val="en-US"/>
         </w:rPr>
         <w:t xml:space="preserve"> </w:t>
       </w:r>
@@ -11433,7 +6803,6 @@
         <w:rPr>
           <w:rFonts w:ascii="Times New Roman" w:hAnsi="Times New Roman" w:cs="Times New Roman"/>
           <w:sz w:val="28"/>
-          <w:lang w:val="en-US"/>
         </w:rPr>
         <w:t xml:space="preserve"> </w:t>
       </w:r>
@@ -11448,7 +6817,6 @@
         <w:rPr>
           <w:rFonts w:ascii="Times New Roman" w:hAnsi="Times New Roman" w:cs="Times New Roman"/>
           <w:sz w:val="28"/>
-          <w:lang w:val="en-US"/>
         </w:rPr>
         <w:t xml:space="preserve"> </w:t>
       </w:r>
@@ -11463,7 +6831,6 @@
         <w:rPr>
           <w:rFonts w:ascii="Times New Roman" w:hAnsi="Times New Roman" w:cs="Times New Roman"/>
           <w:sz w:val="28"/>
-          <w:lang w:val="en-US"/>
         </w:rPr>
         <w:t xml:space="preserve"> </w:t>
       </w:r>
@@ -11478,7 +6845,6 @@
         <w:rPr>
           <w:rFonts w:ascii="Times New Roman" w:hAnsi="Times New Roman" w:cs="Times New Roman"/>
           <w:sz w:val="28"/>
-          <w:lang w:val="en-US"/>
         </w:rPr>
         <w:t xml:space="preserve"> </w:t>
       </w:r>
@@ -11493,7 +6859,6 @@
         <w:rPr>
           <w:rFonts w:ascii="Times New Roman" w:hAnsi="Times New Roman" w:cs="Times New Roman"/>
           <w:sz w:val="28"/>
-          <w:lang w:val="en-US"/>
         </w:rPr>
         <w:t xml:space="preserve"> </w:t>
       </w:r>
@@ -11508,9 +6873,23 @@
         <w:rPr>
           <w:rFonts w:ascii="Times New Roman" w:hAnsi="Times New Roman" w:cs="Times New Roman"/>
           <w:sz w:val="28"/>
-          <w:lang w:val="en-US"/>
-        </w:rPr>
-        <w:t xml:space="preserve"> PostgreSQL. </w:t>
+        </w:rPr>
+        <w:t xml:space="preserve"> </w:t>
+      </w:r>
+      <w:r>
+        <w:rPr>
+          <w:rFonts w:ascii="Times New Roman" w:hAnsi="Times New Roman" w:cs="Times New Roman"/>
+          <w:sz w:val="28"/>
+          <w:lang w:val="en-US"/>
+        </w:rPr>
+        <w:t>PostgreSQL</w:t>
+      </w:r>
+      <w:r>
+        <w:rPr>
+          <w:rFonts w:ascii="Times New Roman" w:hAnsi="Times New Roman" w:cs="Times New Roman"/>
+          <w:sz w:val="28"/>
+        </w:rPr>
+        <w:t xml:space="preserve">. </w:t>
       </w:r>
       <w:r>
         <w:rPr>
@@ -11523,7 +6902,6 @@
         <w:rPr>
           <w:rFonts w:ascii="Times New Roman" w:hAnsi="Times New Roman" w:cs="Times New Roman"/>
           <w:sz w:val="28"/>
-          <w:lang w:val="en-US"/>
         </w:rPr>
         <w:t xml:space="preserve"> </w:t>
       </w:r>
@@ -11538,7 +6916,6 @@
         <w:rPr>
           <w:rFonts w:ascii="Times New Roman" w:hAnsi="Times New Roman" w:cs="Times New Roman"/>
           <w:sz w:val="28"/>
-          <w:lang w:val="en-US"/>
         </w:rPr>
         <w:t xml:space="preserve"> </w:t>
       </w:r>
@@ -11553,7 +6930,6 @@
         <w:rPr>
           <w:rFonts w:ascii="Times New Roman" w:hAnsi="Times New Roman" w:cs="Times New Roman"/>
           <w:sz w:val="28"/>
-          <w:lang w:val="en-US"/>
         </w:rPr>
         <w:t xml:space="preserve"> </w:t>
       </w:r>
@@ -11568,7 +6944,6 @@
         <w:rPr>
           <w:rFonts w:ascii="Times New Roman" w:hAnsi="Times New Roman" w:cs="Times New Roman"/>
           <w:sz w:val="28"/>
-          <w:lang w:val="en-US"/>
         </w:rPr>
         <w:t xml:space="preserve"> (</w:t>
       </w:r>
@@ -11583,7 +6958,6 @@
         <w:rPr>
           <w:rFonts w:ascii="Times New Roman" w:hAnsi="Times New Roman" w:cs="Times New Roman"/>
           <w:sz w:val="28"/>
-          <w:lang w:val="en-US"/>
         </w:rPr>
         <w:t xml:space="preserve"> — </w:t>
       </w:r>
@@ -11598,7 +6972,6 @@
         <w:rPr>
           <w:rFonts w:ascii="Times New Roman" w:hAnsi="Times New Roman" w:cs="Times New Roman"/>
           <w:sz w:val="28"/>
-          <w:lang w:val="en-US"/>
         </w:rPr>
         <w:t xml:space="preserve"> — </w:t>
       </w:r>
@@ -11613,7 +6986,6 @@
         <w:rPr>
           <w:rFonts w:ascii="Times New Roman" w:hAnsi="Times New Roman" w:cs="Times New Roman"/>
           <w:sz w:val="28"/>
-          <w:lang w:val="en-US"/>
         </w:rPr>
         <w:t xml:space="preserve">), </w:t>
       </w:r>
@@ -11628,7 +7000,6 @@
         <w:rPr>
           <w:rFonts w:ascii="Times New Roman" w:hAnsi="Times New Roman" w:cs="Times New Roman"/>
           <w:sz w:val="28"/>
-          <w:lang w:val="en-US"/>
         </w:rPr>
         <w:t xml:space="preserve"> </w:t>
       </w:r>
@@ -11643,7 +7014,6 @@
         <w:rPr>
           <w:rFonts w:ascii="Times New Roman" w:hAnsi="Times New Roman" w:cs="Times New Roman"/>
           <w:sz w:val="28"/>
-          <w:lang w:val="en-US"/>
         </w:rPr>
         <w:t xml:space="preserve"> </w:t>
       </w:r>
@@ -11658,7 +7028,6 @@
         <w:rPr>
           <w:rFonts w:ascii="Times New Roman" w:hAnsi="Times New Roman" w:cs="Times New Roman"/>
           <w:sz w:val="28"/>
-          <w:lang w:val="en-US"/>
         </w:rPr>
         <w:t xml:space="preserve"> </w:t>
       </w:r>
@@ -11673,7 +7042,6 @@
         <w:rPr>
           <w:rFonts w:ascii="Times New Roman" w:hAnsi="Times New Roman" w:cs="Times New Roman"/>
           <w:sz w:val="28"/>
-          <w:lang w:val="en-US"/>
         </w:rPr>
         <w:t xml:space="preserve"> </w:t>
       </w:r>
@@ -11688,7 +7056,6 @@
         <w:rPr>
           <w:rFonts w:ascii="Times New Roman" w:hAnsi="Times New Roman" w:cs="Times New Roman"/>
           <w:sz w:val="28"/>
-          <w:lang w:val="en-US"/>
         </w:rPr>
         <w:t xml:space="preserve"> </w:t>
       </w:r>
@@ -11703,7 +7070,6 @@
         <w:rPr>
           <w:rFonts w:ascii="Times New Roman" w:hAnsi="Times New Roman" w:cs="Times New Roman"/>
           <w:sz w:val="28"/>
-          <w:lang w:val="en-US"/>
         </w:rPr>
         <w:t xml:space="preserve"> </w:t>
       </w:r>
@@ -11718,7 +7084,6 @@
         <w:rPr>
           <w:rFonts w:ascii="Times New Roman" w:hAnsi="Times New Roman" w:cs="Times New Roman"/>
           <w:sz w:val="28"/>
-          <w:lang w:val="en-US"/>
         </w:rPr>
         <w:t xml:space="preserve"> </w:t>
       </w:r>
@@ -11733,7 +7098,6 @@
         <w:rPr>
           <w:rFonts w:ascii="Times New Roman" w:hAnsi="Times New Roman" w:cs="Times New Roman"/>
           <w:sz w:val="28"/>
-          <w:lang w:val="en-US"/>
         </w:rPr>
         <w:t>.</w:t>
       </w:r>
@@ -11760,9 +7124,23 @@
         <w:rPr>
           <w:rFonts w:ascii="Times New Roman" w:hAnsi="Times New Roman" w:cs="Times New Roman"/>
           <w:sz w:val="28"/>
-          <w:lang w:val="en-US"/>
-        </w:rPr>
-        <w:t xml:space="preserve"> JPA-</w:t>
+        </w:rPr>
+        <w:t xml:space="preserve"> </w:t>
+      </w:r>
+      <w:r>
+        <w:rPr>
+          <w:rFonts w:ascii="Times New Roman" w:hAnsi="Times New Roman" w:cs="Times New Roman"/>
+          <w:sz w:val="28"/>
+          <w:lang w:val="en-US"/>
+        </w:rPr>
+        <w:t>JPA</w:t>
+      </w:r>
+      <w:r>
+        <w:rPr>
+          <w:rFonts w:ascii="Times New Roman" w:hAnsi="Times New Roman" w:cs="Times New Roman"/>
+          <w:sz w:val="28"/>
+        </w:rPr>
+        <w:t>-</w:t>
       </w:r>
       <w:r>
         <w:rPr>
@@ -11805,7 +7183,6 @@
         <w:rPr>
           <w:rFonts w:ascii="Times New Roman" w:hAnsi="Times New Roman" w:cs="Times New Roman"/>
           <w:sz w:val="28"/>
-          <w:lang w:val="en-US"/>
         </w:rPr>
         <w:t xml:space="preserve"> </w:t>
       </w:r>
@@ -11820,7 +7197,6 @@
         <w:rPr>
           <w:rFonts w:ascii="Times New Roman" w:hAnsi="Times New Roman" w:cs="Times New Roman"/>
           <w:sz w:val="28"/>
-          <w:lang w:val="en-US"/>
         </w:rPr>
         <w:t xml:space="preserve"> </w:t>
       </w:r>
@@ -11835,9 +7211,53 @@
         <w:rPr>
           <w:rFonts w:ascii="Times New Roman" w:hAnsi="Times New Roman" w:cs="Times New Roman"/>
           <w:sz w:val="28"/>
-          <w:lang w:val="en-US"/>
-        </w:rPr>
-        <w:t xml:space="preserve"> (@OneToMany, @ManyToOne) </w:t>
+        </w:rPr>
+        <w:t xml:space="preserve"> (@</w:t>
+      </w:r>
+      <w:r>
+        <w:rPr>
+          <w:rFonts w:ascii="Times New Roman" w:hAnsi="Times New Roman" w:cs="Times New Roman"/>
+          <w:sz w:val="28"/>
+          <w:lang w:val="en-US"/>
+        </w:rPr>
+        <w:t>OneToMany</w:t>
+      </w:r>
+      <w:r>
+        <w:rPr>
+          <w:rFonts w:ascii="Times New Roman" w:hAnsi="Times New Roman" w:cs="Times New Roman"/>
+          <w:sz w:val="28"/>
+        </w:rPr>
+        <w:t>,</w:t>
+      </w:r>
+      <w:r>
+        <w:rPr>
+          <w:rFonts w:ascii="Times New Roman" w:hAnsi="Times New Roman" w:cs="Times New Roman"/>
+          <w:sz w:val="28"/>
+          <w:lang w:val="en-US"/>
+        </w:rPr>
+        <w:t> </w:t>
+      </w:r>
+      <w:r>
+        <w:rPr>
+          <w:rFonts w:ascii="Times New Roman" w:hAnsi="Times New Roman" w:cs="Times New Roman"/>
+          <w:sz w:val="28"/>
+        </w:rPr>
+        <w:t>@</w:t>
+      </w:r>
+      <w:r>
+        <w:rPr>
+          <w:rFonts w:ascii="Times New Roman" w:hAnsi="Times New Roman" w:cs="Times New Roman"/>
+          <w:sz w:val="28"/>
+          <w:lang w:val="en-US"/>
+        </w:rPr>
+        <w:t>ManyToOne</w:t>
+      </w:r>
+      <w:r>
+        <w:rPr>
+          <w:rFonts w:ascii="Times New Roman" w:hAnsi="Times New Roman" w:cs="Times New Roman"/>
+          <w:sz w:val="28"/>
+        </w:rPr>
+        <w:t xml:space="preserve">) </w:t>
       </w:r>
       <w:r>
         <w:rPr>
@@ -11850,7 +7270,6 @@
         <w:rPr>
           <w:rFonts w:ascii="Times New Roman" w:hAnsi="Times New Roman" w:cs="Times New Roman"/>
           <w:sz w:val="28"/>
-          <w:lang w:val="en-US"/>
         </w:rPr>
         <w:t xml:space="preserve"> </w:t>
       </w:r>
@@ -11865,7 +7284,6 @@
         <w:rPr>
           <w:rFonts w:ascii="Times New Roman" w:hAnsi="Times New Roman" w:cs="Times New Roman"/>
           <w:sz w:val="28"/>
-          <w:lang w:val="en-US"/>
         </w:rPr>
         <w:t xml:space="preserve"> </w:t>
       </w:r>
@@ -11880,7 +7298,6 @@
         <w:rPr>
           <w:rFonts w:ascii="Times New Roman" w:hAnsi="Times New Roman" w:cs="Times New Roman"/>
           <w:sz w:val="28"/>
-          <w:lang w:val="en-US"/>
         </w:rPr>
         <w:t xml:space="preserve"> </w:t>
       </w:r>
@@ -11895,7 +7312,6 @@
         <w:rPr>
           <w:rFonts w:ascii="Times New Roman" w:hAnsi="Times New Roman" w:cs="Times New Roman"/>
           <w:sz w:val="28"/>
-          <w:lang w:val="en-US"/>
         </w:rPr>
         <w:t xml:space="preserve"> </w:t>
       </w:r>
@@ -11910,7 +7326,6 @@
         <w:rPr>
           <w:rFonts w:ascii="Times New Roman" w:hAnsi="Times New Roman" w:cs="Times New Roman"/>
           <w:sz w:val="28"/>
-          <w:lang w:val="en-US"/>
         </w:rPr>
         <w:t xml:space="preserve"> </w:t>
       </w:r>
@@ -11925,7 +7340,6 @@
         <w:rPr>
           <w:rFonts w:ascii="Times New Roman" w:hAnsi="Times New Roman" w:cs="Times New Roman"/>
           <w:sz w:val="28"/>
-          <w:lang w:val="en-US"/>
         </w:rPr>
         <w:t xml:space="preserve"> </w:t>
       </w:r>
@@ -11940,7 +7354,6 @@
         <w:rPr>
           <w:rFonts w:ascii="Times New Roman" w:hAnsi="Times New Roman" w:cs="Times New Roman"/>
           <w:sz w:val="28"/>
-          <w:lang w:val="en-US"/>
         </w:rPr>
         <w:t xml:space="preserve"> </w:t>
       </w:r>
@@ -11955,7 +7368,6 @@
         <w:rPr>
           <w:rFonts w:ascii="Times New Roman" w:hAnsi="Times New Roman" w:cs="Times New Roman"/>
           <w:sz w:val="28"/>
-          <w:lang w:val="en-US"/>
         </w:rPr>
         <w:t xml:space="preserve"> </w:t>
       </w:r>
@@ -11970,7 +7382,6 @@
         <w:rPr>
           <w:rFonts w:ascii="Times New Roman" w:hAnsi="Times New Roman" w:cs="Times New Roman"/>
           <w:sz w:val="28"/>
-          <w:lang w:val="en-US"/>
         </w:rPr>
         <w:t xml:space="preserve"> </w:t>
       </w:r>
@@ -11985,7 +7396,6 @@
         <w:rPr>
           <w:rFonts w:ascii="Times New Roman" w:hAnsi="Times New Roman" w:cs="Times New Roman"/>
           <w:sz w:val="28"/>
-          <w:lang w:val="en-US"/>
         </w:rPr>
         <w:t xml:space="preserve">. </w:t>
       </w:r>
@@ -11994,23 +7404,7 @@
           <w:rFonts w:ascii="Times New Roman" w:hAnsi="Times New Roman" w:cs="Times New Roman"/>
           <w:sz w:val="28"/>
         </w:rPr>
-        <w:t>Использование интерфейсов репозиториев, наследуемых от </w:t>
-      </w:r>
-      <w:proofErr w:type="spellStart"/>
-      <w:r>
-        <w:rPr>
-          <w:rFonts w:ascii="Times New Roman" w:hAnsi="Times New Roman" w:cs="Times New Roman"/>
-          <w:sz w:val="28"/>
-        </w:rPr>
-        <w:t>JpaRepository</w:t>
-      </w:r>
-      <w:proofErr w:type="spellEnd"/>
-      <w:r>
-        <w:rPr>
-          <w:rFonts w:ascii="Times New Roman" w:hAnsi="Times New Roman" w:cs="Times New Roman"/>
-          <w:sz w:val="28"/>
-        </w:rPr>
-        <w:t>, позволило автоматически получать готовую реализацию базовых CRUD-операций, а также легко расширять функциональность за счет производных методов и аннотации @Query.</w:t>
+        <w:t>Использование интерфейсов репозиториев, наследуемых от JpaRepository, позволило автоматически получать готовую реализацию базовых CRUD-операций, а также легко расширять функциональность за счет производных методов и аннотации @Query.</w:t>
       </w:r>
     </w:p>
     <w:p>
@@ -12028,39 +7422,7 @@
           <w:rFonts w:ascii="Times New Roman" w:hAnsi="Times New Roman" w:cs="Times New Roman"/>
           <w:sz w:val="28"/>
         </w:rPr>
-        <w:t xml:space="preserve">Были изучены и применены на практике механизмы транзакций (@Transactional), гарантирующие атомарность операций и откат изменений при возникновении исключений. Валидация входных данных через </w:t>
-      </w:r>
-      <w:proofErr w:type="spellStart"/>
-      <w:r>
-        <w:rPr>
-          <w:rFonts w:ascii="Times New Roman" w:hAnsi="Times New Roman" w:cs="Times New Roman"/>
-          <w:sz w:val="28"/>
-        </w:rPr>
-        <w:t>Bean</w:t>
-      </w:r>
-      <w:proofErr w:type="spellEnd"/>
-      <w:r>
-        <w:rPr>
-          <w:rFonts w:ascii="Times New Roman" w:hAnsi="Times New Roman" w:cs="Times New Roman"/>
-          <w:sz w:val="28"/>
-        </w:rPr>
-        <w:t xml:space="preserve"> </w:t>
-      </w:r>
-      <w:proofErr w:type="spellStart"/>
-      <w:r>
-        <w:rPr>
-          <w:rFonts w:ascii="Times New Roman" w:hAnsi="Times New Roman" w:cs="Times New Roman"/>
-          <w:sz w:val="28"/>
-        </w:rPr>
-        <w:t>Validation</w:t>
-      </w:r>
-      <w:proofErr w:type="spellEnd"/>
-      <w:r>
-        <w:rPr>
-          <w:rFonts w:ascii="Times New Roman" w:hAnsi="Times New Roman" w:cs="Times New Roman"/>
-          <w:sz w:val="28"/>
-        </w:rPr>
-        <w:t xml:space="preserve"> (@Valid, @NotBlank, @Email, @Pattern) обеспечила защиту от некорректных запросов на уровне контроллера. Преобразование сущностей в DTO позволило контролировать, какие данные передаются клиенту, и отделить внутреннее представление от API.</w:t>
+        <w:t>Были изучены и применены на практике механизмы транзакций (@Transactional), гарантирующие атомарность операций и откат изменений при возникновении исключений. Валидация входных данных через Bean Validation (@Valid, @NotBlank, @Email, @Pattern) обеспечила защиту от некорректных запросов на уровне контроллера. Преобразование сущностей в DTO позволило контролировать, какие данные передаются клиенту, и отделить внутреннее представление от API.</w:t>
       </w:r>
     </w:p>
     <w:p>
@@ -12078,23 +7440,7 @@
           <w:rFonts w:ascii="Times New Roman" w:hAnsi="Times New Roman" w:cs="Times New Roman"/>
           <w:sz w:val="28"/>
         </w:rPr>
-        <w:t xml:space="preserve">Особое внимание было уделено гибкости Spring Data JPA: возможность создавать запросы через именованные методы, JPQL и </w:t>
-      </w:r>
-      <w:proofErr w:type="spellStart"/>
-      <w:r>
-        <w:rPr>
-          <w:rFonts w:ascii="Times New Roman" w:hAnsi="Times New Roman" w:cs="Times New Roman"/>
-          <w:sz w:val="28"/>
-        </w:rPr>
-        <w:t>native</w:t>
-      </w:r>
-      <w:proofErr w:type="spellEnd"/>
-      <w:r>
-        <w:rPr>
-          <w:rFonts w:ascii="Times New Roman" w:hAnsi="Times New Roman" w:cs="Times New Roman"/>
-          <w:sz w:val="28"/>
-        </w:rPr>
-        <w:t xml:space="preserve"> SQL демонстрирует адаптивность под разные сценарии. Дополнительно реализованная автоматическая установка времени отправки уведомления и обработка ошибки при несуществующем пользователе показывают, как бизнес-логика интегрируется с хранилищем данных.</w:t>
+        <w:t>Особое внимание было уделено гибкости Spring Data JPA: возможность создавать запросы через именованные методы, JPQL и native SQL демонстрирует адаптивность под разные сценарии. Дополнительно реализованная автоматическая установка времени отправки уведомления и обработка ошибки при несуществующем пользователе показывают, как бизнес-логика интегрируется с хранилищем данных.</w:t>
       </w:r>
     </w:p>
     <w:p>
@@ -12138,7 +7484,6 @@
           <w:lang w:val="en-US"/>
         </w:rPr>
       </w:pPr>
-      <w:proofErr w:type="spellStart"/>
       <w:r>
         <w:rPr>
           <w:b/>
@@ -12149,7 +7494,6 @@
         </w:rPr>
         <w:t>Github</w:t>
       </w:r>
-      <w:proofErr w:type="spellEnd"/>
       <w:r>
         <w:rPr>
           <w:b/>
@@ -16706,6 +12050,7 @@
   <w:style w:type="character" w:default="1" w:styleId="a0">
     <w:name w:val="Default Paragraph Font"/>
     <w:uiPriority w:val="1"/>
+    <w:semiHidden/>
     <w:unhideWhenUsed/>
   </w:style>
   <w:style w:type="table" w:default="1" w:styleId="a1">
